--- a/DOCS/testes/Documentacao_Testes.docx
+++ b/DOCS/testes/Documentacao_Testes.docx
@@ -4,7 +4,7 @@
   <w:body>
     <w:tbl>
       <w:tblPr>
-        <w:tblStyle w:val="909"/>
+        <w:tblStyle w:val="941"/>
         <w:tblInd w:w="-437" w:type="dxa"/>
         <w:tblW w:w="16157" w:type="dxa"/>
         <w:tblBorders/>
@@ -393,7 +393,7 @@
               <w:rPr/>
             </w:pPr>
             <w:r>
-              <w:t xml:space="preserve">CT-001</w:t>
+              <w:t xml:space="preserve">CT-01</w:t>
             </w:r>
             <w:r/>
           </w:p>
@@ -411,9 +411,11 @@
               <w:ind/>
               <w:rPr/>
             </w:pPr>
+            <w:r/>
             <w:r>
-              <w:t xml:space="preserve">Apresentação do mapa</w:t>
+              <w:t xml:space="preserve">Apresentação da árvore conversacional guiada</w:t>
             </w:r>
+            <w:r/>
             <w:r/>
           </w:p>
         </w:tc>
@@ -430,9 +432,11 @@
               <w:ind/>
               <w:rPr/>
             </w:pPr>
+            <w:r/>
             <w:r>
-              <w:t xml:space="preserve">Mapa deve aparecer com demarcações de bioma ou estado</w:t>
+              <w:t xml:space="preserve">O banco de dados de nós de navegação deve estar populado e acessível pelo sistema.</w:t>
             </w:r>
+            <w:r/>
             <w:r/>
           </w:p>
         </w:tc>
@@ -449,9 +453,11 @@
               <w:ind/>
               <w:rPr/>
             </w:pPr>
+            <w:r/>
             <w:r>
-              <w:t xml:space="preserve">Entrar no site e selecionar bioma ou estado</w:t>
+              <w:t xml:space="preserve">Acesso à aplicação de autoatendimento.</w:t>
             </w:r>
+            <w:r/>
             <w:r/>
           </w:p>
         </w:tc>
@@ -469,8 +475,37 @@
               <w:rPr/>
             </w:pPr>
             <w:r>
-              <w:t xml:space="preserve">1.Acessar site</w:t>
+              <w:rPr>
+                <w:highlight w:val="none"/>
+              </w:rPr>
             </w:r>
+            <w:r>
+              <w:rPr>
+                <w:highlight w:val="none"/>
+              </w:rPr>
+            </w:r>
+            <w:r>
+              <w:rPr>
+                <w:highlight w:val="none"/>
+              </w:rPr>
+            </w:r>
+          </w:p>
+          <w:p>
+            <w:pPr>
+              <w:pBdr/>
+              <w:spacing/>
+              <w:ind/>
+              <w:rPr>
+                <w:highlight w:val="none"/>
+              </w:rPr>
+            </w:pPr>
+            <w:r>
+              <w:t xml:space="preserve">1.</w:t>
+            </w:r>
+            <w:r>
+              <w:t xml:space="preserve">Acessar a página inicial do chatbot.</w:t>
+            </w:r>
+            <w:r/>
             <w:r/>
           </w:p>
           <w:p>
@@ -481,7 +516,28 @@
               <w:rPr/>
             </w:pPr>
             <w:r>
-              <w:t xml:space="preserve">2.Selecionar bioma ou estado</w:t>
+              <w:t xml:space="preserve">2.</w:t>
+            </w:r>
+            <w:r>
+              <w:t xml:space="preserve">Verificar as opções de cursos/perfis exibidas no menu inicial.</w:t>
+            </w:r>
+            <w:r/>
+            <w:r/>
+          </w:p>
+          <w:p>
+            <w:pPr>
+              <w:pBdr/>
+              <w:spacing/>
+              <w:ind/>
+              <w:rPr>
+                <w:highlight w:val="none"/>
+              </w:rPr>
+            </w:pPr>
+            <w:r>
+              <w:t xml:space="preserve">3.</w:t>
+            </w:r>
+            <w:r>
+              <w:t xml:space="preserve">Clicar em uma das opções de curso (ex: Desenvolvimento de Software Multiplataforma).</w:t>
             </w:r>
             <w:r/>
           </w:p>
@@ -493,9 +549,20 @@
               <w:rPr/>
             </w:pPr>
             <w:r>
-              <w:t xml:space="preserve">3.Clicar em “Aplicar filtro”</w:t>
+              <w:rPr>
+                <w:highlight w:val="none"/>
+              </w:rPr>
             </w:r>
-            <w:r/>
+            <w:r>
+              <w:rPr>
+                <w:highlight w:val="none"/>
+              </w:rPr>
+            </w:r>
+            <w:r>
+              <w:rPr>
+                <w:highlight w:val="none"/>
+              </w:rPr>
+            </w:r>
           </w:p>
         </w:tc>
         <w:tc>
@@ -511,12 +578,11 @@
               <w:ind/>
               <w:rPr/>
             </w:pPr>
+            <w:r/>
             <w:r>
-              <w:t xml:space="preserve">Mapa aparece com área escolhida demarcada por uma linha colorida ou preta</w:t>
+              <w:t xml:space="preserve">O chatbot exibe o texto de boas-vindas e a árvore de menus hierárquicos interativos corretamente, mudando conforme o curso selecionado.</w:t>
             </w:r>
-            <w:r>
-              <w:t xml:space="preserve">.</w:t>
-            </w:r>
+            <w:r/>
             <w:r/>
           </w:p>
         </w:tc>
@@ -533,9 +599,11 @@
               <w:ind/>
               <w:rPr/>
             </w:pPr>
+            <w:r/>
             <w:r>
-              <w:t xml:space="preserve">Não carrega o mapa após a seleção do filtro. Erro em todos os filtros selecionados.</w:t>
+              <w:t xml:space="preserve">Árvore conversacional carregada perfeitamente com todas as opções de cursos e submenus funcionais.</w:t>
             </w:r>
+            <w:r/>
             <w:r/>
           </w:p>
         </w:tc>
@@ -553,9 +621,11 @@
               <w:jc w:val="center"/>
               <w:rPr/>
             </w:pPr>
+            <w:r/>
             <w:r>
-              <w:t xml:space="preserve">Falhou</w:t>
+              <w:t xml:space="preserve">Passou</w:t>
             </w:r>
+            <w:r/>
             <w:r/>
           </w:p>
         </w:tc>
@@ -574,23 +644,17 @@
               <w:rPr/>
             </w:pPr>
             <w:r>
-              <w:t xml:space="preserve">Realizado por: Bruno </w:t>
-            </w:r>
-            <w:r>
-              <w:t xml:space="preserve">Rodrigo</w:t>
+              <w:t xml:space="preserve">Realizado por: Felipe</w:t>
             </w:r>
             <w:r>
               <w:br/>
               <w:t xml:space="preserve">Data: 0</w:t>
             </w:r>
             <w:r>
-              <w:t xml:space="preserve">9/0</w:t>
+              <w:t xml:space="preserve">6/0</w:t>
             </w:r>
             <w:r>
-              <w:t xml:space="preserve">3</w:t>
-            </w:r>
-            <w:r>
-              <w:t xml:space="preserve">/202</w:t>
+              <w:t xml:space="preserve">6/202</w:t>
             </w:r>
             <w:r>
               <w:t xml:space="preserve">6</w:t>
@@ -616,7 +680,7 @@
               <w:rPr/>
             </w:pPr>
             <w:r>
-              <w:t xml:space="preserve">CT-002</w:t>
+              <w:t xml:space="preserve">CT-02</w:t>
             </w:r>
             <w:r/>
           </w:p>
@@ -653,12 +717,11 @@
               <w:ind/>
               <w:rPr/>
             </w:pPr>
+            <w:r/>
             <w:r>
-              <w:t xml:space="preserve">Site deve </w:t>
+              <w:t xml:space="preserve">O site deve estar publicado ou rodando localmente para acesso externo.</w:t>
             </w:r>
-            <w:r>
-              <w:t xml:space="preserve">funcionar em outros dispositivos</w:t>
-            </w:r>
+            <w:r/>
             <w:r/>
           </w:p>
         </w:tc>
@@ -675,15 +738,11 @@
               <w:ind/>
               <w:rPr/>
             </w:pPr>
+            <w:r/>
             <w:r>
-              <w:t xml:space="preserve">Acessar o</w:t>
+              <w:t xml:space="preserve">Acessar o site usando links via diferentes dispositivos (Desktop, Smartphone Android, Smartphone iOS e Tablet).</w:t>
             </w:r>
-            <w:r>
-              <w:t xml:space="preserve"> </w:t>
-            </w:r>
-            <w:r>
-              <w:t xml:space="preserve">site em diversos dispositivos</w:t>
-            </w:r>
+            <w:r/>
             <w:r/>
           </w:p>
         </w:tc>
@@ -698,15 +757,115 @@
               <w:pBdr/>
               <w:spacing/>
               <w:ind/>
+              <w:rPr>
+                <w:highlight w:val="none"/>
+              </w:rPr>
+            </w:pPr>
+            <w:r>
+              <w:rPr>
+                <w:highlight w:val="none"/>
+              </w:rPr>
+            </w:r>
+            <w:r>
+              <w:rPr>
+                <w:highlight w:val="none"/>
+              </w:rPr>
+            </w:r>
+            <w:r>
+              <w:rPr>
+                <w:highlight w:val="none"/>
+              </w:rPr>
+            </w:r>
+          </w:p>
+          <w:p>
+            <w:pPr>
+              <w:pBdr/>
+              <w:spacing/>
+              <w:ind/>
+              <w:rPr>
+                <w:highlight w:val="none"/>
+              </w:rPr>
+            </w:pPr>
+            <w:r/>
+            <w:r>
+              <w:t xml:space="preserve">1</w:t>
+            </w:r>
+            <w:r>
+              <w:t xml:space="preserve">. </w:t>
+            </w:r>
+            <w:r>
+              <w:t xml:space="preserve">Abrir a aplicação em um navegador desktop.</w:t>
+            </w:r>
+            <w:r/>
+            <w:r/>
+          </w:p>
+          <w:p>
+            <w:pPr>
+              <w:pBdr/>
+              <w:spacing/>
+              <w:ind/>
+              <w:rPr>
+                <w:highlight w:val="none"/>
+              </w:rPr>
+            </w:pPr>
+            <w:r>
+              <w:rPr>
+                <w:highlight w:val="none"/>
+              </w:rPr>
+              <w:t xml:space="preserve">2.</w:t>
+            </w:r>
+            <w:r>
+              <w:t xml:space="preserve">Redimensionar a tela para simular resoluções menores.</w:t>
+            </w:r>
+            <w:r>
+              <w:rPr>
+                <w:highlight w:val="none"/>
+              </w:rPr>
+            </w:r>
+            <w:r/>
+          </w:p>
+          <w:p>
+            <w:pPr>
+              <w:pBdr/>
+              <w:spacing/>
+              <w:ind/>
+              <w:rPr>
+                <w:highlight w:val="none"/>
+              </w:rPr>
+            </w:pPr>
+            <w:r>
+              <w:rPr>
+                <w:highlight w:val="none"/>
+              </w:rPr>
+              <w:t xml:space="preserve">3.</w:t>
+            </w:r>
+            <w:r>
+              <w:t xml:space="preserve">Acessar o sistema diretamente de um smartphone e interagir com o chat.</w:t>
+            </w:r>
+            <w:r/>
+          </w:p>
+          <w:p>
+            <w:pPr>
+              <w:pBdr/>
+              <w:spacing/>
+              <w:ind/>
               <w:rPr/>
             </w:pPr>
             <w:r>
-              <w:t xml:space="preserve">1. Acessar </w:t>
+              <w:rPr>
+                <w:highlight w:val="none"/>
+              </w:rPr>
             </w:r>
             <w:r>
-              <w:t xml:space="preserve">site</w:t>
+              <w:rPr>
+                <w:highlight w:val="none"/>
+              </w:rPr>
             </w:r>
-            <w:r/>
+            <w:r>
+              <w:rPr>
+                <w:highlight w:val="none"/>
+              </w:rPr>
+            </w:r>
           </w:p>
         </w:tc>
         <w:tc>
@@ -722,15 +881,11 @@
               <w:ind/>
               <w:rPr/>
             </w:pPr>
+            <w:r/>
             <w:r>
-              <w:t xml:space="preserve">Funcionar normalmente</w:t>
+              <w:t xml:space="preserve">A interface do chatbot deve ser fluida, clara, redimensionar perfeitamente e funcionar normalmente em todos os tamanhos de tela.</w:t>
             </w:r>
-            <w:r>
-              <w:t xml:space="preserve">.</w:t>
-            </w:r>
-            <w:r>
-              <w:t xml:space="preserve"> </w:t>
-            </w:r>
+            <w:r/>
             <w:r/>
           </w:p>
         </w:tc>
@@ -747,9 +902,11 @@
               <w:ind/>
               <w:rPr/>
             </w:pPr>
+            <w:r/>
             <w:r>
-              <w:t xml:space="preserve">Site funcionando em diversos dispositivos </w:t>
+              <w:t xml:space="preserve">Interface totalmente responsiva e sem quebras de layout em múltiplos dispositivos.</w:t>
             </w:r>
+            <w:r/>
             <w:r/>
           </w:p>
         </w:tc>
@@ -790,43 +947,32 @@
             <w:r>
               <w:t xml:space="preserve">Realizado por: </w:t>
             </w:r>
+            <w:r/>
             <w:r>
-              <w:t xml:space="preserve">Andr</w:t>
+              <w:t xml:space="preserve">Felipe</w:t>
             </w:r>
-            <w:r>
-              <w:t xml:space="preserve">é</w:t>
-            </w:r>
-            <w:r>
-              <w:t xml:space="preserve"> Lu</w:t>
-            </w:r>
-            <w:r>
-              <w:t xml:space="preserve">í</w:t>
-            </w:r>
-            <w:r>
-              <w:t xml:space="preserve">s</w:t>
-            </w:r>
+            <w:r/>
+            <w:r/>
             <w:r>
               <w:br/>
               <w:t xml:space="preserve">Data: </w:t>
             </w:r>
+            <w:r/>
             <w:r>
-              <w:t xml:space="preserve">10</w:t>
+              <w:t xml:space="preserve">0</w:t>
             </w:r>
             <w:r>
-              <w:t xml:space="preserve">/0</w:t>
+              <w:t xml:space="preserve">6/0</w:t>
             </w:r>
             <w:r>
-              <w:t xml:space="preserve">3</w:t>
-            </w:r>
-            <w:r>
-              <w:t xml:space="preserve">/2</w:t>
-            </w:r>
-            <w:r>
-              <w:t xml:space="preserve">02</w:t>
+              <w:t xml:space="preserve">6/202</w:t>
             </w:r>
             <w:r>
               <w:t xml:space="preserve">6</w:t>
             </w:r>
+            <w:r/>
+            <w:r/>
+            <w:r/>
             <w:r/>
           </w:p>
         </w:tc>
@@ -850,7 +996,7 @@
               <w:rPr/>
             </w:pPr>
             <w:r>
-              <w:t xml:space="preserve">CT-003</w:t>
+              <w:t xml:space="preserve">CT-03</w:t>
             </w:r>
             <w:r/>
           </w:p>
@@ -868,9 +1014,12 @@
               <w:ind/>
               <w:rPr/>
             </w:pPr>
+            <w:r/>
+            <w:r/>
             <w:r>
-              <w:t xml:space="preserve">Apresentação dos gráficos </w:t>
+              <w:t xml:space="preserve">Consulta direta com retorno de respostas e evidências documentais (Repositório)</w:t>
             </w:r>
+            <w:r/>
             <w:r/>
           </w:p>
         </w:tc>
@@ -887,12 +1036,11 @@
               <w:ind/>
               <w:rPr/>
             </w:pPr>
+            <w:r/>
             <w:r>
-              <w:t xml:space="preserve">Site deve gerar e exibir </w:t>
+              <w:t xml:space="preserve">O sistema deve ter os documentos oficiais cadastrados com trechos (chunks) e metadados indexados.</w:t>
             </w:r>
-            <w:r>
-              <w:t xml:space="preserve">dados em forma de gráficos</w:t>
-            </w:r>
+            <w:r/>
             <w:r/>
           </w:p>
         </w:tc>
@@ -909,9 +1057,11 @@
               <w:ind/>
               <w:rPr/>
             </w:pPr>
+            <w:r/>
             <w:r>
-              <w:t xml:space="preserve">Acessar página de gráficos</w:t>
+              <w:t xml:space="preserve">Seleção de menu "Dispensa de disciplinas" -&gt; "Aproveitamento de estudos".</w:t>
             </w:r>
+            <w:r/>
             <w:r/>
           </w:p>
         </w:tc>
@@ -929,14 +1079,38 @@
               <w:rPr/>
             </w:pPr>
             <w:r>
+              <w:rPr>
+                <w:highlight w:val="none"/>
+              </w:rPr>
+            </w:r>
+            <w:r>
+              <w:rPr>
+                <w:highlight w:val="none"/>
+              </w:rPr>
+            </w:r>
+            <w:r>
+              <w:rPr>
+                <w:highlight w:val="none"/>
+              </w:rPr>
+            </w:r>
+          </w:p>
+          <w:p>
+            <w:pPr>
+              <w:pBdr/>
+              <w:spacing/>
+              <w:ind/>
+              <w:rPr>
+                <w:highlight w:val="none"/>
+              </w:rPr>
+            </w:pPr>
+            <w:r>
               <w:t xml:space="preserve">1.</w:t>
             </w:r>
+            <w:r/>
             <w:r>
-              <w:t xml:space="preserve">Acessar</w:t>
+              <w:t xml:space="preserve">Iniciar atendimento como Aluno.</w:t>
             </w:r>
-            <w:r>
-              <w:t xml:space="preserve"> página de gráficos</w:t>
-            </w:r>
+            <w:r/>
             <w:r/>
           </w:p>
           <w:p>
@@ -947,7 +1121,28 @@
               <w:rPr/>
             </w:pPr>
             <w:r>
-              <w:t xml:space="preserve">2.Selecionar estado ou bioma </w:t>
+              <w:t xml:space="preserve">2.</w:t>
+            </w:r>
+            <w:r>
+              <w:t xml:space="preserve">Escolher o curso "Desenvolvimento de Software Multiplataforma".</w:t>
+            </w:r>
+            <w:r/>
+            <w:r/>
+          </w:p>
+          <w:p>
+            <w:pPr>
+              <w:pBdr/>
+              <w:spacing/>
+              <w:ind/>
+              <w:rPr>
+                <w:highlight w:val="none"/>
+              </w:rPr>
+            </w:pPr>
+            <w:r>
+              <w:t xml:space="preserve">3.</w:t>
+            </w:r>
+            <w:r>
+              <w:t xml:space="preserve">Clicar no menu "Dispensa de disciplinas" e depois em "Aproveitamento de estudos".</w:t>
             </w:r>
             <w:r/>
           </w:p>
@@ -959,33 +1154,20 @@
               <w:rPr/>
             </w:pPr>
             <w:r>
-              <w:t xml:space="preserve">3.Selecionar risco de fogo, área queimada ou focos de calor</w:t>
+              <w:rPr>
+                <w:highlight w:val="none"/>
+              </w:rPr>
             </w:r>
-            <w:r/>
-          </w:p>
-          <w:p>
-            <w:pPr>
-              <w:pBdr/>
-              <w:spacing/>
-              <w:ind/>
-              <w:rPr/>
-            </w:pPr>
             <w:r>
-              <w:t xml:space="preserve">4.selecionar uma data de início e fim</w:t>
+              <w:rPr>
+                <w:highlight w:val="none"/>
+              </w:rPr>
             </w:r>
-            <w:r/>
-          </w:p>
-          <w:p>
-            <w:pPr>
-              <w:pBdr/>
-              <w:spacing/>
-              <w:ind/>
-              <w:rPr/>
-            </w:pPr>
             <w:r>
-              <w:t xml:space="preserve">5.clicar em aplicar filtros</w:t>
+              <w:rPr>
+                <w:highlight w:val="none"/>
+              </w:rPr>
             </w:r>
-            <w:r/>
           </w:p>
         </w:tc>
         <w:tc>
@@ -1001,14 +1183,9 @@
               <w:ind/>
               <w:rPr/>
             </w:pPr>
+            <w:r/>
             <w:r>
-              <w:t xml:space="preserve">Sistema</w:t>
-            </w:r>
-            <w:r>
-              <w:t xml:space="preserve"> irá gerar gráficos em barra, com base nos filtros aplicados, de forma </w:t>
-            </w:r>
-            <w:r>
-              <w:t xml:space="preserve">decrescente</w:t>
+              <w:t xml:space="preserve">O sistema deve retornar a resposta padronizada e exibir o trecho original com a indicação da fonte</w:t>
             </w:r>
             <w:r>
               <w:t xml:space="preserve">.</w:t>
@@ -1029,12 +1206,11 @@
               <w:ind/>
               <w:rPr/>
             </w:pPr>
+            <w:r/>
             <w:r>
-              <w:t xml:space="preserve">Sistema gera gráficos </w:t>
+              <w:t xml:space="preserve">Resposta gerada com clareza contendo o link e o trecho de metadados correspondente à norma acadêmica.</w:t>
             </w:r>
-            <w:r>
-              <w:t xml:space="preserve">com base no filtro aplicado </w:t>
-            </w:r>
+            <w:r/>
             <w:r/>
           </w:p>
         </w:tc>
@@ -1075,39 +1251,34 @@
             <w:r>
               <w:t xml:space="preserve">Realizado por: </w:t>
             </w:r>
+            <w:r/>
             <w:r>
-              <w:t xml:space="preserve">Andr</w:t>
+              <w:t xml:space="preserve">Felipe</w:t>
             </w:r>
-            <w:r>
-              <w:t xml:space="preserve">é</w:t>
-            </w:r>
-            <w:r>
-              <w:t xml:space="preserve"> Lu</w:t>
-            </w:r>
-            <w:r>
-              <w:t xml:space="preserve">í</w:t>
-            </w:r>
-            <w:r>
-              <w:t xml:space="preserve">s</w:t>
-            </w:r>
+            <w:r/>
+            <w:r/>
             <w:r>
               <w:br/>
             </w:r>
             <w:r>
               <w:t xml:space="preserve">Data: </w:t>
             </w:r>
+            <w:r/>
             <w:r>
-              <w:t xml:space="preserve">11</w:t>
+              <w:t xml:space="preserve">0</w:t>
             </w:r>
             <w:r>
-              <w:t xml:space="preserve">/0</w:t>
+              <w:t xml:space="preserve">6/0</w:t>
             </w:r>
             <w:r>
-              <w:t xml:space="preserve">3</w:t>
+              <w:t xml:space="preserve">6/202</w:t>
             </w:r>
             <w:r>
-              <w:t xml:space="preserve">/2025</w:t>
+              <w:t xml:space="preserve">6</w:t>
             </w:r>
+            <w:r/>
+            <w:r/>
+            <w:r/>
             <w:r/>
           </w:p>
         </w:tc>
@@ -1131,8 +1302,12 @@
               <w:rPr/>
             </w:pPr>
             <w:r>
-              <w:t xml:space="preserve">CT-001</w:t>
+              <w:t xml:space="preserve">CT-</w:t>
             </w:r>
+            <w:r>
+              <w:t xml:space="preserve">04</w:t>
+            </w:r>
+            <w:r/>
             <w:r/>
           </w:p>
         </w:tc>
@@ -1149,9 +1324,11 @@
               <w:ind/>
               <w:rPr/>
             </w:pPr>
+            <w:r/>
             <w:r>
-              <w:t xml:space="preserve">Apresentação do mapa</w:t>
+              <w:t xml:space="preserve">Acesso público ao autoatendimento para o perfil Aluno</w:t>
             </w:r>
+            <w:r/>
             <w:r/>
           </w:p>
         </w:tc>
@@ -1168,9 +1345,11 @@
               <w:ind/>
               <w:rPr/>
             </w:pPr>
+            <w:r/>
             <w:r>
-              <w:t xml:space="preserve">Mapa deve aparecer com demarcações de bioma ou estado</w:t>
+              <w:t xml:space="preserve">O usuário não deve estar autenticado em nenhuma conta do sistema.</w:t>
             </w:r>
+            <w:r/>
             <w:r/>
           </w:p>
         </w:tc>
@@ -1187,9 +1366,11 @@
               <w:ind/>
               <w:rPr/>
             </w:pPr>
+            <w:r/>
             <w:r>
-              <w:t xml:space="preserve">Entrar no site e selecionar bioma ou estado</w:t>
+              <w:t xml:space="preserve">URL da aplicação web (área pública).</w:t>
             </w:r>
+            <w:r/>
             <w:r/>
           </w:p>
         </w:tc>
@@ -1207,7 +1388,53 @@
               <w:rPr/>
             </w:pPr>
             <w:r>
-              <w:t xml:space="preserve">1.Acessar site</w:t>
+              <w:rPr>
+                <w:highlight w:val="none"/>
+              </w:rPr>
+            </w:r>
+            <w:r>
+              <w:rPr>
+                <w:highlight w:val="none"/>
+              </w:rPr>
+            </w:r>
+            <w:r>
+              <w:rPr>
+                <w:highlight w:val="none"/>
+              </w:rPr>
+            </w:r>
+          </w:p>
+          <w:p>
+            <w:pPr>
+              <w:pBdr/>
+              <w:spacing/>
+              <w:ind/>
+              <w:rPr>
+                <w:highlight w:val="none"/>
+              </w:rPr>
+            </w:pPr>
+            <w:r>
+              <w:t xml:space="preserve">1.</w:t>
+            </w:r>
+            <w:r>
+              <w:t xml:space="preserve">Acessar o link principal do chatbot.</w:t>
+            </w:r>
+            <w:r/>
+            <w:r/>
+          </w:p>
+          <w:p>
+            <w:pPr>
+              <w:pBdr/>
+              <w:spacing/>
+              <w:ind/>
+              <w:rPr>
+                <w:highlight w:val="none"/>
+              </w:rPr>
+            </w:pPr>
+            <w:r>
+              <w:t xml:space="preserve">2.</w:t>
+            </w:r>
+            <w:r>
+              <w:t xml:space="preserve">Navegar pelos menus de cursos (DSM, Geoprocessamento, MARH).</w:t>
             </w:r>
             <w:r/>
           </w:p>
@@ -1219,21 +1446,20 @@
               <w:rPr/>
             </w:pPr>
             <w:r>
-              <w:t xml:space="preserve">2.Selecionar bioma ou estado</w:t>
+              <w:rPr>
+                <w:highlight w:val="none"/>
+              </w:rPr>
             </w:r>
-            <w:r/>
-          </w:p>
-          <w:p>
-            <w:pPr>
-              <w:pBdr/>
-              <w:spacing/>
-              <w:ind/>
-              <w:rPr/>
-            </w:pPr>
             <w:r>
-              <w:t xml:space="preserve">3.Clicar em “Aplicar filtro”</w:t>
+              <w:rPr>
+                <w:highlight w:val="none"/>
+              </w:rPr>
             </w:r>
-            <w:r/>
+            <w:r>
+              <w:rPr>
+                <w:highlight w:val="none"/>
+              </w:rPr>
+            </w:r>
           </w:p>
         </w:tc>
         <w:tc>
@@ -1249,12 +1475,11 @@
               <w:ind/>
               <w:rPr/>
             </w:pPr>
+            <w:r/>
             <w:r>
-              <w:t xml:space="preserve">Mapa aparece com área escolhida demarcada por uma linha colorida ou preta</w:t>
+              <w:t xml:space="preserve">O sistema permite a navegação e consulta de todas as dúvidas sem solicitar login ou token de autenticação.</w:t>
             </w:r>
-            <w:r>
-              <w:t xml:space="preserve">.</w:t>
-            </w:r>
+            <w:r/>
             <w:r/>
           </w:p>
         </w:tc>
@@ -1271,228 +1496,11 @@
               <w:ind/>
               <w:rPr/>
             </w:pPr>
+            <w:r/>
             <w:r>
-              <w:t xml:space="preserve">Visualiza os dados somente para filtro de estado. O filtro de bioma não carrega. </w:t>
+              <w:t xml:space="preserve">Navegação pública liberada e estável em todos os fluxos de perguntas e respostas.</w:t>
             </w:r>
             <w:r/>
-          </w:p>
-        </w:tc>
-        <w:tc>
-          <w:tcPr>
-            <w:tcBorders/>
-            <w:tcW w:w="1843" w:type="dxa"/>
-            <w:vAlign w:val="center"/>
-          </w:tcPr>
-          <w:p>
-            <w:pPr>
-              <w:pBdr/>
-              <w:spacing/>
-              <w:ind/>
-              <w:jc w:val="center"/>
-              <w:rPr/>
-            </w:pPr>
-            <w:r>
-              <w:t xml:space="preserve">Falhou</w:t>
-            </w:r>
-            <w:r/>
-          </w:p>
-        </w:tc>
-        <w:tc>
-          <w:tcPr>
-            <w:tcBorders/>
-            <w:tcW w:w="2835" w:type="dxa"/>
-            <w:vAlign w:val="center"/>
-          </w:tcPr>
-          <w:p>
-            <w:pPr>
-              <w:pBdr/>
-              <w:spacing/>
-              <w:ind/>
-              <w:jc w:val="center"/>
-              <w:rPr/>
-            </w:pPr>
-            <w:r>
-              <w:t xml:space="preserve">Realizado por: Bruno Rodrigo</w:t>
-            </w:r>
-            <w:r>
-              <w:br/>
-              <w:t xml:space="preserve">Data: </w:t>
-            </w:r>
-            <w:r>
-              <w:t xml:space="preserve">11</w:t>
-            </w:r>
-            <w:r>
-              <w:t xml:space="preserve">/03/2026</w:t>
-            </w:r>
-            <w:r/>
-          </w:p>
-        </w:tc>
-      </w:tr>
-      <w:tr>
-        <w:trPr>
-          <w:trHeight w:val="2273"/>
-        </w:trPr>
-        <w:tc>
-          <w:tcPr>
-            <w:tcBorders/>
-            <w:tcW w:w="850" w:type="dxa"/>
-            <w:vAlign w:val="center"/>
-          </w:tcPr>
-          <w:p>
-            <w:pPr>
-              <w:pBdr/>
-              <w:spacing/>
-              <w:ind/>
-              <w:jc w:val="center"/>
-              <w:rPr/>
-            </w:pPr>
-            <w:r>
-              <w:t xml:space="preserve">CT-001</w:t>
-            </w:r>
-            <w:r/>
-          </w:p>
-        </w:tc>
-        <w:tc>
-          <w:tcPr>
-            <w:tcBorders/>
-            <w:tcW w:w="1702" w:type="dxa"/>
-            <w:vAlign w:val="center"/>
-          </w:tcPr>
-          <w:p>
-            <w:pPr>
-              <w:pBdr/>
-              <w:spacing/>
-              <w:ind/>
-              <w:rPr/>
-            </w:pPr>
-            <w:r>
-              <w:t xml:space="preserve">Apresentação do mapa</w:t>
-            </w:r>
-            <w:r/>
-          </w:p>
-        </w:tc>
-        <w:tc>
-          <w:tcPr>
-            <w:tcBorders/>
-            <w:tcW w:w="1416" w:type="dxa"/>
-            <w:vAlign w:val="center"/>
-          </w:tcPr>
-          <w:p>
-            <w:pPr>
-              <w:pBdr/>
-              <w:spacing/>
-              <w:ind/>
-              <w:rPr/>
-            </w:pPr>
-            <w:r>
-              <w:t xml:space="preserve">Mapa deve aparecer com demarcações de bioma ou estado</w:t>
-            </w:r>
-            <w:r/>
-          </w:p>
-        </w:tc>
-        <w:tc>
-          <w:tcPr>
-            <w:tcBorders/>
-            <w:tcW w:w="1559" w:type="dxa"/>
-            <w:vAlign w:val="center"/>
-          </w:tcPr>
-          <w:p>
-            <w:pPr>
-              <w:pBdr/>
-              <w:spacing/>
-              <w:ind/>
-              <w:rPr/>
-            </w:pPr>
-            <w:r>
-              <w:t xml:space="preserve">Entrar no site e selecionar bioma ou estado</w:t>
-            </w:r>
-            <w:r/>
-          </w:p>
-        </w:tc>
-        <w:tc>
-          <w:tcPr>
-            <w:tcBorders/>
-            <w:tcW w:w="1843" w:type="dxa"/>
-            <w:vAlign w:val="center"/>
-          </w:tcPr>
-          <w:p>
-            <w:pPr>
-              <w:pBdr/>
-              <w:spacing/>
-              <w:ind/>
-              <w:rPr/>
-            </w:pPr>
-            <w:r>
-              <w:t xml:space="preserve">1.Acessar site</w:t>
-            </w:r>
-            <w:r/>
-          </w:p>
-          <w:p>
-            <w:pPr>
-              <w:pBdr/>
-              <w:spacing/>
-              <w:ind/>
-              <w:rPr/>
-            </w:pPr>
-            <w:r>
-              <w:t xml:space="preserve">2.Selecionar bioma ou estado</w:t>
-            </w:r>
-            <w:r/>
-          </w:p>
-          <w:p>
-            <w:pPr>
-              <w:pBdr/>
-              <w:spacing/>
-              <w:ind/>
-              <w:rPr/>
-            </w:pPr>
-            <w:r>
-              <w:t xml:space="preserve">3.Clicar em “Aplicar filtro”</w:t>
-            </w:r>
-            <w:r/>
-          </w:p>
-        </w:tc>
-        <w:tc>
-          <w:tcPr>
-            <w:tcBorders/>
-            <w:tcW w:w="1708" w:type="dxa"/>
-            <w:vAlign w:val="center"/>
-          </w:tcPr>
-          <w:p>
-            <w:pPr>
-              <w:pBdr/>
-              <w:spacing/>
-              <w:ind/>
-              <w:rPr/>
-            </w:pPr>
-            <w:r>
-              <w:t xml:space="preserve">Mapa aparece com área escolhida demarcada por uma linha colorida ou preta</w:t>
-            </w:r>
-            <w:r>
-              <w:t xml:space="preserve">.</w:t>
-            </w:r>
-            <w:r/>
-          </w:p>
-        </w:tc>
-        <w:tc>
-          <w:tcPr>
-            <w:tcBorders/>
-            <w:tcW w:w="2402" w:type="dxa"/>
-            <w:vAlign w:val="center"/>
-          </w:tcPr>
-          <w:p>
-            <w:pPr>
-              <w:pBdr/>
-              <w:spacing/>
-              <w:ind/>
-              <w:rPr/>
-            </w:pPr>
-            <w:r>
-              <w:t xml:space="preserve">Mapa aparece com área escolhida demarcada por uma linha colorida ou preta</w:t>
-            </w:r>
-            <w:r>
-              <w:t xml:space="preserve">, para todos os filtros de consulta aplicados.</w:t>
-            </w:r>
             <w:r/>
           </w:p>
         </w:tc>
@@ -1514,6 +1522,10 @@
               <w:t xml:space="preserve">Passou</w:t>
             </w:r>
             <w:r/>
+            <w:r/>
+            <w:r/>
+            <w:r/>
+            <w:r/>
           </w:p>
         </w:tc>
         <w:tc>
@@ -1531,17 +1543,35 @@
               <w:rPr/>
             </w:pPr>
             <w:r>
-              <w:t xml:space="preserve">Realizado por: Bruno Rodrigo</w:t>
+              <w:t xml:space="preserve">Realizado por: </w:t>
             </w:r>
             <w:r>
+              <w:t xml:space="preserve">Felipe</w:t>
+            </w:r>
+            <w:r/>
+            <w:r/>
+            <w:r>
               <w:br/>
-              <w:t xml:space="preserve">Data: 1</w:t>
+              <w:t xml:space="preserve">Data: </w:t>
+            </w:r>
+            <w:r/>
+            <w:r/>
+            <w:r/>
+            <w:r>
+              <w:t xml:space="preserve">0</w:t>
             </w:r>
             <w:r>
-              <w:t xml:space="preserve">2</w:t>
+              <w:t xml:space="preserve">6/0</w:t>
             </w:r>
             <w:r>
-              <w:t xml:space="preserve">/03/2026</w:t>
+              <w:t xml:space="preserve">6</w:t>
+            </w:r>
+            <w:r/>
+            <w:r/>
+            <w:r/>
+            <w:r/>
+            <w:r>
+              <w:t xml:space="preserve">/2026</w:t>
             </w:r>
             <w:r/>
           </w:p>
@@ -1555,9 +1585,2957 @@
         <w:ind/>
         <w:rPr/>
       </w:pPr>
-      <w:r/>
+      <w:r>
+        <w:br w:type="page" w:clear="all"/>
+      </w:r>
       <w:r/>
     </w:p>
+    <w:tbl>
+      <w:tblPr>
+        <w:tblStyle w:val="941"/>
+        <w:tblInd w:w="-437" w:type="dxa"/>
+        <w:tblW w:w="16157" w:type="dxa"/>
+        <w:tblBorders/>
+        <w:tblLayout w:type="fixed"/>
+        <w:tblLook w:val="04A0" w:firstRow="1" w:lastRow="0" w:firstColumn="1" w:lastColumn="0" w:noHBand="0" w:noVBand="1"/>
+      </w:tblPr>
+      <w:tblGrid>
+        <w:gridCol w:w="850"/>
+        <w:gridCol w:w="1702"/>
+        <w:gridCol w:w="1416"/>
+        <w:gridCol w:w="1559"/>
+        <w:gridCol w:w="1843"/>
+        <w:gridCol w:w="1708"/>
+        <w:gridCol w:w="2402"/>
+        <w:gridCol w:w="1843"/>
+        <w:gridCol w:w="2835"/>
+      </w:tblGrid>
+      <w:tr>
+        <w:trPr>
+          <w:trHeight w:val="0"/>
+        </w:trPr>
+        <w:tc>
+          <w:tcPr>
+            <w:tcBorders/>
+            <w:tcW w:w="850" w:type="dxa"/>
+            <w:vAlign w:val="center"/>
+            <w:vMerge w:val="restart"/>
+          </w:tcPr>
+          <w:p>
+            <w:pPr>
+              <w:pBdr/>
+              <w:spacing/>
+              <w:ind/>
+              <w:jc w:val="center"/>
+              <w:rPr/>
+            </w:pPr>
+            <w:r>
+              <w:t xml:space="preserve">CT</w:t>
+            </w:r>
+            <w:r>
+              <w:t xml:space="preserve">-</w:t>
+            </w:r>
+            <w:r>
+              <w:t xml:space="preserve">05</w:t>
+            </w:r>
+            <w:r/>
+            <w:r/>
+          </w:p>
+          <w:p>
+            <w:pPr>
+              <w:pBdr/>
+              <w:spacing/>
+              <w:ind/>
+              <w:jc w:val="center"/>
+              <w:rPr/>
+            </w:pPr>
+            <w:r/>
+            <w:r/>
+          </w:p>
+        </w:tc>
+        <w:tc>
+          <w:tcPr>
+            <w:tcBorders/>
+            <w:tcW w:w="1702" w:type="dxa"/>
+            <w:vAlign w:val="center"/>
+            <w:vMerge w:val="restart"/>
+          </w:tcPr>
+          <w:p>
+            <w:pPr>
+              <w:pBdr/>
+              <w:spacing/>
+              <w:ind/>
+              <w:rPr/>
+            </w:pPr>
+            <w:r/>
+            <w:r>
+              <w:t xml:space="preserve">Gestão de menus e respostas pelo painel do Administrador</w:t>
+            </w:r>
+            <w:r/>
+            <w:r/>
+          </w:p>
+          <w:p>
+            <w:pPr>
+              <w:pBdr/>
+              <w:spacing/>
+              <w:ind/>
+              <w:rPr/>
+            </w:pPr>
+            <w:r/>
+            <w:r/>
+          </w:p>
+        </w:tc>
+        <w:tc>
+          <w:tcPr>
+            <w:tcBorders/>
+            <w:tcW w:w="1416" w:type="dxa"/>
+            <w:vAlign w:val="center"/>
+            <w:vMerge w:val="restart"/>
+          </w:tcPr>
+          <w:p>
+            <w:pPr>
+              <w:pBdr/>
+              <w:spacing/>
+              <w:ind/>
+              <w:rPr/>
+            </w:pPr>
+            <w:r/>
+            <w:r>
+              <w:t xml:space="preserve">Usuário logado com credenciais de Administrador.</w:t>
+            </w:r>
+            <w:r/>
+            <w:r/>
+          </w:p>
+          <w:p>
+            <w:pPr>
+              <w:pBdr/>
+              <w:spacing/>
+              <w:ind/>
+              <w:rPr/>
+            </w:pPr>
+            <w:r/>
+            <w:r/>
+          </w:p>
+        </w:tc>
+        <w:tc>
+          <w:tcPr>
+            <w:tcBorders/>
+            <w:tcW w:w="1559" w:type="dxa"/>
+            <w:vAlign w:val="center"/>
+            <w:vMerge w:val="restart"/>
+          </w:tcPr>
+          <w:p>
+            <w:pPr>
+              <w:pBdr/>
+              <w:spacing/>
+              <w:ind/>
+              <w:rPr/>
+            </w:pPr>
+            <w:r/>
+            <w:r>
+              <w:t xml:space="preserve">Novo submenu: "Estágio" -&gt; Novo sub-item: "Seguro Obrigatório" com o texto da resposta correspondente.</w:t>
+            </w:r>
+            <w:r/>
+            <w:r/>
+          </w:p>
+          <w:p>
+            <w:pPr>
+              <w:pBdr/>
+              <w:spacing/>
+              <w:ind/>
+              <w:rPr/>
+            </w:pPr>
+            <w:r/>
+            <w:r/>
+          </w:p>
+        </w:tc>
+        <w:tc>
+          <w:tcPr>
+            <w:tcBorders/>
+            <w:tcW w:w="1843" w:type="dxa"/>
+            <w:vAlign w:val="center"/>
+            <w:vMerge w:val="restart"/>
+          </w:tcPr>
+          <w:p>
+            <w:pPr>
+              <w:pBdr/>
+              <w:spacing/>
+              <w:ind/>
+              <w:rPr/>
+            </w:pPr>
+            <w:r>
+              <w:rPr>
+                <w:highlight w:val="none"/>
+              </w:rPr>
+            </w:r>
+            <w:r/>
+            <w:r/>
+          </w:p>
+          <w:p>
+            <w:pPr>
+              <w:pBdr/>
+              <w:spacing/>
+              <w:ind/>
+              <w:rPr>
+                <w:highlight w:val="none"/>
+              </w:rPr>
+            </w:pPr>
+            <w:r>
+              <w:t xml:space="preserve">1.</w:t>
+            </w:r>
+            <w:r>
+              <w:t xml:space="preserve">Acessar o painel administrativo.</w:t>
+            </w:r>
+            <w:r>
+              <w:rPr>
+                <w:highlight w:val="none"/>
+              </w:rPr>
+            </w:r>
+            <w:r>
+              <w:rPr>
+                <w:highlight w:val="none"/>
+              </w:rPr>
+            </w:r>
+          </w:p>
+          <w:p>
+            <w:pPr>
+              <w:pBdr/>
+              <w:spacing/>
+              <w:ind/>
+              <w:rPr/>
+            </w:pPr>
+            <w:r>
+              <w:t xml:space="preserve">2.</w:t>
+            </w:r>
+            <w:r>
+              <w:t xml:space="preserve">Ir até a aba "Gestão de Conteúdo / Árvore de Menus".</w:t>
+            </w:r>
+            <w:r/>
+            <w:r/>
+          </w:p>
+          <w:p>
+            <w:pPr>
+              <w:pBdr/>
+              <w:spacing/>
+              <w:ind/>
+              <w:rPr>
+                <w:highlight w:val="none"/>
+              </w:rPr>
+            </w:pPr>
+            <w:r>
+              <w:t xml:space="preserve">3.</w:t>
+            </w:r>
+            <w:r>
+              <w:t xml:space="preserve">Clicar em "Adicionar Novo Nó", preencher os dados e clicar em "Salvar".</w:t>
+            </w:r>
+            <w:r>
+              <w:rPr>
+                <w:highlight w:val="none"/>
+              </w:rPr>
+            </w:r>
+            <w:r>
+              <w:rPr>
+                <w:highlight w:val="none"/>
+              </w:rPr>
+            </w:r>
+          </w:p>
+          <w:p>
+            <w:pPr>
+              <w:pBdr/>
+              <w:spacing/>
+              <w:ind/>
+              <w:rPr>
+                <w:highlight w:val="none"/>
+              </w:rPr>
+            </w:pPr>
+            <w:r>
+              <w:rPr>
+                <w:highlight w:val="none"/>
+              </w:rPr>
+              <w:t xml:space="preserve">4.</w:t>
+            </w:r>
+            <w:r>
+              <w:t xml:space="preserve">Abrir a aba pública do Chatbot e validar se o nó aparece.</w:t>
+            </w:r>
+            <w:r>
+              <w:rPr>
+                <w:highlight w:val="none"/>
+              </w:rPr>
+            </w:r>
+            <w:r>
+              <w:rPr>
+                <w:highlight w:val="none"/>
+              </w:rPr>
+            </w:r>
+          </w:p>
+          <w:p>
+            <w:pPr>
+              <w:pBdr/>
+              <w:spacing/>
+              <w:ind/>
+              <w:rPr/>
+            </w:pPr>
+            <w:r>
+              <w:rPr>
+                <w:highlight w:val="none"/>
+              </w:rPr>
+            </w:r>
+            <w:r/>
+            <w:r/>
+          </w:p>
+          <w:p>
+            <w:pPr>
+              <w:pBdr/>
+              <w:spacing/>
+              <w:ind/>
+              <w:rPr>
+                <w:highlight w:val="none"/>
+              </w:rPr>
+            </w:pPr>
+            <w:r>
+              <w:rPr>
+                <w:highlight w:val="none"/>
+              </w:rPr>
+            </w:r>
+            <w:r>
+              <w:rPr>
+                <w:highlight w:val="none"/>
+              </w:rPr>
+            </w:r>
+          </w:p>
+        </w:tc>
+        <w:tc>
+          <w:tcPr>
+            <w:tcBorders/>
+            <w:tcW w:w="1708" w:type="dxa"/>
+            <w:vAlign w:val="center"/>
+            <w:vMerge w:val="restart"/>
+          </w:tcPr>
+          <w:p>
+            <w:pPr>
+              <w:pBdr/>
+              <w:spacing/>
+              <w:ind/>
+              <w:rPr/>
+            </w:pPr>
+            <w:r/>
+            <w:r>
+              <w:t xml:space="preserve">O menu deve ser inserido com sucesso no banco de dados e aparecer dinamicamente na árvore de navegação do robô.</w:t>
+            </w:r>
+            <w:r/>
+            <w:r/>
+          </w:p>
+          <w:p>
+            <w:pPr>
+              <w:pBdr/>
+              <w:spacing/>
+              <w:ind/>
+              <w:rPr/>
+            </w:pPr>
+            <w:r/>
+            <w:r/>
+          </w:p>
+        </w:tc>
+        <w:tc>
+          <w:tcPr>
+            <w:tcBorders/>
+            <w:tcW w:w="2402" w:type="dxa"/>
+            <w:vAlign w:val="center"/>
+            <w:vMerge w:val="restart"/>
+          </w:tcPr>
+          <w:p>
+            <w:pPr>
+              <w:pBdr/>
+              <w:spacing/>
+              <w:ind/>
+              <w:rPr/>
+            </w:pPr>
+            <w:r/>
+            <w:r>
+              <w:t xml:space="preserve">Criação de nós e submenus atualizados dinamicamente na interface sem lentidão.</w:t>
+            </w:r>
+            <w:r/>
+            <w:r/>
+          </w:p>
+          <w:p>
+            <w:pPr>
+              <w:pBdr/>
+              <w:spacing/>
+              <w:ind/>
+              <w:rPr/>
+            </w:pPr>
+            <w:r/>
+            <w:r/>
+          </w:p>
+        </w:tc>
+        <w:tc>
+          <w:tcPr>
+            <w:tcBorders/>
+            <w:tcW w:w="1843" w:type="dxa"/>
+            <w:vAlign w:val="center"/>
+            <w:vMerge w:val="restart"/>
+          </w:tcPr>
+          <w:p>
+            <w:pPr>
+              <w:pBdr/>
+              <w:spacing/>
+              <w:ind/>
+              <w:jc w:val="center"/>
+              <w:rPr/>
+            </w:pPr>
+            <w:r>
+              <w:t xml:space="preserve">Passou</w:t>
+            </w:r>
+            <w:r/>
+            <w:r/>
+          </w:p>
+          <w:p>
+            <w:pPr>
+              <w:pBdr/>
+              <w:spacing/>
+              <w:ind/>
+              <w:jc w:val="center"/>
+              <w:rPr/>
+            </w:pPr>
+            <w:r/>
+            <w:r/>
+          </w:p>
+        </w:tc>
+        <w:tc>
+          <w:tcPr>
+            <w:tcBorders/>
+            <w:tcW w:w="2835" w:type="dxa"/>
+            <w:vAlign w:val="center"/>
+            <w:vMerge w:val="restart"/>
+          </w:tcPr>
+          <w:p>
+            <w:pPr>
+              <w:pBdr/>
+              <w:spacing/>
+              <w:ind/>
+              <w:jc w:val="center"/>
+              <w:rPr/>
+            </w:pPr>
+            <w:r>
+              <w:t xml:space="preserve">Realizado por: </w:t>
+            </w:r>
+            <w:r>
+              <w:t xml:space="preserve">Felipe</w:t>
+            </w:r>
+            <w:r>
+              <w:br/>
+              <w:t xml:space="preserve">Data: </w:t>
+            </w:r>
+            <w:r>
+              <w:t xml:space="preserve">0</w:t>
+            </w:r>
+            <w:r>
+              <w:t xml:space="preserve">7/0</w:t>
+            </w:r>
+            <w:r>
+              <w:t xml:space="preserve">6</w:t>
+            </w:r>
+            <w:r>
+              <w:t xml:space="preserve">/2026</w:t>
+            </w:r>
+            <w:r/>
+            <w:r/>
+          </w:p>
+          <w:p>
+            <w:pPr>
+              <w:pBdr/>
+              <w:spacing/>
+              <w:ind/>
+              <w:jc w:val="center"/>
+              <w:rPr/>
+            </w:pPr>
+            <w:r/>
+            <w:r/>
+          </w:p>
+        </w:tc>
+      </w:tr>
+      <w:tr>
+        <w:trPr>
+          <w:trHeight w:val="0"/>
+        </w:trPr>
+        <w:tc>
+          <w:tcPr>
+            <w:tcBorders/>
+            <w:tcW w:w="850" w:type="dxa"/>
+            <w:vAlign w:val="center"/>
+            <w:vMerge w:val="restart"/>
+          </w:tcPr>
+          <w:p>
+            <w:pPr>
+              <w:pBdr/>
+              <w:spacing/>
+              <w:ind/>
+              <w:jc w:val="center"/>
+              <w:rPr/>
+            </w:pPr>
+            <w:r>
+              <w:t xml:space="preserve">CT-</w:t>
+            </w:r>
+            <w:r>
+              <w:t xml:space="preserve">06</w:t>
+            </w:r>
+            <w:r/>
+            <w:r/>
+          </w:p>
+          <w:p>
+            <w:pPr>
+              <w:pBdr/>
+              <w:spacing/>
+              <w:ind/>
+              <w:jc w:val="center"/>
+              <w:rPr/>
+            </w:pPr>
+            <w:r/>
+            <w:r/>
+          </w:p>
+        </w:tc>
+        <w:tc>
+          <w:tcPr>
+            <w:tcBorders/>
+            <w:tcW w:w="1702" w:type="dxa"/>
+            <w:vAlign w:val="center"/>
+            <w:vMerge w:val="restart"/>
+          </w:tcPr>
+          <w:p>
+            <w:pPr>
+              <w:pBdr/>
+              <w:spacing/>
+              <w:ind/>
+              <w:rPr/>
+            </w:pPr>
+            <w:r/>
+            <w:r>
+              <w:t xml:space="preserve">Formulário de encaminhamento de dúvida não resolvida pelo Bot</w:t>
+            </w:r>
+            <w:r/>
+            <w:r/>
+          </w:p>
+          <w:p>
+            <w:pPr>
+              <w:pBdr/>
+              <w:spacing/>
+              <w:ind/>
+              <w:rPr/>
+            </w:pPr>
+            <w:r/>
+            <w:r/>
+          </w:p>
+        </w:tc>
+        <w:tc>
+          <w:tcPr>
+            <w:tcBorders/>
+            <w:tcW w:w="1416" w:type="dxa"/>
+            <w:vAlign w:val="center"/>
+            <w:vMerge w:val="restart"/>
+          </w:tcPr>
+          <w:p>
+            <w:pPr>
+              <w:pBdr/>
+              <w:spacing/>
+              <w:ind/>
+              <w:rPr/>
+            </w:pPr>
+            <w:r/>
+            <w:r>
+              <w:t xml:space="preserve">Navegar até o final de um fluxo de atendimento que não tenha sanado a dúvida do estudante.</w:t>
+            </w:r>
+            <w:r/>
+            <w:r/>
+          </w:p>
+          <w:p>
+            <w:pPr>
+              <w:pBdr/>
+              <w:spacing/>
+              <w:ind/>
+              <w:rPr/>
+            </w:pPr>
+            <w:r/>
+            <w:r/>
+          </w:p>
+        </w:tc>
+        <w:tc>
+          <w:tcPr>
+            <w:tcBorders/>
+            <w:tcW w:w="1559" w:type="dxa"/>
+            <w:vAlign w:val="center"/>
+            <w:vMerge w:val="restart"/>
+          </w:tcPr>
+          <w:p>
+            <w:pPr>
+              <w:pBdr/>
+              <w:spacing/>
+              <w:ind/>
+              <w:rPr/>
+            </w:pPr>
+            <w:r/>
+            <w:r>
+              <w:t xml:space="preserve">Texto da dúvida: "Gostaria de saber se o vestibular aceita nota do ENEM de 2025." | E-mail: aluno.teste@fatec.sp.gov.br.</w:t>
+            </w:r>
+            <w:r/>
+            <w:r/>
+          </w:p>
+          <w:p>
+            <w:pPr>
+              <w:pBdr/>
+              <w:spacing/>
+              <w:ind/>
+              <w:rPr/>
+            </w:pPr>
+            <w:r/>
+            <w:r/>
+          </w:p>
+        </w:tc>
+        <w:tc>
+          <w:tcPr>
+            <w:tcBorders/>
+            <w:tcW w:w="1843" w:type="dxa"/>
+            <w:vAlign w:val="center"/>
+            <w:vMerge w:val="restart"/>
+          </w:tcPr>
+          <w:p>
+            <w:pPr>
+              <w:pBdr/>
+              <w:spacing/>
+              <w:ind/>
+              <w:rPr/>
+            </w:pPr>
+            <w:r>
+              <w:rPr>
+                <w:highlight w:val="none"/>
+              </w:rPr>
+            </w:r>
+            <w:r/>
+            <w:r/>
+          </w:p>
+          <w:p>
+            <w:pPr>
+              <w:pBdr/>
+              <w:spacing/>
+              <w:ind/>
+              <w:rPr>
+                <w:highlight w:val="none"/>
+              </w:rPr>
+            </w:pPr>
+            <w:r>
+              <w:t xml:space="preserve">1.</w:t>
+            </w:r>
+            <w:r>
+              <w:t xml:space="preserve">No final do fluxo do bot, clicar em "Enviar pergunta para a Secretaria".</w:t>
+            </w:r>
+            <w:r>
+              <w:rPr>
+                <w:highlight w:val="none"/>
+              </w:rPr>
+            </w:r>
+            <w:r>
+              <w:rPr>
+                <w:highlight w:val="none"/>
+              </w:rPr>
+            </w:r>
+          </w:p>
+          <w:p>
+            <w:pPr>
+              <w:pBdr/>
+              <w:spacing/>
+              <w:ind/>
+              <w:rPr/>
+            </w:pPr>
+            <w:r>
+              <w:t xml:space="preserve">2.</w:t>
+            </w:r>
+            <w:r>
+              <w:t xml:space="preserve">Preencher o campo de texto com a dúvida e inserir o e-mail institucional.</w:t>
+            </w:r>
+            <w:r/>
+            <w:r/>
+          </w:p>
+          <w:p>
+            <w:pPr>
+              <w:pBdr/>
+              <w:spacing/>
+              <w:ind/>
+              <w:rPr>
+                <w:highlight w:val="none"/>
+              </w:rPr>
+            </w:pPr>
+            <w:r>
+              <w:t xml:space="preserve">3.</w:t>
+            </w:r>
+            <w:r>
+              <w:t xml:space="preserve">Clicar em "Enviar".</w:t>
+            </w:r>
+            <w:r>
+              <w:rPr>
+                <w:highlight w:val="none"/>
+              </w:rPr>
+            </w:r>
+            <w:r>
+              <w:rPr>
+                <w:highlight w:val="none"/>
+              </w:rPr>
+            </w:r>
+          </w:p>
+          <w:p>
+            <w:pPr>
+              <w:pBdr/>
+              <w:spacing/>
+              <w:ind/>
+              <w:rPr/>
+            </w:pPr>
+            <w:r>
+              <w:rPr>
+                <w:highlight w:val="none"/>
+              </w:rPr>
+            </w:r>
+            <w:r/>
+            <w:r/>
+          </w:p>
+          <w:p>
+            <w:pPr>
+              <w:pBdr/>
+              <w:spacing/>
+              <w:ind/>
+              <w:rPr>
+                <w:highlight w:val="none"/>
+              </w:rPr>
+            </w:pPr>
+            <w:r>
+              <w:rPr>
+                <w:highlight w:val="none"/>
+              </w:rPr>
+            </w:r>
+            <w:r>
+              <w:rPr>
+                <w:highlight w:val="none"/>
+              </w:rPr>
+            </w:r>
+          </w:p>
+        </w:tc>
+        <w:tc>
+          <w:tcPr>
+            <w:tcBorders/>
+            <w:tcW w:w="1708" w:type="dxa"/>
+            <w:vAlign w:val="center"/>
+            <w:vMerge w:val="restart"/>
+          </w:tcPr>
+          <w:p>
+            <w:pPr>
+              <w:pBdr/>
+              <w:spacing/>
+              <w:ind/>
+              <w:rPr/>
+            </w:pPr>
+            <w:r/>
+            <w:r>
+              <w:t xml:space="preserve">O sistema exibe mensagem de sucesso, encerra o atendimento e armazena a pergunta para a secretaria.</w:t>
+            </w:r>
+            <w:r/>
+            <w:r/>
+          </w:p>
+          <w:p>
+            <w:pPr>
+              <w:pBdr/>
+              <w:spacing/>
+              <w:ind/>
+              <w:rPr/>
+            </w:pPr>
+            <w:r/>
+            <w:r/>
+          </w:p>
+        </w:tc>
+        <w:tc>
+          <w:tcPr>
+            <w:tcBorders/>
+            <w:tcW w:w="2402" w:type="dxa"/>
+            <w:vAlign w:val="center"/>
+            <w:vMerge w:val="restart"/>
+          </w:tcPr>
+          <w:p>
+            <w:pPr>
+              <w:pBdr/>
+              <w:spacing/>
+              <w:ind/>
+              <w:rPr/>
+            </w:pPr>
+            <w:r/>
+            <w:r>
+              <w:t xml:space="preserve">Dúvida gravada perfeitamente no banco de dados e notificação de sucesso enviada na tela.</w:t>
+            </w:r>
+            <w:r/>
+            <w:r/>
+          </w:p>
+          <w:p>
+            <w:pPr>
+              <w:pBdr/>
+              <w:spacing/>
+              <w:ind/>
+              <w:rPr/>
+            </w:pPr>
+            <w:r/>
+            <w:r/>
+          </w:p>
+        </w:tc>
+        <w:tc>
+          <w:tcPr>
+            <w:tcBorders/>
+            <w:tcW w:w="1843" w:type="dxa"/>
+            <w:vAlign w:val="center"/>
+            <w:vMerge w:val="restart"/>
+          </w:tcPr>
+          <w:p>
+            <w:pPr>
+              <w:pBdr/>
+              <w:spacing/>
+              <w:ind/>
+              <w:jc w:val="center"/>
+              <w:rPr/>
+            </w:pPr>
+            <w:r>
+              <w:t xml:space="preserve">Passou</w:t>
+            </w:r>
+            <w:r/>
+            <w:r/>
+          </w:p>
+          <w:p>
+            <w:pPr>
+              <w:pBdr/>
+              <w:spacing/>
+              <w:ind/>
+              <w:jc w:val="center"/>
+              <w:rPr/>
+            </w:pPr>
+            <w:r/>
+            <w:r/>
+          </w:p>
+        </w:tc>
+        <w:tc>
+          <w:tcPr>
+            <w:tcBorders/>
+            <w:tcW w:w="2835" w:type="dxa"/>
+            <w:vAlign w:val="center"/>
+            <w:vMerge w:val="restart"/>
+          </w:tcPr>
+          <w:p>
+            <w:pPr>
+              <w:pBdr/>
+              <w:spacing/>
+              <w:ind/>
+              <w:jc w:val="center"/>
+              <w:rPr/>
+            </w:pPr>
+            <w:r>
+              <w:t xml:space="preserve">Realizado por: </w:t>
+            </w:r>
+            <w:r>
+              <w:t xml:space="preserve">Felipe</w:t>
+            </w:r>
+            <w:r>
+              <w:br/>
+              <w:t xml:space="preserve">Data: </w:t>
+            </w:r>
+            <w:r>
+              <w:t xml:space="preserve">0</w:t>
+            </w:r>
+            <w:r>
+              <w:t xml:space="preserve">7/0</w:t>
+            </w:r>
+            <w:r>
+              <w:t xml:space="preserve">6</w:t>
+            </w:r>
+            <w:r>
+              <w:t xml:space="preserve">/2026</w:t>
+            </w:r>
+            <w:r/>
+            <w:r/>
+          </w:p>
+          <w:p>
+            <w:pPr>
+              <w:pBdr/>
+              <w:spacing/>
+              <w:ind/>
+              <w:jc w:val="center"/>
+              <w:rPr/>
+            </w:pPr>
+            <w:r/>
+            <w:r/>
+          </w:p>
+        </w:tc>
+      </w:tr>
+    </w:tbl>
+    <w:p>
+      <w:pPr>
+        <w:pBdr/>
+        <w:spacing/>
+        <w:ind/>
+        <w:rPr/>
+      </w:pPr>
+      <w:r>
+        <w:br w:type="page" w:clear="all"/>
+      </w:r>
+      <w:r/>
+    </w:p>
+    <w:tbl>
+      <w:tblPr>
+        <w:tblStyle w:val="941"/>
+        <w:tblInd w:w="-437" w:type="dxa"/>
+        <w:tblW w:w="16157" w:type="dxa"/>
+        <w:tblBorders/>
+        <w:tblLayout w:type="fixed"/>
+        <w:tblLook w:val="04A0" w:firstRow="1" w:lastRow="0" w:firstColumn="1" w:lastColumn="0" w:noHBand="0" w:noVBand="1"/>
+      </w:tblPr>
+      <w:tblGrid>
+        <w:gridCol w:w="850"/>
+        <w:gridCol w:w="1702"/>
+        <w:gridCol w:w="1416"/>
+        <w:gridCol w:w="1559"/>
+        <w:gridCol w:w="1843"/>
+        <w:gridCol w:w="1708"/>
+        <w:gridCol w:w="2402"/>
+        <w:gridCol w:w="1843"/>
+        <w:gridCol w:w="2835"/>
+      </w:tblGrid>
+      <w:tr>
+        <w:trPr>
+          <w:trHeight w:val="0"/>
+        </w:trPr>
+        <w:tc>
+          <w:tcPr>
+            <w:tcBorders/>
+            <w:tcW w:w="850" w:type="dxa"/>
+            <w:vAlign w:val="center"/>
+            <w:vMerge w:val="restart"/>
+          </w:tcPr>
+          <w:p>
+            <w:pPr>
+              <w:pBdr/>
+              <w:spacing/>
+              <w:ind/>
+              <w:jc w:val="center"/>
+              <w:rPr/>
+            </w:pPr>
+            <w:r>
+              <w:t xml:space="preserve">CT-</w:t>
+            </w:r>
+            <w:r>
+              <w:t xml:space="preserve">07</w:t>
+            </w:r>
+            <w:r/>
+            <w:r/>
+          </w:p>
+          <w:p>
+            <w:pPr>
+              <w:pBdr/>
+              <w:spacing/>
+              <w:ind/>
+              <w:jc w:val="center"/>
+              <w:rPr/>
+            </w:pPr>
+            <w:r/>
+            <w:r/>
+          </w:p>
+        </w:tc>
+        <w:tc>
+          <w:tcPr>
+            <w:tcBorders/>
+            <w:tcW w:w="1702" w:type="dxa"/>
+            <w:vAlign w:val="center"/>
+            <w:vMerge w:val="restart"/>
+          </w:tcPr>
+          <w:p>
+            <w:pPr>
+              <w:pBdr/>
+              <w:spacing/>
+              <w:ind/>
+              <w:rPr/>
+            </w:pPr>
+            <w:r/>
+            <w:r>
+              <w:t xml:space="preserve">Listagem e alteração de status de perguntas pela Secretária Acadêmica</w:t>
+            </w:r>
+            <w:r/>
+            <w:r/>
+          </w:p>
+          <w:p>
+            <w:pPr>
+              <w:pBdr/>
+              <w:spacing/>
+              <w:ind/>
+              <w:rPr/>
+            </w:pPr>
+            <w:r/>
+            <w:r/>
+          </w:p>
+        </w:tc>
+        <w:tc>
+          <w:tcPr>
+            <w:tcBorders/>
+            <w:tcW w:w="1416" w:type="dxa"/>
+            <w:vAlign w:val="center"/>
+            <w:vMerge w:val="restart"/>
+          </w:tcPr>
+          <w:p>
+            <w:pPr>
+              <w:pBdr/>
+              <w:spacing/>
+              <w:ind/>
+              <w:rPr/>
+            </w:pPr>
+            <w:r/>
+            <w:r>
+              <w:t xml:space="preserve">Usuário autenticado com o perfil de "Secretária Acadêmica".</w:t>
+            </w:r>
+            <w:r/>
+            <w:r/>
+          </w:p>
+          <w:p>
+            <w:pPr>
+              <w:pBdr/>
+              <w:spacing/>
+              <w:ind/>
+              <w:rPr/>
+            </w:pPr>
+            <w:r/>
+            <w:r/>
+          </w:p>
+        </w:tc>
+        <w:tc>
+          <w:tcPr>
+            <w:tcBorders/>
+            <w:tcW w:w="1559" w:type="dxa"/>
+            <w:vAlign w:val="center"/>
+            <w:vMerge w:val="restart"/>
+          </w:tcPr>
+          <w:p>
+            <w:pPr>
+              <w:pBdr/>
+              <w:spacing/>
+              <w:ind/>
+              <w:rPr/>
+            </w:pPr>
+            <w:r/>
+            <w:r>
+              <w:t xml:space="preserve">Seleção de uma pergunta com status "Em aberto" e mudança para "Respondida".</w:t>
+            </w:r>
+            <w:r/>
+            <w:r/>
+          </w:p>
+          <w:p>
+            <w:pPr>
+              <w:pBdr/>
+              <w:spacing/>
+              <w:ind/>
+              <w:rPr/>
+            </w:pPr>
+            <w:r/>
+            <w:r/>
+          </w:p>
+        </w:tc>
+        <w:tc>
+          <w:tcPr>
+            <w:tcBorders/>
+            <w:tcW w:w="1843" w:type="dxa"/>
+            <w:vAlign w:val="center"/>
+            <w:vMerge w:val="restart"/>
+          </w:tcPr>
+          <w:p>
+            <w:pPr>
+              <w:pBdr/>
+              <w:spacing/>
+              <w:ind/>
+              <w:rPr/>
+            </w:pPr>
+            <w:r>
+              <w:rPr>
+                <w:highlight w:val="none"/>
+              </w:rPr>
+            </w:r>
+            <w:r/>
+            <w:r/>
+          </w:p>
+          <w:p>
+            <w:pPr>
+              <w:pBdr/>
+              <w:spacing/>
+              <w:ind/>
+              <w:rPr>
+                <w:highlight w:val="none"/>
+              </w:rPr>
+            </w:pPr>
+            <w:r>
+              <w:t xml:space="preserve">1.</w:t>
+            </w:r>
+            <w:r>
+              <w:t xml:space="preserve">Entrar no ambiente administrativo com a conta da secretaria.</w:t>
+            </w:r>
+            <w:r>
+              <w:rPr>
+                <w:highlight w:val="none"/>
+              </w:rPr>
+            </w:r>
+            <w:r>
+              <w:rPr>
+                <w:highlight w:val="none"/>
+              </w:rPr>
+            </w:r>
+          </w:p>
+          <w:p>
+            <w:pPr>
+              <w:pBdr/>
+              <w:spacing/>
+              <w:ind/>
+              <w:rPr/>
+            </w:pPr>
+            <w:r>
+              <w:t xml:space="preserve">2.</w:t>
+            </w:r>
+            <w:r>
+              <w:t xml:space="preserve">Acessar o módulo de "Gestão de Perguntas".</w:t>
+            </w:r>
+            <w:r/>
+            <w:r/>
+          </w:p>
+          <w:p>
+            <w:pPr>
+              <w:pBdr/>
+              <w:spacing/>
+              <w:ind/>
+              <w:rPr>
+                <w:highlight w:val="none"/>
+              </w:rPr>
+            </w:pPr>
+            <w:r>
+              <w:t xml:space="preserve">3.</w:t>
+            </w:r>
+            <w:r>
+              <w:t xml:space="preserve">Visualizar a lista, clicar em uma dúvida aberta, digitar a resposta interna e alterar o status para "Respondida".</w:t>
+            </w:r>
+            <w:r>
+              <w:rPr>
+                <w:highlight w:val="none"/>
+              </w:rPr>
+            </w:r>
+            <w:r>
+              <w:rPr>
+                <w:highlight w:val="none"/>
+              </w:rPr>
+            </w:r>
+          </w:p>
+          <w:p>
+            <w:pPr>
+              <w:pBdr/>
+              <w:spacing/>
+              <w:ind/>
+              <w:rPr/>
+            </w:pPr>
+            <w:r>
+              <w:rPr>
+                <w:highlight w:val="none"/>
+              </w:rPr>
+            </w:r>
+            <w:r/>
+            <w:r/>
+          </w:p>
+          <w:p>
+            <w:pPr>
+              <w:pBdr/>
+              <w:spacing/>
+              <w:ind/>
+              <w:rPr>
+                <w:highlight w:val="none"/>
+              </w:rPr>
+            </w:pPr>
+            <w:r>
+              <w:rPr>
+                <w:highlight w:val="none"/>
+              </w:rPr>
+            </w:r>
+            <w:r>
+              <w:rPr>
+                <w:highlight w:val="none"/>
+              </w:rPr>
+            </w:r>
+          </w:p>
+        </w:tc>
+        <w:tc>
+          <w:tcPr>
+            <w:tcBorders/>
+            <w:tcW w:w="1708" w:type="dxa"/>
+            <w:vAlign w:val="center"/>
+            <w:vMerge w:val="restart"/>
+          </w:tcPr>
+          <w:p>
+            <w:pPr>
+              <w:pBdr/>
+              <w:spacing/>
+              <w:ind/>
+              <w:rPr/>
+            </w:pPr>
+            <w:r/>
+            <w:r>
+              <w:t xml:space="preserve">A lista deve atualizar instantaneamente e gravar a nova situação da pergunta no repositório.</w:t>
+            </w:r>
+            <w:r/>
+            <w:r/>
+          </w:p>
+          <w:p>
+            <w:pPr>
+              <w:pBdr/>
+              <w:spacing/>
+              <w:ind/>
+              <w:rPr/>
+            </w:pPr>
+            <w:r/>
+            <w:r/>
+          </w:p>
+        </w:tc>
+        <w:tc>
+          <w:tcPr>
+            <w:tcBorders/>
+            <w:tcW w:w="2402" w:type="dxa"/>
+            <w:vAlign w:val="center"/>
+            <w:vMerge w:val="restart"/>
+          </w:tcPr>
+          <w:p>
+            <w:pPr>
+              <w:pBdr/>
+              <w:spacing/>
+              <w:ind/>
+              <w:rPr/>
+            </w:pPr>
+            <w:r/>
+            <w:r>
+              <w:t xml:space="preserve">Filtro de listagem e alteração de estados processados de forma rápida e precisa.</w:t>
+            </w:r>
+            <w:r/>
+            <w:r/>
+          </w:p>
+          <w:p>
+            <w:pPr>
+              <w:pBdr/>
+              <w:spacing/>
+              <w:ind/>
+              <w:rPr/>
+            </w:pPr>
+            <w:r/>
+            <w:r/>
+          </w:p>
+        </w:tc>
+        <w:tc>
+          <w:tcPr>
+            <w:tcBorders/>
+            <w:tcW w:w="1843" w:type="dxa"/>
+            <w:vAlign w:val="center"/>
+            <w:vMerge w:val="restart"/>
+          </w:tcPr>
+          <w:p>
+            <w:pPr>
+              <w:pBdr/>
+              <w:spacing/>
+              <w:ind/>
+              <w:jc w:val="center"/>
+              <w:rPr/>
+            </w:pPr>
+            <w:r>
+              <w:t xml:space="preserve">Passou</w:t>
+            </w:r>
+            <w:r/>
+            <w:r/>
+          </w:p>
+          <w:p>
+            <w:pPr>
+              <w:pBdr/>
+              <w:spacing/>
+              <w:ind/>
+              <w:jc w:val="center"/>
+              <w:rPr/>
+            </w:pPr>
+            <w:r/>
+            <w:r/>
+          </w:p>
+        </w:tc>
+        <w:tc>
+          <w:tcPr>
+            <w:tcBorders/>
+            <w:tcW w:w="2835" w:type="dxa"/>
+            <w:vAlign w:val="center"/>
+            <w:vMerge w:val="restart"/>
+          </w:tcPr>
+          <w:p>
+            <w:pPr>
+              <w:pBdr/>
+              <w:spacing/>
+              <w:ind/>
+              <w:jc w:val="center"/>
+              <w:rPr/>
+            </w:pPr>
+            <w:r>
+              <w:t xml:space="preserve">Realizado por: </w:t>
+            </w:r>
+            <w:r>
+              <w:t xml:space="preserve">Felipe</w:t>
+            </w:r>
+            <w:r>
+              <w:br/>
+              <w:t xml:space="preserve">Data: </w:t>
+            </w:r>
+            <w:r>
+              <w:t xml:space="preserve">0</w:t>
+            </w:r>
+            <w:r>
+              <w:t xml:space="preserve">7/0</w:t>
+            </w:r>
+            <w:r>
+              <w:t xml:space="preserve">6</w:t>
+            </w:r>
+            <w:r>
+              <w:t xml:space="preserve">/2026</w:t>
+            </w:r>
+            <w:r/>
+            <w:r/>
+          </w:p>
+          <w:p>
+            <w:pPr>
+              <w:pBdr/>
+              <w:spacing/>
+              <w:ind/>
+              <w:jc w:val="center"/>
+              <w:rPr/>
+            </w:pPr>
+            <w:r/>
+            <w:r/>
+          </w:p>
+        </w:tc>
+      </w:tr>
+      <w:tr>
+        <w:trPr>
+          <w:trHeight w:val="0"/>
+        </w:trPr>
+        <w:tc>
+          <w:tcPr>
+            <w:tcBorders/>
+            <w:tcW w:w="850" w:type="dxa"/>
+            <w:vAlign w:val="center"/>
+            <w:vMerge w:val="restart"/>
+          </w:tcPr>
+          <w:p>
+            <w:pPr>
+              <w:pBdr/>
+              <w:spacing/>
+              <w:ind/>
+              <w:jc w:val="center"/>
+              <w:rPr/>
+            </w:pPr>
+            <w:r>
+              <w:t xml:space="preserve">CT-</w:t>
+            </w:r>
+            <w:r>
+              <w:t xml:space="preserve">08</w:t>
+            </w:r>
+            <w:r/>
+            <w:r/>
+          </w:p>
+          <w:p>
+            <w:pPr>
+              <w:pBdr/>
+              <w:spacing/>
+              <w:ind/>
+              <w:jc w:val="center"/>
+              <w:rPr/>
+            </w:pPr>
+            <w:r/>
+            <w:r/>
+          </w:p>
+        </w:tc>
+        <w:tc>
+          <w:tcPr>
+            <w:tcBorders/>
+            <w:tcW w:w="1702" w:type="dxa"/>
+            <w:vAlign w:val="center"/>
+            <w:vMerge w:val="restart"/>
+          </w:tcPr>
+          <w:p>
+            <w:pPr>
+              <w:pBdr/>
+              <w:spacing/>
+              <w:ind/>
+              <w:rPr/>
+            </w:pPr>
+            <w:r/>
+            <w:r>
+              <w:t xml:space="preserve">Registro de feedback ("Gostei" / "Não gostei") pelo usuário</w:t>
+            </w:r>
+            <w:r/>
+            <w:r/>
+          </w:p>
+          <w:p>
+            <w:pPr>
+              <w:pBdr/>
+              <w:spacing/>
+              <w:ind/>
+              <w:rPr/>
+            </w:pPr>
+            <w:r/>
+            <w:r/>
+          </w:p>
+        </w:tc>
+        <w:tc>
+          <w:tcPr>
+            <w:tcBorders/>
+            <w:tcW w:w="1416" w:type="dxa"/>
+            <w:vAlign w:val="center"/>
+            <w:vMerge w:val="restart"/>
+          </w:tcPr>
+          <w:p>
+            <w:pPr>
+              <w:pBdr/>
+              <w:spacing/>
+              <w:ind/>
+              <w:rPr/>
+            </w:pPr>
+            <w:r/>
+            <w:r>
+              <w:t xml:space="preserve">Conclusão de uma jornada de respostas completada pelo robô.</w:t>
+            </w:r>
+            <w:r/>
+            <w:r/>
+          </w:p>
+          <w:p>
+            <w:pPr>
+              <w:pBdr/>
+              <w:spacing/>
+              <w:ind/>
+              <w:rPr/>
+            </w:pPr>
+            <w:r/>
+            <w:r/>
+          </w:p>
+        </w:tc>
+        <w:tc>
+          <w:tcPr>
+            <w:tcBorders/>
+            <w:tcW w:w="1559" w:type="dxa"/>
+            <w:vAlign w:val="center"/>
+            <w:vMerge w:val="restart"/>
+          </w:tcPr>
+          <w:p>
+            <w:pPr>
+              <w:pBdr/>
+              <w:spacing/>
+              <w:ind/>
+              <w:rPr/>
+            </w:pPr>
+            <w:r/>
+            <w:r>
+              <w:t xml:space="preserve">Clique no botão de reação positiva ("Gostei" / Ícone de Joinha).</w:t>
+            </w:r>
+            <w:r/>
+            <w:r/>
+          </w:p>
+          <w:p>
+            <w:pPr>
+              <w:pBdr/>
+              <w:spacing/>
+              <w:ind/>
+              <w:rPr/>
+            </w:pPr>
+            <w:r/>
+            <w:r/>
+          </w:p>
+        </w:tc>
+        <w:tc>
+          <w:tcPr>
+            <w:tcBorders/>
+            <w:tcW w:w="1843" w:type="dxa"/>
+            <w:vAlign w:val="center"/>
+            <w:vMerge w:val="restart"/>
+          </w:tcPr>
+          <w:p>
+            <w:pPr>
+              <w:pBdr/>
+              <w:spacing/>
+              <w:ind/>
+              <w:rPr/>
+            </w:pPr>
+            <w:r>
+              <w:rPr>
+                <w:highlight w:val="none"/>
+              </w:rPr>
+            </w:r>
+            <w:r/>
+            <w:r/>
+          </w:p>
+          <w:p>
+            <w:pPr>
+              <w:pBdr/>
+              <w:spacing/>
+              <w:ind/>
+              <w:rPr>
+                <w:highlight w:val="none"/>
+              </w:rPr>
+            </w:pPr>
+            <w:r>
+              <w:t xml:space="preserve">1.</w:t>
+            </w:r>
+            <w:r>
+              <w:t xml:space="preserve">Realizar uma consulta completa no chatbot.</w:t>
+            </w:r>
+            <w:r>
+              <w:rPr>
+                <w:highlight w:val="none"/>
+              </w:rPr>
+            </w:r>
+            <w:r>
+              <w:rPr>
+                <w:highlight w:val="none"/>
+              </w:rPr>
+            </w:r>
+          </w:p>
+          <w:p>
+            <w:pPr>
+              <w:pBdr/>
+              <w:spacing/>
+              <w:ind/>
+              <w:rPr>
+                <w:highlight w:val="none"/>
+              </w:rPr>
+            </w:pPr>
+            <w:r>
+              <w:t xml:space="preserve">2.</w:t>
+            </w:r>
+            <w:r>
+              <w:t xml:space="preserve">Na mensagem de encerramento da resposta, clicar na opção "Gostei".</w:t>
+            </w:r>
+            <w:r>
+              <w:rPr>
+                <w:highlight w:val="none"/>
+              </w:rPr>
+            </w:r>
+            <w:r>
+              <w:rPr>
+                <w:highlight w:val="none"/>
+              </w:rPr>
+            </w:r>
+          </w:p>
+          <w:p>
+            <w:pPr>
+              <w:pBdr/>
+              <w:spacing/>
+              <w:ind/>
+              <w:rPr/>
+            </w:pPr>
+            <w:r>
+              <w:rPr>
+                <w:highlight w:val="none"/>
+              </w:rPr>
+            </w:r>
+            <w:r/>
+            <w:r/>
+          </w:p>
+          <w:p>
+            <w:pPr>
+              <w:pBdr/>
+              <w:spacing/>
+              <w:ind/>
+              <w:rPr>
+                <w:highlight w:val="none"/>
+              </w:rPr>
+            </w:pPr>
+            <w:r>
+              <w:rPr>
+                <w:highlight w:val="none"/>
+              </w:rPr>
+            </w:r>
+            <w:r>
+              <w:rPr>
+                <w:highlight w:val="none"/>
+              </w:rPr>
+            </w:r>
+          </w:p>
+        </w:tc>
+        <w:tc>
+          <w:tcPr>
+            <w:tcBorders/>
+            <w:tcW w:w="1708" w:type="dxa"/>
+            <w:vAlign w:val="center"/>
+            <w:vMerge w:val="restart"/>
+          </w:tcPr>
+          <w:p>
+            <w:pPr>
+              <w:pBdr/>
+              <w:spacing/>
+              <w:ind/>
+              <w:rPr/>
+            </w:pPr>
+            <w:r/>
+            <w:r>
+              <w:t xml:space="preserve">O sistema computa o voto, desabilita os botões para evitar duplo clique e exibe um agradecimento.</w:t>
+            </w:r>
+            <w:r/>
+            <w:r/>
+          </w:p>
+          <w:p>
+            <w:pPr>
+              <w:pBdr/>
+              <w:spacing/>
+              <w:ind/>
+              <w:rPr/>
+            </w:pPr>
+            <w:r/>
+            <w:r/>
+          </w:p>
+        </w:tc>
+        <w:tc>
+          <w:tcPr>
+            <w:tcBorders/>
+            <w:tcW w:w="2402" w:type="dxa"/>
+            <w:vAlign w:val="center"/>
+            <w:vMerge w:val="restart"/>
+          </w:tcPr>
+          <w:p>
+            <w:pPr>
+              <w:pBdr/>
+              <w:spacing/>
+              <w:ind/>
+              <w:rPr/>
+            </w:pPr>
+            <w:r/>
+            <w:r>
+              <w:t xml:space="preserve">Feedback registrado com sucesso atrelando o voto ao ID da interação corrente.</w:t>
+            </w:r>
+            <w:r/>
+            <w:r/>
+          </w:p>
+          <w:p>
+            <w:pPr>
+              <w:pBdr/>
+              <w:spacing/>
+              <w:ind/>
+              <w:rPr/>
+            </w:pPr>
+            <w:r/>
+            <w:r/>
+          </w:p>
+        </w:tc>
+        <w:tc>
+          <w:tcPr>
+            <w:tcBorders/>
+            <w:tcW w:w="1843" w:type="dxa"/>
+            <w:vAlign w:val="center"/>
+            <w:vMerge w:val="restart"/>
+          </w:tcPr>
+          <w:p>
+            <w:pPr>
+              <w:pBdr/>
+              <w:spacing/>
+              <w:ind/>
+              <w:jc w:val="center"/>
+              <w:rPr/>
+            </w:pPr>
+            <w:r>
+              <w:t xml:space="preserve">Passou</w:t>
+            </w:r>
+            <w:r/>
+            <w:r/>
+          </w:p>
+          <w:p>
+            <w:pPr>
+              <w:pBdr/>
+              <w:spacing/>
+              <w:ind/>
+              <w:jc w:val="center"/>
+              <w:rPr/>
+            </w:pPr>
+            <w:r/>
+            <w:r/>
+          </w:p>
+        </w:tc>
+        <w:tc>
+          <w:tcPr>
+            <w:tcBorders/>
+            <w:tcW w:w="2835" w:type="dxa"/>
+            <w:vAlign w:val="center"/>
+            <w:vMerge w:val="restart"/>
+          </w:tcPr>
+          <w:p>
+            <w:pPr>
+              <w:pBdr/>
+              <w:spacing/>
+              <w:ind/>
+              <w:jc w:val="center"/>
+              <w:rPr/>
+            </w:pPr>
+            <w:r>
+              <w:t xml:space="preserve">Realizado por: </w:t>
+            </w:r>
+            <w:r>
+              <w:t xml:space="preserve">Felipe</w:t>
+            </w:r>
+            <w:r>
+              <w:br/>
+              <w:t xml:space="preserve">Data: </w:t>
+            </w:r>
+            <w:r>
+              <w:t xml:space="preserve">0</w:t>
+            </w:r>
+            <w:r>
+              <w:t xml:space="preserve">7/0</w:t>
+            </w:r>
+            <w:r>
+              <w:t xml:space="preserve">6</w:t>
+            </w:r>
+            <w:r>
+              <w:t xml:space="preserve">/2026</w:t>
+            </w:r>
+            <w:r/>
+            <w:r/>
+          </w:p>
+          <w:p>
+            <w:pPr>
+              <w:pBdr/>
+              <w:spacing/>
+              <w:ind/>
+              <w:jc w:val="center"/>
+              <w:rPr/>
+            </w:pPr>
+            <w:r/>
+            <w:r/>
+          </w:p>
+        </w:tc>
+      </w:tr>
+    </w:tbl>
+    <w:p>
+      <w:pPr>
+        <w:pBdr/>
+        <w:spacing/>
+        <w:ind/>
+        <w:rPr/>
+      </w:pPr>
+      <w:r>
+        <w:br w:type="page" w:clear="all"/>
+      </w:r>
+      <w:r/>
+    </w:p>
+    <w:tbl>
+      <w:tblPr>
+        <w:tblStyle w:val="941"/>
+        <w:tblInd w:w="-437" w:type="dxa"/>
+        <w:tblW w:w="16157" w:type="dxa"/>
+        <w:tblBorders/>
+        <w:tblLayout w:type="fixed"/>
+        <w:tblLook w:val="04A0" w:firstRow="1" w:lastRow="0" w:firstColumn="1" w:lastColumn="0" w:noHBand="0" w:noVBand="1"/>
+      </w:tblPr>
+      <w:tblGrid>
+        <w:gridCol w:w="850"/>
+        <w:gridCol w:w="1702"/>
+        <w:gridCol w:w="1416"/>
+        <w:gridCol w:w="1559"/>
+        <w:gridCol w:w="1843"/>
+        <w:gridCol w:w="1708"/>
+        <w:gridCol w:w="2402"/>
+        <w:gridCol w:w="1843"/>
+        <w:gridCol w:w="2835"/>
+      </w:tblGrid>
+      <w:tr>
+        <w:trPr>
+          <w:trHeight w:val="0"/>
+        </w:trPr>
+        <w:tc>
+          <w:tcPr>
+            <w:tcBorders/>
+            <w:tcW w:w="850" w:type="dxa"/>
+            <w:vAlign w:val="center"/>
+            <w:vMerge w:val="restart"/>
+          </w:tcPr>
+          <w:p>
+            <w:pPr>
+              <w:pBdr/>
+              <w:spacing/>
+              <w:ind/>
+              <w:jc w:val="center"/>
+              <w:rPr/>
+            </w:pPr>
+            <w:r>
+              <w:t xml:space="preserve">CT-</w:t>
+            </w:r>
+            <w:r>
+              <w:t xml:space="preserve">09</w:t>
+            </w:r>
+            <w:r/>
+            <w:r/>
+          </w:p>
+          <w:p>
+            <w:pPr>
+              <w:pBdr/>
+              <w:spacing/>
+              <w:ind/>
+              <w:jc w:val="center"/>
+              <w:rPr/>
+            </w:pPr>
+            <w:r/>
+            <w:r/>
+          </w:p>
+        </w:tc>
+        <w:tc>
+          <w:tcPr>
+            <w:tcBorders/>
+            <w:tcW w:w="1702" w:type="dxa"/>
+            <w:vAlign w:val="center"/>
+            <w:vMerge w:val="restart"/>
+          </w:tcPr>
+          <w:p>
+            <w:pPr>
+              <w:pBdr/>
+              <w:spacing/>
+              <w:ind/>
+              <w:rPr/>
+            </w:pPr>
+            <w:r/>
+            <w:r>
+              <w:t xml:space="preserve">Gravação de trilha de logs detalhada no banco de dados</w:t>
+            </w:r>
+            <w:r/>
+            <w:r/>
+          </w:p>
+          <w:p>
+            <w:pPr>
+              <w:pBdr/>
+              <w:spacing/>
+              <w:ind/>
+              <w:rPr/>
+            </w:pPr>
+            <w:r/>
+            <w:r/>
+          </w:p>
+        </w:tc>
+        <w:tc>
+          <w:tcPr>
+            <w:tcBorders/>
+            <w:tcW w:w="1416" w:type="dxa"/>
+            <w:vAlign w:val="center"/>
+            <w:vMerge w:val="restart"/>
+          </w:tcPr>
+          <w:p>
+            <w:pPr>
+              <w:pBdr/>
+              <w:spacing/>
+              <w:ind/>
+              <w:rPr/>
+            </w:pPr>
+            <w:r/>
+            <w:r>
+              <w:t xml:space="preserve">Realizar qualquer atendimento na interface do Aluno.</w:t>
+            </w:r>
+            <w:r/>
+            <w:r/>
+          </w:p>
+          <w:p>
+            <w:pPr>
+              <w:pBdr/>
+              <w:spacing/>
+              <w:ind/>
+              <w:rPr/>
+            </w:pPr>
+            <w:r/>
+            <w:r/>
+          </w:p>
+        </w:tc>
+        <w:tc>
+          <w:tcPr>
+            <w:tcBorders/>
+            <w:tcW w:w="1559" w:type="dxa"/>
+            <w:vAlign w:val="center"/>
+            <w:vMerge w:val="restart"/>
+          </w:tcPr>
+          <w:p>
+            <w:pPr>
+              <w:pBdr/>
+              <w:spacing/>
+              <w:ind/>
+              <w:rPr/>
+            </w:pPr>
+            <w:r/>
+            <w:r>
+              <w:t xml:space="preserve">Fluxo de cliques realizados durante a sessão de teste.</w:t>
+            </w:r>
+            <w:r/>
+            <w:r/>
+          </w:p>
+          <w:p>
+            <w:pPr>
+              <w:pBdr/>
+              <w:spacing/>
+              <w:ind/>
+              <w:rPr/>
+            </w:pPr>
+            <w:r/>
+            <w:r/>
+          </w:p>
+        </w:tc>
+        <w:tc>
+          <w:tcPr>
+            <w:tcBorders/>
+            <w:tcW w:w="1843" w:type="dxa"/>
+            <w:vAlign w:val="center"/>
+            <w:vMerge w:val="restart"/>
+          </w:tcPr>
+          <w:p>
+            <w:pPr>
+              <w:pBdr/>
+              <w:spacing/>
+              <w:ind/>
+              <w:rPr/>
+            </w:pPr>
+            <w:r>
+              <w:rPr>
+                <w:highlight w:val="none"/>
+              </w:rPr>
+            </w:r>
+            <w:r/>
+            <w:r/>
+          </w:p>
+          <w:p>
+            <w:pPr>
+              <w:pBdr/>
+              <w:spacing/>
+              <w:ind/>
+              <w:rPr>
+                <w:highlight w:val="none"/>
+              </w:rPr>
+            </w:pPr>
+            <w:r>
+              <w:t xml:space="preserve">1.</w:t>
+            </w:r>
+            <w:r>
+              <w:t xml:space="preserve">Interagir com o chatbot escolhendo: Curso -&gt; Estágio -&gt; Comprovação.</w:t>
+            </w:r>
+            <w:r>
+              <w:rPr>
+                <w:highlight w:val="none"/>
+              </w:rPr>
+            </w:r>
+            <w:r>
+              <w:rPr>
+                <w:highlight w:val="none"/>
+              </w:rPr>
+            </w:r>
+          </w:p>
+          <w:p>
+            <w:pPr>
+              <w:pBdr/>
+              <w:spacing/>
+              <w:ind/>
+              <w:rPr/>
+            </w:pPr>
+            <w:r>
+              <w:t xml:space="preserve">2.</w:t>
+            </w:r>
+            <w:r>
+              <w:t xml:space="preserve">Avaliar o atendimento.</w:t>
+            </w:r>
+            <w:r/>
+            <w:r/>
+          </w:p>
+          <w:p>
+            <w:pPr>
+              <w:pBdr/>
+              <w:spacing/>
+              <w:ind/>
+              <w:rPr>
+                <w:highlight w:val="none"/>
+              </w:rPr>
+            </w:pPr>
+            <w:r>
+              <w:t xml:space="preserve">3.</w:t>
+            </w:r>
+            <w:r>
+              <w:t xml:space="preserve">Como administrador, consultar a tabela de logs via sistema ou SGDB (PostgreSQL).</w:t>
+            </w:r>
+            <w:r>
+              <w:rPr>
+                <w:highlight w:val="none"/>
+              </w:rPr>
+            </w:r>
+            <w:r>
+              <w:rPr>
+                <w:highlight w:val="none"/>
+              </w:rPr>
+            </w:r>
+          </w:p>
+          <w:p>
+            <w:pPr>
+              <w:pBdr/>
+              <w:spacing/>
+              <w:ind/>
+              <w:rPr/>
+            </w:pPr>
+            <w:r>
+              <w:rPr>
+                <w:highlight w:val="none"/>
+              </w:rPr>
+            </w:r>
+            <w:r/>
+            <w:r/>
+          </w:p>
+          <w:p>
+            <w:pPr>
+              <w:pBdr/>
+              <w:spacing/>
+              <w:ind/>
+              <w:rPr>
+                <w:highlight w:val="none"/>
+              </w:rPr>
+            </w:pPr>
+            <w:r>
+              <w:rPr>
+                <w:highlight w:val="none"/>
+              </w:rPr>
+            </w:r>
+            <w:r>
+              <w:rPr>
+                <w:highlight w:val="none"/>
+              </w:rPr>
+            </w:r>
+          </w:p>
+        </w:tc>
+        <w:tc>
+          <w:tcPr>
+            <w:tcBorders/>
+            <w:tcW w:w="1708" w:type="dxa"/>
+            <w:vAlign w:val="center"/>
+            <w:vMerge w:val="restart"/>
+          </w:tcPr>
+          <w:p>
+            <w:pPr>
+              <w:pBdr/>
+              <w:spacing/>
+              <w:ind/>
+              <w:rPr/>
+            </w:pPr>
+            <w:r/>
+            <w:r>
+              <w:t xml:space="preserve">O registro de logs deve conter o carimbo de data/hora, caminho dos nós clicados, pergunta enviada (se houver) e a nota de satisfação.</w:t>
+            </w:r>
+            <w:r/>
+            <w:r/>
+          </w:p>
+          <w:p>
+            <w:pPr>
+              <w:pBdr/>
+              <w:spacing/>
+              <w:ind/>
+              <w:rPr/>
+            </w:pPr>
+            <w:r/>
+            <w:r/>
+          </w:p>
+        </w:tc>
+        <w:tc>
+          <w:tcPr>
+            <w:tcBorders/>
+            <w:tcW w:w="2402" w:type="dxa"/>
+            <w:vAlign w:val="center"/>
+            <w:vMerge w:val="restart"/>
+          </w:tcPr>
+          <w:p>
+            <w:pPr>
+              <w:pBdr/>
+              <w:spacing/>
+              <w:ind/>
+              <w:rPr/>
+            </w:pPr>
+            <w:r/>
+            <w:r>
+              <w:t xml:space="preserve">Logs estruturados perfeitamente gravados com timestamp e o payload exato da árvore de decisão.</w:t>
+            </w:r>
+            <w:r/>
+            <w:r/>
+          </w:p>
+          <w:p>
+            <w:pPr>
+              <w:pBdr/>
+              <w:spacing/>
+              <w:ind/>
+              <w:rPr/>
+            </w:pPr>
+            <w:r/>
+            <w:r/>
+          </w:p>
+        </w:tc>
+        <w:tc>
+          <w:tcPr>
+            <w:tcBorders/>
+            <w:tcW w:w="1843" w:type="dxa"/>
+            <w:vAlign w:val="center"/>
+            <w:vMerge w:val="restart"/>
+          </w:tcPr>
+          <w:p>
+            <w:pPr>
+              <w:pBdr/>
+              <w:spacing/>
+              <w:ind/>
+              <w:jc w:val="center"/>
+              <w:rPr/>
+            </w:pPr>
+            <w:r>
+              <w:t xml:space="preserve">Passou</w:t>
+            </w:r>
+            <w:r/>
+            <w:r/>
+          </w:p>
+          <w:p>
+            <w:pPr>
+              <w:pBdr/>
+              <w:spacing/>
+              <w:ind/>
+              <w:jc w:val="center"/>
+              <w:rPr/>
+            </w:pPr>
+            <w:r/>
+            <w:r/>
+          </w:p>
+        </w:tc>
+        <w:tc>
+          <w:tcPr>
+            <w:tcBorders/>
+            <w:tcW w:w="2835" w:type="dxa"/>
+            <w:vAlign w:val="center"/>
+            <w:vMerge w:val="restart"/>
+          </w:tcPr>
+          <w:p>
+            <w:pPr>
+              <w:pBdr/>
+              <w:spacing/>
+              <w:ind/>
+              <w:jc w:val="center"/>
+              <w:rPr/>
+            </w:pPr>
+            <w:r>
+              <w:t xml:space="preserve">Realizado por: </w:t>
+            </w:r>
+            <w:r>
+              <w:t xml:space="preserve">Felipe</w:t>
+            </w:r>
+            <w:r>
+              <w:br/>
+              <w:t xml:space="preserve">Data: </w:t>
+            </w:r>
+            <w:r>
+              <w:t xml:space="preserve">0</w:t>
+            </w:r>
+            <w:r>
+              <w:t xml:space="preserve">8/0</w:t>
+            </w:r>
+            <w:r>
+              <w:t xml:space="preserve">6</w:t>
+            </w:r>
+            <w:r>
+              <w:t xml:space="preserve">/2026</w:t>
+            </w:r>
+            <w:r/>
+            <w:r/>
+          </w:p>
+          <w:p>
+            <w:pPr>
+              <w:pBdr/>
+              <w:spacing/>
+              <w:ind/>
+              <w:jc w:val="center"/>
+              <w:rPr/>
+            </w:pPr>
+            <w:r/>
+            <w:r/>
+          </w:p>
+        </w:tc>
+      </w:tr>
+      <w:tr>
+        <w:trPr>
+          <w:trHeight w:val="0"/>
+        </w:trPr>
+        <w:tc>
+          <w:tcPr>
+            <w:tcBorders/>
+            <w:tcW w:w="850" w:type="dxa"/>
+            <w:vAlign w:val="center"/>
+            <w:vMerge w:val="restart"/>
+          </w:tcPr>
+          <w:p>
+            <w:pPr>
+              <w:pBdr/>
+              <w:spacing/>
+              <w:ind/>
+              <w:jc w:val="center"/>
+              <w:rPr/>
+            </w:pPr>
+            <w:r>
+              <w:t xml:space="preserve">CT-</w:t>
+            </w:r>
+            <w:r>
+              <w:t xml:space="preserve">10</w:t>
+            </w:r>
+            <w:r/>
+            <w:r/>
+          </w:p>
+          <w:p>
+            <w:pPr>
+              <w:pBdr/>
+              <w:spacing/>
+              <w:ind/>
+              <w:jc w:val="center"/>
+              <w:rPr/>
+            </w:pPr>
+            <w:r/>
+            <w:r/>
+          </w:p>
+        </w:tc>
+        <w:tc>
+          <w:tcPr>
+            <w:tcBorders/>
+            <w:tcW w:w="1702" w:type="dxa"/>
+            <w:vAlign w:val="center"/>
+            <w:vMerge w:val="restart"/>
+          </w:tcPr>
+          <w:p>
+            <w:pPr>
+              <w:pBdr/>
+              <w:spacing/>
+              <w:ind/>
+              <w:rPr/>
+            </w:pPr>
+            <w:r/>
+            <w:r>
+              <w:t xml:space="preserve">Impedir secretária de acessar funções restritas ao administrador</w:t>
+            </w:r>
+            <w:r/>
+            <w:r/>
+          </w:p>
+          <w:p>
+            <w:pPr>
+              <w:pBdr/>
+              <w:spacing/>
+              <w:ind/>
+              <w:rPr/>
+            </w:pPr>
+            <w:r/>
+            <w:r/>
+          </w:p>
+        </w:tc>
+        <w:tc>
+          <w:tcPr>
+            <w:tcBorders/>
+            <w:tcW w:w="1416" w:type="dxa"/>
+            <w:vAlign w:val="center"/>
+            <w:vMerge w:val="restart"/>
+          </w:tcPr>
+          <w:p>
+            <w:pPr>
+              <w:pBdr/>
+              <w:spacing/>
+              <w:ind/>
+              <w:rPr/>
+            </w:pPr>
+            <w:r/>
+            <w:r>
+              <w:t xml:space="preserve">Usuário logado com o papel "Secretária Acadêmica".</w:t>
+            </w:r>
+            <w:r/>
+            <w:r/>
+          </w:p>
+          <w:p>
+            <w:pPr>
+              <w:pBdr/>
+              <w:spacing/>
+              <w:ind/>
+              <w:rPr/>
+            </w:pPr>
+            <w:r/>
+            <w:r/>
+          </w:p>
+        </w:tc>
+        <w:tc>
+          <w:tcPr>
+            <w:tcBorders/>
+            <w:tcW w:w="1559" w:type="dxa"/>
+            <w:vAlign w:val="center"/>
+            <w:vMerge w:val="restart"/>
+          </w:tcPr>
+          <w:p>
+            <w:pPr>
+              <w:pBdr/>
+              <w:spacing/>
+              <w:ind/>
+              <w:rPr/>
+            </w:pPr>
+            <w:r/>
+            <w:r>
+              <w:t xml:space="preserve">Tentativa de acesso direto via menu ou URL à área de "Gestão de Usuários da Secretaria" ou "Edição de Menus".</w:t>
+            </w:r>
+            <w:r/>
+            <w:r/>
+          </w:p>
+          <w:p>
+            <w:pPr>
+              <w:pBdr/>
+              <w:spacing/>
+              <w:ind/>
+              <w:rPr/>
+            </w:pPr>
+            <w:r/>
+            <w:r/>
+          </w:p>
+        </w:tc>
+        <w:tc>
+          <w:tcPr>
+            <w:tcBorders/>
+            <w:tcW w:w="1843" w:type="dxa"/>
+            <w:vAlign w:val="center"/>
+            <w:vMerge w:val="restart"/>
+          </w:tcPr>
+          <w:p>
+            <w:pPr>
+              <w:pBdr/>
+              <w:spacing/>
+              <w:ind/>
+              <w:rPr/>
+            </w:pPr>
+            <w:r>
+              <w:t xml:space="preserve">1.</w:t>
+            </w:r>
+            <w:r>
+              <w:t xml:space="preserve">Fazer o login como Secretaria.</w:t>
+            </w:r>
+            <w:r/>
+            <w:r/>
+          </w:p>
+          <w:p>
+            <w:pPr>
+              <w:pBdr/>
+              <w:spacing/>
+              <w:ind/>
+              <w:rPr/>
+            </w:pPr>
+            <w:r>
+              <w:t xml:space="preserve">2.</w:t>
+            </w:r>
+            <w:r>
+              <w:t xml:space="preserve">Tentar forçar a navegação para a rota /admin/usuarios ou clicar em opções exclusivas do Admin.</w:t>
+            </w:r>
+            <w:r/>
+            <w:r/>
+          </w:p>
+          <w:p>
+            <w:pPr>
+              <w:pBdr/>
+              <w:spacing/>
+              <w:ind/>
+              <w:rPr>
+                <w:highlight w:val="none"/>
+              </w:rPr>
+            </w:pPr>
+            <w:r>
+              <w:rPr>
+                <w:highlight w:val="none"/>
+              </w:rPr>
+            </w:r>
+            <w:r>
+              <w:rPr>
+                <w:highlight w:val="none"/>
+              </w:rPr>
+            </w:r>
+          </w:p>
+        </w:tc>
+        <w:tc>
+          <w:tcPr>
+            <w:tcBorders/>
+            <w:tcW w:w="1708" w:type="dxa"/>
+            <w:vAlign w:val="center"/>
+            <w:vMerge w:val="restart"/>
+          </w:tcPr>
+          <w:p>
+            <w:pPr>
+              <w:pBdr/>
+              <w:spacing/>
+              <w:ind/>
+              <w:rPr>
+                <w:highlight w:val="none"/>
+              </w:rPr>
+            </w:pPr>
+            <w:r/>
+            <w:r>
+              <w:t xml:space="preserve">O sistema bloqueia a ação, impede a renderização dos componentes administrativos e exibe uma mensagem de "Acesso Negado".</w:t>
+            </w:r>
+            <w:r>
+              <w:rPr>
+                <w:highlight w:val="none"/>
+              </w:rPr>
+            </w:r>
+            <w:r>
+              <w:rPr>
+                <w:highlight w:val="none"/>
+              </w:rPr>
+            </w:r>
+          </w:p>
+          <w:p>
+            <w:pPr>
+              <w:pBdr/>
+              <w:spacing/>
+              <w:ind/>
+              <w:rPr/>
+            </w:pPr>
+            <w:r/>
+            <w:r/>
+          </w:p>
+        </w:tc>
+        <w:tc>
+          <w:tcPr>
+            <w:tcBorders/>
+            <w:tcW w:w="2402" w:type="dxa"/>
+            <w:vAlign w:val="center"/>
+            <w:vMerge w:val="restart"/>
+          </w:tcPr>
+          <w:p>
+            <w:pPr>
+              <w:pBdr/>
+              <w:spacing/>
+              <w:ind/>
+              <w:rPr/>
+            </w:pPr>
+            <w:r/>
+            <w:r>
+              <w:t xml:space="preserve">O controle RBAC barrou o acesso não autorizado de forma imediata mantendo a integridade do sistema.</w:t>
+            </w:r>
+            <w:r/>
+            <w:r/>
+          </w:p>
+          <w:p>
+            <w:pPr>
+              <w:pBdr/>
+              <w:spacing/>
+              <w:ind/>
+              <w:rPr/>
+            </w:pPr>
+            <w:r/>
+            <w:r/>
+          </w:p>
+        </w:tc>
+        <w:tc>
+          <w:tcPr>
+            <w:tcBorders/>
+            <w:tcW w:w="1843" w:type="dxa"/>
+            <w:vAlign w:val="center"/>
+            <w:vMerge w:val="restart"/>
+          </w:tcPr>
+          <w:p>
+            <w:pPr>
+              <w:pBdr/>
+              <w:spacing/>
+              <w:ind/>
+              <w:jc w:val="center"/>
+              <w:rPr/>
+            </w:pPr>
+            <w:r>
+              <w:t xml:space="preserve">Passou</w:t>
+            </w:r>
+            <w:r/>
+            <w:r/>
+          </w:p>
+          <w:p>
+            <w:pPr>
+              <w:pBdr/>
+              <w:spacing/>
+              <w:ind/>
+              <w:jc w:val="center"/>
+              <w:rPr/>
+            </w:pPr>
+            <w:r/>
+            <w:r/>
+          </w:p>
+        </w:tc>
+        <w:tc>
+          <w:tcPr>
+            <w:tcBorders/>
+            <w:tcW w:w="2835" w:type="dxa"/>
+            <w:vAlign w:val="center"/>
+            <w:vMerge w:val="restart"/>
+          </w:tcPr>
+          <w:p>
+            <w:pPr>
+              <w:pBdr/>
+              <w:spacing/>
+              <w:ind/>
+              <w:jc w:val="center"/>
+              <w:rPr/>
+            </w:pPr>
+            <w:r>
+              <w:t xml:space="preserve">Realizado por: </w:t>
+            </w:r>
+            <w:r>
+              <w:t xml:space="preserve">Felipe</w:t>
+            </w:r>
+            <w:r>
+              <w:br/>
+              <w:t xml:space="preserve">Data: </w:t>
+            </w:r>
+            <w:r>
+              <w:t xml:space="preserve">0</w:t>
+            </w:r>
+            <w:r>
+              <w:t xml:space="preserve">8/0</w:t>
+            </w:r>
+            <w:r>
+              <w:t xml:space="preserve">6</w:t>
+            </w:r>
+            <w:r>
+              <w:t xml:space="preserve">/2026</w:t>
+            </w:r>
+            <w:r/>
+            <w:r/>
+          </w:p>
+          <w:p>
+            <w:pPr>
+              <w:pBdr/>
+              <w:spacing/>
+              <w:ind/>
+              <w:jc w:val="center"/>
+              <w:rPr/>
+            </w:pPr>
+            <w:r/>
+            <w:r/>
+          </w:p>
+        </w:tc>
+      </w:tr>
+    </w:tbl>
+    <w:p>
+      <w:pPr>
+        <w:pBdr/>
+        <w:spacing/>
+        <w:ind/>
+        <w:rPr/>
+      </w:pPr>
+      <w:r/>
+      <w:r>
+        <w:t xml:space="preserve">Realizado por: FelipeData: 08/06/2026</w:t>
+      </w:r>
+      <w:r>
+        <w:br w:type="page" w:clear="all"/>
+      </w:r>
+      <w:r/>
+    </w:p>
+    <w:tbl>
+      <w:tblPr>
+        <w:tblStyle w:val="941"/>
+        <w:tblInd w:w="-437" w:type="dxa"/>
+        <w:tblW w:w="16157" w:type="dxa"/>
+        <w:tblBorders/>
+        <w:tblLayout w:type="fixed"/>
+        <w:tblLook w:val="04A0" w:firstRow="1" w:lastRow="0" w:firstColumn="1" w:lastColumn="0" w:noHBand="0" w:noVBand="1"/>
+      </w:tblPr>
+      <w:tblGrid>
+        <w:gridCol w:w="850"/>
+        <w:gridCol w:w="1702"/>
+        <w:gridCol w:w="1416"/>
+        <w:gridCol w:w="1559"/>
+        <w:gridCol w:w="1843"/>
+        <w:gridCol w:w="1708"/>
+        <w:gridCol w:w="2402"/>
+        <w:gridCol w:w="1843"/>
+        <w:gridCol w:w="2835"/>
+      </w:tblGrid>
+      <w:tr>
+        <w:trPr>
+          <w:trHeight w:val="0"/>
+        </w:trPr>
+        <w:tc>
+          <w:tcPr>
+            <w:tcBorders/>
+            <w:tcW w:w="850" w:type="dxa"/>
+            <w:vAlign w:val="center"/>
+            <w:vMerge w:val="restart"/>
+          </w:tcPr>
+          <w:p>
+            <w:pPr>
+              <w:pBdr/>
+              <w:spacing/>
+              <w:ind/>
+              <w:jc w:val="center"/>
+              <w:rPr/>
+            </w:pPr>
+            <w:r>
+              <w:t xml:space="preserve">CT-</w:t>
+            </w:r>
+            <w:r>
+              <w:t xml:space="preserve">11</w:t>
+            </w:r>
+            <w:r/>
+            <w:r/>
+          </w:p>
+          <w:p>
+            <w:pPr>
+              <w:pBdr/>
+              <w:spacing/>
+              <w:ind/>
+              <w:jc w:val="center"/>
+              <w:rPr/>
+            </w:pPr>
+            <w:r/>
+            <w:r/>
+          </w:p>
+        </w:tc>
+        <w:tc>
+          <w:tcPr>
+            <w:tcBorders/>
+            <w:tcW w:w="1702" w:type="dxa"/>
+            <w:vAlign w:val="center"/>
+            <w:vMerge w:val="restart"/>
+          </w:tcPr>
+          <w:p>
+            <w:pPr>
+              <w:pBdr/>
+              <w:spacing/>
+              <w:ind/>
+              <w:rPr/>
+            </w:pPr>
+            <w:r/>
+            <w:r>
+              <w:t xml:space="preserve">Proteção de endpoints do Backend por middleware de validação JWT</w:t>
+            </w:r>
+            <w:r/>
+            <w:r/>
+          </w:p>
+          <w:p>
+            <w:pPr>
+              <w:pBdr/>
+              <w:spacing/>
+              <w:ind/>
+              <w:rPr/>
+            </w:pPr>
+            <w:r/>
+            <w:r/>
+          </w:p>
+        </w:tc>
+        <w:tc>
+          <w:tcPr>
+            <w:tcBorders/>
+            <w:tcW w:w="1416" w:type="dxa"/>
+            <w:vAlign w:val="center"/>
+            <w:vMerge w:val="restart"/>
+          </w:tcPr>
+          <w:p>
+            <w:pPr>
+              <w:pBdr/>
+              <w:spacing/>
+              <w:ind/>
+              <w:rPr/>
+            </w:pPr>
+            <w:r/>
+            <w:r>
+              <w:t xml:space="preserve">Servidor Backend ativo. Nenhuma autenticação enviada na requisição HTTP.</w:t>
+            </w:r>
+            <w:r/>
+            <w:r/>
+          </w:p>
+          <w:p>
+            <w:pPr>
+              <w:pBdr/>
+              <w:spacing/>
+              <w:ind/>
+              <w:rPr/>
+            </w:pPr>
+            <w:r/>
+            <w:r/>
+          </w:p>
+        </w:tc>
+        <w:tc>
+          <w:tcPr>
+            <w:tcBorders/>
+            <w:tcW w:w="1559" w:type="dxa"/>
+            <w:vAlign w:val="center"/>
+            <w:vMerge w:val="restart"/>
+          </w:tcPr>
+          <w:p>
+            <w:pPr>
+              <w:pBdr/>
+              <w:spacing/>
+              <w:ind/>
+              <w:rPr/>
+            </w:pPr>
+            <w:r/>
+            <w:r>
+              <w:t xml:space="preserve">Requisição direta via software de testes (ex: Postman/Insomnia) para a rota GET /api/v1/admin/logs.</w:t>
+            </w:r>
+            <w:r/>
+            <w:r/>
+          </w:p>
+          <w:p>
+            <w:pPr>
+              <w:pBdr/>
+              <w:spacing/>
+              <w:ind/>
+              <w:rPr/>
+            </w:pPr>
+            <w:r/>
+            <w:r/>
+          </w:p>
+        </w:tc>
+        <w:tc>
+          <w:tcPr>
+            <w:tcBorders/>
+            <w:tcW w:w="1843" w:type="dxa"/>
+            <w:vAlign w:val="center"/>
+            <w:vMerge w:val="restart"/>
+          </w:tcPr>
+          <w:p>
+            <w:pPr>
+              <w:pBdr/>
+              <w:spacing/>
+              <w:ind/>
+              <w:rPr>
+                <w:highlight w:val="none"/>
+              </w:rPr>
+            </w:pPr>
+            <w:r>
+              <w:rPr>
+                <w:highlight w:val="none"/>
+              </w:rPr>
+            </w:r>
+            <w:r>
+              <w:rPr>
+                <w:highlight w:val="none"/>
+              </w:rPr>
+            </w:r>
+            <w:r>
+              <w:rPr>
+                <w:highlight w:val="none"/>
+              </w:rPr>
+            </w:r>
+          </w:p>
+          <w:p>
+            <w:pPr>
+              <w:pBdr/>
+              <w:spacing/>
+              <w:ind/>
+              <w:rPr>
+                <w:highlight w:val="none"/>
+              </w:rPr>
+            </w:pPr>
+            <w:r>
+              <w:t xml:space="preserve">1.</w:t>
+            </w:r>
+            <w:r>
+              <w:t xml:space="preserve">Disparar uma chamada HTTP para a rota protegida do painel administrativo sem incluir o cabeçalho Authorization: Bearer &lt;token&gt;.</w:t>
+            </w:r>
+            <w:r>
+              <w:rPr>
+                <w:highlight w:val="none"/>
+              </w:rPr>
+            </w:r>
+            <w:r>
+              <w:rPr>
+                <w:highlight w:val="none"/>
+              </w:rPr>
+            </w:r>
+          </w:p>
+          <w:p>
+            <w:pPr>
+              <w:pBdr/>
+              <w:spacing/>
+              <w:ind/>
+              <w:rPr>
+                <w:highlight w:val="none"/>
+              </w:rPr>
+            </w:pPr>
+            <w:r>
+              <w:rPr>
+                <w:highlight w:val="none"/>
+              </w:rPr>
+            </w:r>
+            <w:r>
+              <w:rPr>
+                <w:highlight w:val="none"/>
+              </w:rPr>
+            </w:r>
+            <w:r>
+              <w:rPr>
+                <w:highlight w:val="none"/>
+              </w:rPr>
+            </w:r>
+          </w:p>
+          <w:p>
+            <w:pPr>
+              <w:pBdr/>
+              <w:spacing/>
+              <w:ind/>
+              <w:rPr>
+                <w:highlight w:val="none"/>
+              </w:rPr>
+            </w:pPr>
+            <w:r>
+              <w:rPr>
+                <w:highlight w:val="none"/>
+              </w:rPr>
+            </w:r>
+            <w:r>
+              <w:rPr>
+                <w:highlight w:val="none"/>
+              </w:rPr>
+            </w:r>
+          </w:p>
+        </w:tc>
+        <w:tc>
+          <w:tcPr>
+            <w:tcBorders/>
+            <w:tcW w:w="1708" w:type="dxa"/>
+            <w:vAlign w:val="center"/>
+            <w:vMerge w:val="restart"/>
+          </w:tcPr>
+          <w:p>
+            <w:pPr>
+              <w:pBdr/>
+              <w:spacing/>
+              <w:ind/>
+              <w:rPr/>
+            </w:pPr>
+            <w:r/>
+            <w:r>
+              <w:t xml:space="preserve">O middleware intercepta a requisição, nega o processamento e retorna o código de status HTTP 401 Unauthorized.</w:t>
+            </w:r>
+            <w:r/>
+            <w:r/>
+          </w:p>
+          <w:p>
+            <w:pPr>
+              <w:pBdr/>
+              <w:spacing/>
+              <w:ind/>
+              <w:rPr/>
+            </w:pPr>
+            <w:r/>
+            <w:r/>
+          </w:p>
+        </w:tc>
+        <w:tc>
+          <w:tcPr>
+            <w:tcBorders/>
+            <w:tcW w:w="2402" w:type="dxa"/>
+            <w:vAlign w:val="center"/>
+            <w:vMerge w:val="restart"/>
+          </w:tcPr>
+          <w:p>
+            <w:pPr>
+              <w:pBdr/>
+              <w:spacing/>
+              <w:ind/>
+              <w:rPr/>
+            </w:pPr>
+            <w:r/>
+            <w:r>
+              <w:t xml:space="preserve">Rota bloqueada com sucesso pelo middleware de segurança do backend quando sem token válido.</w:t>
+            </w:r>
+            <w:r/>
+            <w:r/>
+          </w:p>
+          <w:p>
+            <w:pPr>
+              <w:pBdr/>
+              <w:spacing/>
+              <w:ind/>
+              <w:rPr/>
+            </w:pPr>
+            <w:r/>
+            <w:r/>
+          </w:p>
+        </w:tc>
+        <w:tc>
+          <w:tcPr>
+            <w:tcBorders/>
+            <w:tcW w:w="1843" w:type="dxa"/>
+            <w:vAlign w:val="center"/>
+            <w:vMerge w:val="restart"/>
+          </w:tcPr>
+          <w:p>
+            <w:pPr>
+              <w:pBdr/>
+              <w:spacing/>
+              <w:ind/>
+              <w:jc w:val="center"/>
+              <w:rPr/>
+            </w:pPr>
+            <w:r>
+              <w:t xml:space="preserve">Passou</w:t>
+            </w:r>
+            <w:r/>
+            <w:r/>
+          </w:p>
+          <w:p>
+            <w:pPr>
+              <w:pBdr/>
+              <w:spacing/>
+              <w:ind/>
+              <w:jc w:val="center"/>
+              <w:rPr/>
+            </w:pPr>
+            <w:r/>
+            <w:r/>
+          </w:p>
+        </w:tc>
+        <w:tc>
+          <w:tcPr>
+            <w:tcBorders/>
+            <w:tcW w:w="2835" w:type="dxa"/>
+            <w:vAlign w:val="center"/>
+            <w:vMerge w:val="restart"/>
+          </w:tcPr>
+          <w:p>
+            <w:pPr>
+              <w:pBdr/>
+              <w:spacing/>
+              <w:ind/>
+              <w:jc w:val="center"/>
+              <w:rPr/>
+            </w:pPr>
+            <w:r>
+              <w:t xml:space="preserve">Realizado por: </w:t>
+            </w:r>
+            <w:r>
+              <w:t xml:space="preserve">Felipe</w:t>
+            </w:r>
+            <w:r>
+              <w:br/>
+              <w:t xml:space="preserve">Data: </w:t>
+            </w:r>
+            <w:r>
+              <w:t xml:space="preserve">0</w:t>
+            </w:r>
+            <w:r>
+              <w:t xml:space="preserve">8/0</w:t>
+            </w:r>
+            <w:r>
+              <w:t xml:space="preserve">6</w:t>
+            </w:r>
+            <w:r>
+              <w:t xml:space="preserve">/2026</w:t>
+            </w:r>
+            <w:r/>
+            <w:r/>
+          </w:p>
+          <w:p>
+            <w:pPr>
+              <w:pBdr/>
+              <w:spacing/>
+              <w:ind/>
+              <w:jc w:val="center"/>
+              <w:rPr/>
+            </w:pPr>
+            <w:r/>
+            <w:r/>
+          </w:p>
+        </w:tc>
+      </w:tr>
+    </w:tbl>
     <w:p>
       <w:pPr>
         <w:pBdr/>
@@ -1566,6 +4544,39 @@
         <w:rPr>
           <w:b/>
           <w:bCs/>
+        </w:rPr>
+      </w:pPr>
+      <w:r>
+        <w:rPr>
+          <w:b/>
+          <w:bCs/>
+          <w:highlight w:val="none"/>
+        </w:rPr>
+      </w:r>
+      <w:r>
+        <w:rPr>
+          <w:b/>
+          <w:bCs/>
+          <w:highlight w:val="none"/>
+        </w:rPr>
+      </w:r>
+      <w:r>
+        <w:rPr>
+          <w:b/>
+          <w:bCs/>
+          <w:highlight w:val="none"/>
+        </w:rPr>
+      </w:r>
+    </w:p>
+    <w:p>
+      <w:pPr>
+        <w:pBdr/>
+        <w:spacing/>
+        <w:ind/>
+        <w:rPr>
+          <w:b/>
+          <w:bCs/>
+          <w:highlight w:val="none"/>
         </w:rPr>
       </w:pPr>
       <w:r>
@@ -1590,7 +4601,7 @@
     </w:p>
     <w:tbl>
       <w:tblPr>
-        <w:tblStyle w:val="909"/>
+        <w:tblStyle w:val="941"/>
         <w:tblInd w:w="-437" w:type="dxa"/>
         <w:tblW w:w="0" w:type="auto"/>
         <w:tblBorders/>
@@ -1727,9 +4738,7 @@
               <w:ind/>
               <w:rPr/>
             </w:pPr>
-            <w:r>
-              <w:t xml:space="preserve">CT-001</w:t>
-            </w:r>
+            <w:r/>
             <w:r/>
           </w:p>
         </w:tc>
@@ -1745,9 +4754,7 @@
               <w:ind/>
               <w:rPr/>
             </w:pPr>
-            <w:r>
-              <w:t xml:space="preserve">Não carrega o mapa após a seleção do filtro. Erro em todos os filtros selecionados.</w:t>
-            </w:r>
+            <w:r/>
             <w:r/>
           </w:p>
         </w:tc>
@@ -1763,102 +4770,8 @@
               <w:ind/>
               <w:rPr/>
             </w:pPr>
-            <w:r>
-              <w:t xml:space="preserve">Rever e refazer o código fonte desta funcionalidade.</w:t>
-            </w:r>
-            <w:r/>
-          </w:p>
-        </w:tc>
-      </w:tr>
-      <w:tr>
-        <w:trPr/>
-        <w:tc>
-          <w:tcPr>
-            <w:tcBorders/>
-            <w:tcW w:w="1482" w:type="dxa"/>
-          </w:tcPr>
-          <w:p>
-            <w:pPr>
-              <w:pBdr/>
-              <w:spacing/>
-              <w:ind/>
-              <w:rPr/>
-            </w:pPr>
-            <w:r>
-              <w:t xml:space="preserve">CT-001</w:t>
-            </w:r>
-            <w:r/>
-          </w:p>
-        </w:tc>
-        <w:tc>
-          <w:tcPr>
-            <w:tcBorders/>
-            <w:tcW w:w="7597" w:type="dxa"/>
-          </w:tcPr>
-          <w:p>
-            <w:pPr>
-              <w:pBdr/>
-              <w:spacing/>
-              <w:ind/>
-              <w:rPr/>
-            </w:pPr>
-            <w:r>
-              <w:t xml:space="preserve">Não carrega o mapa após a seleção do filtro. Erro </w:t>
-            </w:r>
-            <w:r>
-              <w:t xml:space="preserve">anterior corrigido parcialmente</w:t>
-            </w:r>
-            <w:r>
-              <w:t xml:space="preserve">.</w:t>
-            </w:r>
-            <w:r>
-              <w:t xml:space="preserve"> Ainda apresenta falha em um dos filtros aplicados</w:t>
-            </w:r>
-            <w:bookmarkStart w:id="0" w:name="_GoBack"/>
-            <w:r/>
-            <w:bookmarkEnd w:id="0"/>
-            <w:r/>
-            <w:r/>
-          </w:p>
-        </w:tc>
-        <w:tc>
-          <w:tcPr>
-            <w:tcBorders/>
-            <w:tcW w:w="7079" w:type="dxa"/>
-          </w:tcPr>
-          <w:p>
-            <w:pPr>
-              <w:pBdr/>
-              <w:spacing/>
-              <w:ind/>
-              <w:rPr>
-                <w:highlight w:val="none"/>
-              </w:rPr>
-            </w:pPr>
-            <w:r>
-              <w:t xml:space="preserve">Rever e refazer o código fonte desta funcionalidade.</w:t>
-            </w:r>
-            <w:r/>
-            <w:r>
-              <w:rPr>
-                <w:highlight w:val="none"/>
-              </w:rPr>
-            </w:r>
-            <w:r>
-              <w:rPr>
-                <w:highlight w:val="none"/>
-              </w:rPr>
-            </w:r>
-            <w:r>
-              <w:rPr>
-                <w:highlight w:val="none"/>
-              </w:rPr>
-            </w:r>
-            <w:r>
-              <w:rPr>
-                <w:highlight w:val="none"/>
-              </w:rPr>
-            </w:r>
+            <w:r/>
+            <w:r/>
           </w:p>
         </w:tc>
       </w:tr>
@@ -1868,1408 +4781,10 @@
         <w:pBdr/>
         <w:spacing/>
         <w:ind/>
-        <w:rPr>
-          <w:b/>
-          <w:bCs/>
-        </w:rPr>
-      </w:pPr>
-      <w:r>
-        <w:rPr>
-          <w:b/>
-          <w:bCs/>
-        </w:rPr>
-      </w:r>
-      <w:r>
-        <w:rPr>
-          <w:b/>
-          <w:bCs/>
-        </w:rPr>
-        <w:t xml:space="preserve">RF01:</w:t>
-      </w:r>
-      <w:r>
-        <w:rPr>
-          <w:b/>
-          <w:bCs/>
-          <w:highlight w:val="none"/>
-        </w:rPr>
-      </w:r>
-    </w:p>
-    <w:p>
-      <w:pPr>
-        <w:pStyle w:val="904"/>
-        <w:numPr>
-          <w:ilvl w:val="0"/>
-          <w:numId w:val="4"/>
-        </w:numPr>
-        <w:pBdr/>
-        <w:spacing/>
-        <w:ind/>
-        <w:rPr>
-          <w:b/>
-          <w:bCs/>
-          <w:highlight w:val="none"/>
-        </w:rPr>
-      </w:pPr>
-      <w:r>
-        <w:rPr>
-          <w:b/>
-          <w:bCs/>
-          <w:highlight w:val="none"/>
-        </w:rPr>
-      </w:r>
-      <w:r>
-        <w:rPr>
-          <w:b/>
-          <w:bCs/>
-          <w:highlight w:val="none"/>
-        </w:rPr>
-        <w:t xml:space="preserve">(DW01) - Escolha inicial de curso ou perfil</w:t>
-      </w:r>
-      <w:r>
-        <w:rPr>
-          <w:b/>
-          <w:bCs/>
-          <w:highlight w:val="none"/>
-        </w:rPr>
-      </w:r>
-      <w:r>
-        <w:rPr>
-          <w:b/>
-          <w:bCs/>
-          <w:highlight w:val="none"/>
-        </w:rPr>
-      </w:r>
-    </w:p>
-    <w:p>
-      <w:pPr>
-        <w:pStyle w:val="904"/>
-        <w:numPr>
-          <w:ilvl w:val="0"/>
-          <w:numId w:val="4"/>
-        </w:numPr>
-        <w:pBdr/>
-        <w:spacing/>
-        <w:ind/>
-        <w:rPr>
-          <w:b/>
-          <w:bCs/>
-          <w:highlight w:val="none"/>
-        </w:rPr>
-      </w:pPr>
-      <w:r>
-        <w:rPr>
-          <w:b/>
-          <w:bCs/>
-          <w:highlight w:val="none"/>
-        </w:rPr>
-      </w:r>
-      <w:r>
-        <w:rPr>
-          <w:b/>
-          <w:bCs/>
-          <w:highlight w:val="none"/>
-        </w:rPr>
-      </w:r>
-      <w:r>
-        <w:rPr>
-          <w:b/>
-          <w:bCs/>
-          <w:highlight w:val="none"/>
-        </w:rPr>
-        <w:t xml:space="preserve">(DW02) - Navegação por menus e submenus em formato de chatbot</w:t>
-      </w:r>
-      <w:r>
-        <w:rPr>
-          <w:b/>
-          <w:bCs/>
-          <w:highlight w:val="none"/>
-        </w:rPr>
-      </w:r>
-      <w:r>
-        <w:rPr>
-          <w:b/>
-          <w:bCs/>
-          <w:highlight w:val="none"/>
-        </w:rPr>
-      </w:r>
-    </w:p>
-    <w:p>
-      <w:pPr>
-        <w:pStyle w:val="904"/>
-        <w:numPr>
-          <w:ilvl w:val="0"/>
-          <w:numId w:val="4"/>
-        </w:numPr>
-        <w:pBdr/>
-        <w:spacing/>
-        <w:ind/>
-        <w:rPr>
-          <w:b/>
-          <w:bCs/>
-          <w:highlight w:val="none"/>
-        </w:rPr>
-      </w:pPr>
-      <w:r>
-        <w:rPr>
-          <w:b/>
-          <w:bCs/>
-          <w:highlight w:val="none"/>
-        </w:rPr>
-      </w:r>
-      <w:r>
-        <w:rPr>
-          <w:b/>
-          <w:bCs/>
-          <w:highlight w:val="none"/>
-        </w:rPr>
-        <w:t xml:space="preserve">(DW03) - Consultas diretas no autoatendimento</w:t>
-      </w:r>
-      <w:r>
-        <w:rPr>
-          <w:b/>
-          <w:bCs/>
-          <w:highlight w:val="none"/>
-        </w:rPr>
-      </w:r>
-      <w:r>
-        <w:rPr>
-          <w:b/>
-          <w:bCs/>
-          <w:highlight w:val="none"/>
-        </w:rPr>
-      </w:r>
-      <w:r>
-        <w:rPr>
-          <w:b/>
-          <w:bCs/>
-          <w:highlight w:val="none"/>
-        </w:rPr>
-      </w:r>
-    </w:p>
-    <w:p>
-      <w:pPr>
-        <w:pStyle w:val="904"/>
-        <w:numPr>
-          <w:ilvl w:val="0"/>
-          <w:numId w:val="4"/>
-        </w:numPr>
-        <w:pBdr/>
-        <w:spacing/>
-        <w:ind/>
-        <w:rPr>
-          <w:b/>
-          <w:bCs/>
-          <w:highlight w:val="none"/>
-        </w:rPr>
-      </w:pPr>
-      <w:r>
-        <w:rPr>
-          <w:b/>
-          <w:bCs/>
-          <w:highlight w:val="none"/>
-        </w:rPr>
-      </w:r>
-      <w:r>
-        <w:rPr>
-          <w:b/>
-          <w:bCs/>
-          <w:highlight w:val="none"/>
-        </w:rPr>
-        <w:t xml:space="preserve">(DW04) - Respostas resumidas e padronizadas</w:t>
-      </w:r>
-      <w:r>
-        <w:rPr>
-          <w:b/>
-          <w:bCs/>
-          <w:highlight w:val="none"/>
-        </w:rPr>
-      </w:r>
-      <w:r>
-        <w:rPr>
-          <w:b/>
-          <w:bCs/>
-          <w:highlight w:val="none"/>
-        </w:rPr>
-      </w:r>
-      <w:r>
-        <w:rPr>
-          <w:b/>
-          <w:bCs/>
-          <w:highlight w:val="none"/>
-        </w:rPr>
-      </w:r>
-    </w:p>
-    <w:p>
-      <w:pPr>
-        <w:pBdr/>
-        <w:spacing/>
-        <w:ind w:firstLine="0" w:left="0"/>
-        <w:rPr>
-          <w:b/>
-          <w:bCs/>
-          <w:highlight w:val="none"/>
-        </w:rPr>
-      </w:pPr>
-      <w:r>
-        <w:rPr>
-          <w:b/>
-          <w:bCs/>
-          <w:highlight w:val="none"/>
-        </w:rPr>
-        <w:t xml:space="preserve">RF02:</w:t>
-      </w:r>
-      <w:r>
-        <w:rPr>
-          <w:b/>
-          <w:bCs/>
-          <w:highlight w:val="none"/>
-        </w:rPr>
-      </w:r>
-    </w:p>
-    <w:p>
-      <w:pPr>
-        <w:pStyle w:val="904"/>
-        <w:numPr>
-          <w:ilvl w:val="0"/>
-          <w:numId w:val="6"/>
-        </w:numPr>
-        <w:pBdr/>
-        <w:spacing/>
-        <w:ind/>
-        <w:rPr>
-          <w:b/>
-          <w:bCs/>
-          <w:highlight w:val="none"/>
-        </w:rPr>
-      </w:pPr>
-      <w:r>
-        <w:rPr>
-          <w:b/>
-          <w:bCs/>
-          <w:highlight w:val="none"/>
-        </w:rPr>
-      </w:r>
-      <w:r>
-        <w:rPr>
-          <w:b/>
-          <w:bCs/>
-          <w:highlight w:val="none"/>
-        </w:rPr>
-        <w:t xml:space="preserve">(DW03) - Consultas diretas no autoatendimento</w:t>
-      </w:r>
-      <w:r>
-        <w:rPr>
-          <w:b/>
-          <w:bCs/>
-          <w:highlight w:val="none"/>
-        </w:rPr>
-      </w:r>
-      <w:r>
-        <w:rPr>
-          <w:b/>
-          <w:bCs/>
-          <w:highlight w:val="none"/>
-        </w:rPr>
-      </w:r>
-    </w:p>
-    <w:p>
-      <w:pPr>
-        <w:pStyle w:val="904"/>
-        <w:numPr>
-          <w:ilvl w:val="0"/>
-          <w:numId w:val="6"/>
-        </w:numPr>
-        <w:pBdr/>
-        <w:spacing/>
-        <w:ind/>
-        <w:rPr>
-          <w:b/>
-          <w:bCs/>
-          <w:highlight w:val="none"/>
-        </w:rPr>
-      </w:pPr>
-      <w:r>
-        <w:rPr>
-          <w:b/>
-          <w:bCs/>
-          <w:highlight w:val="none"/>
-        </w:rPr>
-      </w:r>
-      <w:r>
-        <w:rPr>
-          <w:b/>
-          <w:bCs/>
-          <w:highlight w:val="none"/>
-        </w:rPr>
-        <w:t xml:space="preserve">(DW04) - Respostas resumidas e padronizadas</w:t>
-      </w:r>
-      <w:r>
-        <w:rPr>
-          <w:b/>
-          <w:bCs/>
-          <w:highlight w:val="none"/>
-        </w:rPr>
-      </w:r>
-      <w:r>
-        <w:rPr>
-          <w:b/>
-          <w:bCs/>
-          <w:highlight w:val="none"/>
-        </w:rPr>
-      </w:r>
-    </w:p>
-    <w:p>
-      <w:pPr>
-        <w:pStyle w:val="904"/>
-        <w:numPr>
-          <w:ilvl w:val="0"/>
-          <w:numId w:val="6"/>
-        </w:numPr>
-        <w:pBdr/>
-        <w:spacing/>
-        <w:ind/>
-        <w:rPr>
-          <w:b/>
-          <w:bCs/>
-          <w:highlight w:val="none"/>
-        </w:rPr>
-      </w:pPr>
-      <w:r>
-        <w:rPr>
-          <w:b/>
-          <w:bCs/>
-          <w:highlight w:val="none"/>
-        </w:rPr>
-      </w:r>
-      <w:r>
-        <w:rPr>
-          <w:b/>
-          <w:bCs/>
-          <w:highlight w:val="none"/>
-        </w:rPr>
-        <w:t xml:space="preserve">(DW05) - Evidências documentais vinculadas</w:t>
-      </w:r>
-      <w:r>
-        <w:rPr>
-          <w:b/>
-          <w:bCs/>
-          <w:highlight w:val="none"/>
-        </w:rPr>
-      </w:r>
-      <w:r>
-        <w:rPr>
-          <w:b/>
-          <w:bCs/>
-          <w:highlight w:val="none"/>
-        </w:rPr>
-      </w:r>
-      <w:r>
-        <w:rPr>
-          <w:b/>
-          <w:bCs/>
-          <w:highlight w:val="none"/>
-        </w:rPr>
-      </w:r>
-    </w:p>
-    <w:p>
-      <w:pPr>
-        <w:pStyle w:val="904"/>
-        <w:numPr>
-          <w:ilvl w:val="0"/>
-          <w:numId w:val="6"/>
-        </w:numPr>
-        <w:pBdr/>
-        <w:spacing/>
-        <w:ind/>
-        <w:rPr>
-          <w:b/>
-          <w:bCs/>
-          <w:highlight w:val="none"/>
-        </w:rPr>
-      </w:pPr>
-      <w:r>
-        <w:rPr>
-          <w:b/>
-          <w:bCs/>
-          <w:highlight w:val="none"/>
-        </w:rPr>
-      </w:r>
-      <w:r>
-        <w:rPr>
-          <w:b/>
-          <w:bCs/>
-          <w:highlight w:val="none"/>
-        </w:rPr>
-        <w:t xml:space="preserve">(BD01) - Gestão de documentos, chunks e metadados</w:t>
-      </w:r>
-      <w:r>
-        <w:rPr>
-          <w:b/>
-          <w:bCs/>
-          <w:highlight w:val="none"/>
-        </w:rPr>
-      </w:r>
-      <w:r>
-        <w:rPr>
-          <w:b/>
-          <w:bCs/>
-          <w:highlight w:val="none"/>
-        </w:rPr>
-      </w:r>
-      <w:r>
-        <w:rPr>
-          <w:b/>
-          <w:bCs/>
-          <w:highlight w:val="none"/>
-        </w:rPr>
-      </w:r>
-    </w:p>
-    <w:p>
-      <w:pPr>
-        <w:pBdr/>
-        <w:spacing/>
-        <w:ind w:firstLine="0" w:left="0"/>
-        <w:rPr>
-          <w:b/>
-          <w:bCs/>
-          <w:highlight w:val="none"/>
-        </w:rPr>
-      </w:pPr>
-      <w:r>
-        <w:rPr>
-          <w:b/>
-          <w:bCs/>
-          <w:highlight w:val="none"/>
-        </w:rPr>
-      </w:r>
-      <w:r>
-        <w:rPr>
-          <w:b/>
-          <w:bCs/>
-          <w:highlight w:val="none"/>
-        </w:rPr>
-        <w:t xml:space="preserve">RF03:</w:t>
-      </w:r>
-      <w:r>
-        <w:rPr>
-          <w:b/>
-          <w:bCs/>
-          <w:highlight w:val="none"/>
-        </w:rPr>
-      </w:r>
-    </w:p>
-    <w:p>
-      <w:pPr>
-        <w:pStyle w:val="904"/>
-        <w:numPr>
-          <w:ilvl w:val="0"/>
-          <w:numId w:val="7"/>
-        </w:numPr>
-        <w:pBdr/>
-        <w:spacing/>
-        <w:ind/>
-        <w:rPr>
-          <w:b/>
-          <w:bCs/>
-          <w:highlight w:val="none"/>
-        </w:rPr>
-      </w:pPr>
-      <w:r>
-        <w:rPr>
-          <w:b/>
-          <w:bCs/>
-          <w:highlight w:val="none"/>
-        </w:rPr>
-      </w:r>
-      <w:r>
-        <w:rPr>
-          <w:b/>
-          <w:bCs/>
-          <w:highlight w:val="none"/>
-        </w:rPr>
-        <w:t xml:space="preserve">(TP01) - Perfis de acesso do sistema</w:t>
-      </w:r>
-      <w:r>
-        <w:rPr>
-          <w:b/>
-          <w:bCs/>
-          <w:highlight w:val="none"/>
-        </w:rPr>
-      </w:r>
-      <w:r>
-        <w:rPr>
-          <w:b/>
-          <w:bCs/>
-          <w:highlight w:val="none"/>
-        </w:rPr>
-      </w:r>
-    </w:p>
-    <w:p>
-      <w:pPr>
-        <w:pBdr/>
-        <w:spacing/>
-        <w:ind w:firstLine="0" w:left="0"/>
-        <w:rPr>
-          <w:b/>
-          <w:bCs/>
-          <w:highlight w:val="none"/>
-        </w:rPr>
-      </w:pPr>
-      <w:r>
-        <w:rPr>
-          <w:b/>
-          <w:bCs/>
-          <w:highlight w:val="none"/>
-        </w:rPr>
-        <w:t xml:space="preserve">RF04:</w:t>
-      </w:r>
-      <w:r>
-        <w:rPr>
-          <w:b/>
-          <w:bCs/>
-          <w:highlight w:val="none"/>
-        </w:rPr>
-      </w:r>
-    </w:p>
-    <w:p>
-      <w:pPr>
-        <w:pStyle w:val="904"/>
-        <w:numPr>
-          <w:ilvl w:val="0"/>
-          <w:numId w:val="8"/>
-        </w:numPr>
-        <w:pBdr/>
-        <w:spacing/>
-        <w:ind/>
-        <w:rPr>
-          <w:b/>
-          <w:bCs/>
-          <w:highlight w:val="none"/>
-        </w:rPr>
-      </w:pPr>
-      <w:r>
-        <w:rPr>
-          <w:b/>
-          <w:bCs/>
-          <w:highlight w:val="none"/>
-        </w:rPr>
-      </w:r>
-      <w:r>
-        <w:rPr>
-          <w:b/>
-          <w:bCs/>
-          <w:highlight w:val="none"/>
-        </w:rPr>
-        <w:t xml:space="preserve">(TP02) - Gestão administrativa de menus, submenus e respostas</w:t>
-      </w:r>
-      <w:r>
-        <w:rPr>
-          <w:b/>
-          <w:bCs/>
-          <w:highlight w:val="none"/>
-        </w:rPr>
-      </w:r>
-      <w:r>
-        <w:rPr>
-          <w:b/>
-          <w:bCs/>
-          <w:highlight w:val="none"/>
-        </w:rPr>
-      </w:r>
-    </w:p>
-    <w:p>
-      <w:pPr>
-        <w:pStyle w:val="904"/>
-        <w:numPr>
-          <w:ilvl w:val="0"/>
-          <w:numId w:val="8"/>
-        </w:numPr>
-        <w:pBdr/>
-        <w:spacing/>
-        <w:ind/>
-        <w:rPr>
-          <w:b/>
-          <w:bCs/>
-          <w:highlight w:val="none"/>
-        </w:rPr>
-      </w:pPr>
-      <w:r>
-        <w:rPr>
-          <w:b/>
-          <w:bCs/>
-          <w:highlight w:val="none"/>
-        </w:rPr>
-      </w:r>
-      <w:r>
-        <w:rPr>
-          <w:b/>
-          <w:bCs/>
-          <w:highlight w:val="none"/>
-        </w:rPr>
-        <w:t xml:space="preserve">(TP03) - Gestão de usuários da secretaria</w:t>
-      </w:r>
-      <w:r>
-        <w:rPr>
-          <w:b/>
-          <w:bCs/>
-          <w:highlight w:val="none"/>
-        </w:rPr>
-      </w:r>
-      <w:r>
-        <w:rPr>
-          <w:b/>
-          <w:bCs/>
-          <w:highlight w:val="none"/>
-        </w:rPr>
-      </w:r>
-      <w:r>
-        <w:rPr>
-          <w:b/>
-          <w:bCs/>
-          <w:highlight w:val="none"/>
-        </w:rPr>
-      </w:r>
-    </w:p>
-    <w:p>
-      <w:pPr>
-        <w:pStyle w:val="904"/>
-        <w:numPr>
-          <w:ilvl w:val="0"/>
-          <w:numId w:val="8"/>
-        </w:numPr>
-        <w:pBdr/>
-        <w:spacing/>
-        <w:ind/>
-        <w:rPr>
-          <w:b/>
-          <w:bCs/>
-          <w:highlight w:val="none"/>
-        </w:rPr>
-      </w:pPr>
-      <w:r>
-        <w:rPr>
-          <w:b/>
-          <w:bCs/>
-          <w:highlight w:val="none"/>
-        </w:rPr>
-      </w:r>
-      <w:r>
-        <w:rPr>
-          <w:b/>
-          <w:bCs/>
-          <w:highlight w:val="none"/>
-        </w:rPr>
-        <w:t xml:space="preserve">(BD01) - Gestão de documentos, chunks e metadados</w:t>
-      </w:r>
-      <w:r>
-        <w:rPr>
-          <w:b/>
-          <w:bCs/>
-          <w:highlight w:val="none"/>
-        </w:rPr>
-      </w:r>
-      <w:r>
-        <w:rPr>
-          <w:b/>
-          <w:bCs/>
-          <w:highlight w:val="none"/>
-        </w:rPr>
-      </w:r>
-    </w:p>
-    <w:p>
-      <w:pPr>
-        <w:pStyle w:val="904"/>
-        <w:numPr>
-          <w:ilvl w:val="0"/>
-          <w:numId w:val="8"/>
-        </w:numPr>
-        <w:pBdr/>
-        <w:spacing/>
-        <w:ind/>
-        <w:rPr>
-          <w:b/>
-          <w:bCs/>
-          <w:highlight w:val="none"/>
-        </w:rPr>
-      </w:pPr>
-      <w:r>
-        <w:rPr>
-          <w:b/>
-          <w:bCs/>
-          <w:highlight w:val="none"/>
-        </w:rPr>
-      </w:r>
-      <w:r>
-        <w:rPr>
-          <w:b/>
-          <w:bCs/>
-          <w:highlight w:val="none"/>
-        </w:rPr>
-      </w:r>
-      <w:r>
-        <w:rPr>
-          <w:b/>
-          <w:bCs/>
-          <w:highlight w:val="none"/>
-        </w:rPr>
-        <w:t xml:space="preserve">(BD02) - Registro e consulta de logs administrativos</w:t>
-      </w:r>
+        <w:rPr/>
+      </w:pPr>
       <w:r/>
-      <w:r>
-        <w:rPr>
-          <w:b/>
-          <w:bCs/>
-          <w:highlight w:val="none"/>
-        </w:rPr>
-      </w:r>
-      <w:r>
-        <w:rPr>
-          <w:b/>
-          <w:bCs/>
-          <w:highlight w:val="none"/>
-        </w:rPr>
-      </w:r>
-      <w:r>
-        <w:rPr>
-          <w:b/>
-          <w:bCs/>
-          <w:highlight w:val="none"/>
-        </w:rPr>
-      </w:r>
-    </w:p>
-    <w:p>
-      <w:pPr>
-        <w:pBdr/>
-        <w:spacing/>
-        <w:ind w:firstLine="0" w:left="0"/>
-        <w:rPr>
-          <w:b/>
-          <w:bCs/>
-          <w:highlight w:val="none"/>
-        </w:rPr>
-      </w:pPr>
-      <w:r>
-        <w:rPr>
-          <w:b/>
-          <w:bCs/>
-          <w:highlight w:val="none"/>
-        </w:rPr>
-        <w:t xml:space="preserve">RF05:</w:t>
-      </w:r>
-      <w:r>
-        <w:rPr>
-          <w:b/>
-          <w:bCs/>
-          <w:highlight w:val="none"/>
-        </w:rPr>
-      </w:r>
-    </w:p>
-    <w:p>
-      <w:pPr>
-        <w:pStyle w:val="904"/>
-        <w:numPr>
-          <w:ilvl w:val="0"/>
-          <w:numId w:val="9"/>
-        </w:numPr>
-        <w:pBdr/>
-        <w:spacing/>
-        <w:ind/>
-        <w:rPr>
-          <w:b/>
-          <w:bCs/>
-          <w:highlight w:val="none"/>
-        </w:rPr>
-      </w:pPr>
-      <w:r>
-        <w:rPr>
-          <w:b/>
-          <w:bCs/>
-          <w:highlight w:val="none"/>
-        </w:rPr>
-      </w:r>
-      <w:r>
-        <w:rPr>
-          <w:b/>
-          <w:bCs/>
-          <w:highlight w:val="none"/>
-        </w:rPr>
-        <w:t xml:space="preserve">(DW08) - Tela de e-mail para envio de dúvidas</w:t>
-      </w:r>
-      <w:r>
-        <w:rPr>
-          <w:b/>
-          <w:bCs/>
-          <w:highlight w:val="none"/>
-        </w:rPr>
-      </w:r>
-      <w:r>
-        <w:rPr>
-          <w:b/>
-          <w:bCs/>
-          <w:highlight w:val="none"/>
-        </w:rPr>
-      </w:r>
-    </w:p>
-    <w:p>
-      <w:pPr>
-        <w:pStyle w:val="904"/>
-        <w:numPr>
-          <w:ilvl w:val="0"/>
-          <w:numId w:val="9"/>
-        </w:numPr>
-        <w:pBdr/>
-        <w:spacing/>
-        <w:ind/>
-        <w:rPr>
-          <w:b/>
-          <w:bCs/>
-          <w:highlight w:val="none"/>
-        </w:rPr>
-      </w:pPr>
-      <w:r>
-        <w:rPr>
-          <w:b/>
-          <w:bCs/>
-          <w:highlight w:val="none"/>
-        </w:rPr>
-      </w:r>
-      <w:r>
-        <w:rPr>
-          <w:b/>
-          <w:bCs/>
-          <w:highlight w:val="none"/>
-        </w:rPr>
-        <w:t xml:space="preserve">(TP04) - Encaminhamento de pergunta à secretaria</w:t>
-      </w:r>
-      <w:r>
-        <w:rPr>
-          <w:b/>
-          <w:bCs/>
-          <w:highlight w:val="none"/>
-        </w:rPr>
-      </w:r>
-      <w:r>
-        <w:rPr>
-          <w:b/>
-          <w:bCs/>
-          <w:highlight w:val="none"/>
-        </w:rPr>
-      </w:r>
-      <w:r>
-        <w:rPr>
-          <w:b/>
-          <w:bCs/>
-          <w:highlight w:val="none"/>
-        </w:rPr>
-      </w:r>
-    </w:p>
-    <w:p>
-      <w:pPr>
-        <w:pBdr/>
-        <w:spacing/>
-        <w:ind w:firstLine="0" w:left="0"/>
-        <w:rPr>
-          <w:b/>
-          <w:bCs/>
-          <w:highlight w:val="none"/>
-        </w:rPr>
-      </w:pPr>
-      <w:r>
-        <w:rPr>
-          <w:b/>
-          <w:bCs/>
-          <w:highlight w:val="none"/>
-        </w:rPr>
-        <w:t xml:space="preserve">RF06:</w:t>
-      </w:r>
-      <w:r>
-        <w:rPr>
-          <w:b/>
-          <w:bCs/>
-          <w:highlight w:val="none"/>
-        </w:rPr>
-      </w:r>
-    </w:p>
-    <w:p>
-      <w:pPr>
-        <w:pStyle w:val="904"/>
-        <w:numPr>
-          <w:ilvl w:val="0"/>
-          <w:numId w:val="11"/>
-        </w:numPr>
-        <w:pBdr/>
-        <w:spacing/>
-        <w:ind/>
-        <w:rPr>
-          <w:b/>
-          <w:bCs/>
-          <w:highlight w:val="none"/>
-        </w:rPr>
-      </w:pPr>
-      <w:r>
-        <w:rPr>
-          <w:b/>
-          <w:bCs/>
-          <w:highlight w:val="none"/>
-        </w:rPr>
-      </w:r>
-      <w:r>
-        <w:rPr>
-          <w:b/>
-          <w:bCs/>
-          <w:highlight w:val="none"/>
-        </w:rPr>
-        <w:t xml:space="preserve">(TP05) - Acompanhamento e atualização das dúvidas recebidas</w:t>
-      </w:r>
-      <w:r>
-        <w:rPr>
-          <w:b/>
-          <w:bCs/>
-          <w:highlight w:val="none"/>
-        </w:rPr>
-      </w:r>
-      <w:r>
-        <w:rPr>
-          <w:b/>
-          <w:bCs/>
-          <w:highlight w:val="none"/>
-        </w:rPr>
-      </w:r>
-    </w:p>
-    <w:p>
-      <w:pPr>
-        <w:pBdr/>
-        <w:spacing/>
-        <w:ind w:firstLine="0" w:left="0"/>
-        <w:rPr>
-          <w:b/>
-          <w:bCs/>
-          <w:highlight w:val="none"/>
-        </w:rPr>
-      </w:pPr>
-      <w:r>
-        <w:rPr>
-          <w:b/>
-          <w:bCs/>
-          <w:highlight w:val="none"/>
-        </w:rPr>
-        <w:t xml:space="preserve">RF07:</w:t>
-      </w:r>
-      <w:r>
-        <w:rPr>
-          <w:b/>
-          <w:bCs/>
-          <w:highlight w:val="none"/>
-        </w:rPr>
-      </w:r>
-    </w:p>
-    <w:p>
-      <w:pPr>
-        <w:pStyle w:val="904"/>
-        <w:numPr>
-          <w:ilvl w:val="0"/>
-          <w:numId w:val="10"/>
-        </w:numPr>
-        <w:pBdr/>
-        <w:spacing/>
-        <w:ind/>
-        <w:rPr>
-          <w:b/>
-          <w:bCs/>
-          <w:highlight w:val="none"/>
-        </w:rPr>
-      </w:pPr>
-      <w:r>
-        <w:rPr>
-          <w:b/>
-          <w:bCs/>
-          <w:highlight w:val="none"/>
-        </w:rPr>
-      </w:r>
-      <w:r>
-        <w:rPr>
-          <w:b/>
-          <w:bCs/>
-          <w:highlight w:val="none"/>
-        </w:rPr>
-        <w:t xml:space="preserve">(DW06) - Avaliação de satisfação do atendimento</w:t>
-      </w:r>
-      <w:r>
-        <w:rPr>
-          <w:b/>
-          <w:bCs/>
-          <w:highlight w:val="none"/>
-        </w:rPr>
-      </w:r>
-      <w:r>
-        <w:rPr>
-          <w:b/>
-          <w:bCs/>
-          <w:highlight w:val="none"/>
-        </w:rPr>
-      </w:r>
-    </w:p>
-    <w:p>
-      <w:pPr>
-        <w:pBdr/>
-        <w:spacing/>
-        <w:ind w:firstLine="0" w:left="0"/>
-        <w:rPr>
-          <w:b/>
-          <w:bCs/>
-          <w:highlight w:val="none"/>
-        </w:rPr>
-      </w:pPr>
-      <w:r>
-        <w:rPr>
-          <w:b/>
-          <w:bCs/>
-          <w:highlight w:val="none"/>
-        </w:rPr>
-      </w:r>
-      <w:r>
-        <w:rPr>
-          <w:b/>
-          <w:bCs/>
-          <w:highlight w:val="none"/>
-        </w:rPr>
-        <w:t xml:space="preserve">RF08:</w:t>
-      </w:r>
-      <w:r>
-        <w:rPr>
-          <w:b/>
-          <w:bCs/>
-          <w:highlight w:val="none"/>
-        </w:rPr>
-      </w:r>
-    </w:p>
-    <w:p>
-      <w:pPr>
-        <w:pStyle w:val="904"/>
-        <w:numPr>
-          <w:ilvl w:val="0"/>
-          <w:numId w:val="15"/>
-        </w:numPr>
-        <w:pBdr/>
-        <w:spacing/>
-        <w:ind/>
-        <w:rPr>
-          <w:b/>
-          <w:bCs/>
-          <w:highlight w:val="none"/>
-        </w:rPr>
-      </w:pPr>
-      <w:r>
-        <w:rPr>
-          <w:b/>
-          <w:bCs/>
-          <w:highlight w:val="none"/>
-        </w:rPr>
-      </w:r>
-      <w:r>
-        <w:rPr>
-          <w:b/>
-          <w:bCs/>
-          <w:highlight w:val="none"/>
-        </w:rPr>
-      </w:r>
-      <w:r>
-        <w:rPr>
-          <w:b/>
-          <w:bCs/>
-          <w:highlight w:val="none"/>
-        </w:rPr>
-        <w:t xml:space="preserve">(BD02) - Registro e consulta de logs administrativos</w:t>
-      </w:r>
       <w:r/>
-      <w:r>
-        <w:rPr>
-          <w:b/>
-          <w:bCs/>
-          <w:highlight w:val="none"/>
-        </w:rPr>
-      </w:r>
-      <w:r>
-        <w:rPr>
-          <w:b/>
-          <w:bCs/>
-          <w:highlight w:val="none"/>
-        </w:rPr>
-      </w:r>
-    </w:p>
-    <w:p>
-      <w:pPr>
-        <w:pBdr/>
-        <w:spacing/>
-        <w:ind w:firstLine="0" w:left="0"/>
-        <w:rPr>
-          <w:b/>
-          <w:bCs/>
-          <w:highlight w:val="none"/>
-        </w:rPr>
-      </w:pPr>
-      <w:r>
-        <w:rPr>
-          <w:b/>
-          <w:bCs/>
-          <w:highlight w:val="none"/>
-        </w:rPr>
-      </w:r>
-      <w:r>
-        <w:rPr>
-          <w:b/>
-          <w:bCs/>
-          <w:highlight w:val="none"/>
-        </w:rPr>
-        <w:t xml:space="preserve">RF09:</w:t>
-      </w:r>
-      <w:r>
-        <w:rPr>
-          <w:b/>
-          <w:bCs/>
-          <w:highlight w:val="none"/>
-        </w:rPr>
-      </w:r>
-    </w:p>
-    <w:p>
-      <w:pPr>
-        <w:pStyle w:val="904"/>
-        <w:numPr>
-          <w:ilvl w:val="0"/>
-          <w:numId w:val="12"/>
-        </w:numPr>
-        <w:pBdr/>
-        <w:spacing/>
-        <w:ind/>
-        <w:rPr>
-          <w:b/>
-          <w:bCs/>
-          <w:highlight w:val="none"/>
-        </w:rPr>
-      </w:pPr>
-      <w:r>
-        <w:rPr>
-          <w:b/>
-          <w:bCs/>
-          <w:highlight w:val="none"/>
-        </w:rPr>
-      </w:r>
-      <w:r>
-        <w:rPr>
-          <w:b/>
-          <w:bCs/>
-          <w:highlight w:val="none"/>
-        </w:rPr>
-        <w:t xml:space="preserve">(TP06) - Login, JWT e autorização por papel</w:t>
-      </w:r>
-      <w:r>
-        <w:rPr>
-          <w:b/>
-          <w:bCs/>
-          <w:highlight w:val="none"/>
-        </w:rPr>
-      </w:r>
-      <w:r>
-        <w:rPr>
-          <w:b/>
-          <w:bCs/>
-          <w:highlight w:val="none"/>
-        </w:rPr>
-      </w:r>
-    </w:p>
-    <w:p>
-      <w:pPr>
-        <w:pBdr/>
-        <w:spacing/>
-        <w:ind w:firstLine="0" w:left="0"/>
-        <w:rPr>
-          <w:b/>
-          <w:bCs/>
-          <w:highlight w:val="none"/>
-        </w:rPr>
-      </w:pPr>
-      <w:r>
-        <w:rPr>
-          <w:b/>
-          <w:bCs/>
-          <w:highlight w:val="none"/>
-        </w:rPr>
-      </w:r>
-      <w:r>
-        <w:rPr>
-          <w:b/>
-          <w:bCs/>
-          <w:highlight w:val="none"/>
-        </w:rPr>
-        <w:t xml:space="preserve">RF10</w:t>
-      </w:r>
-      <w:r>
-        <w:rPr>
-          <w:b/>
-          <w:bCs/>
-          <w:highlight w:val="none"/>
-        </w:rPr>
-        <w:t xml:space="preserve">:</w:t>
-      </w:r>
-      <w:r>
-        <w:rPr>
-          <w:b/>
-          <w:bCs/>
-          <w:highlight w:val="none"/>
-        </w:rPr>
-      </w:r>
-    </w:p>
-    <w:p>
-      <w:pPr>
-        <w:pStyle w:val="904"/>
-        <w:numPr>
-          <w:ilvl w:val="0"/>
-          <w:numId w:val="13"/>
-        </w:numPr>
-        <w:pBdr/>
-        <w:spacing/>
-        <w:ind/>
-        <w:rPr>
-          <w:b/>
-          <w:bCs/>
-          <w:highlight w:val="none"/>
-        </w:rPr>
-      </w:pPr>
-      <w:r>
-        <w:rPr>
-          <w:b/>
-          <w:bCs/>
-          <w:highlight w:val="none"/>
-        </w:rPr>
-      </w:r>
-      <w:r>
-        <w:rPr>
-          <w:b/>
-          <w:bCs/>
-          <w:highlight w:val="none"/>
-        </w:rPr>
-        <w:t xml:space="preserve">(TP06) - Login, JWT e autorização por papel</w:t>
-      </w:r>
-      <w:r>
-        <w:rPr>
-          <w:b/>
-          <w:bCs/>
-          <w:highlight w:val="none"/>
-        </w:rPr>
-      </w:r>
-      <w:r>
-        <w:rPr>
-          <w:b/>
-          <w:bCs/>
-          <w:highlight w:val="none"/>
-        </w:rPr>
-      </w:r>
-    </w:p>
-    <w:p>
-      <w:pPr>
-        <w:pBdr/>
-        <w:spacing/>
-        <w:ind w:firstLine="0" w:left="0"/>
-        <w:rPr>
-          <w:b/>
-          <w:bCs/>
-          <w:highlight w:val="none"/>
-        </w:rPr>
-      </w:pPr>
-      <w:r>
-        <w:rPr>
-          <w:b/>
-          <w:bCs/>
-          <w:highlight w:val="none"/>
-        </w:rPr>
-        <w:t xml:space="preserve">RF11:</w:t>
-      </w:r>
-      <w:r>
-        <w:rPr>
-          <w:b/>
-          <w:bCs/>
-          <w:highlight w:val="none"/>
-        </w:rPr>
-      </w:r>
-    </w:p>
-    <w:p>
-      <w:pPr>
-        <w:pStyle w:val="904"/>
-        <w:numPr>
-          <w:ilvl w:val="0"/>
-          <w:numId w:val="14"/>
-        </w:numPr>
-        <w:pBdr/>
-        <w:spacing/>
-        <w:ind/>
-        <w:rPr>
-          <w:b/>
-          <w:bCs/>
-          <w:highlight w:val="none"/>
-        </w:rPr>
-      </w:pPr>
-      <w:r>
-        <w:rPr>
-          <w:b/>
-          <w:bCs/>
-          <w:highlight w:val="none"/>
-        </w:rPr>
-      </w:r>
-      <w:r>
-        <w:rPr>
-          <w:b/>
-          <w:bCs/>
-          <w:highlight w:val="none"/>
-        </w:rPr>
-        <w:t xml:space="preserve">(TP06) - Login, JWT e autorização por papel</w:t>
-      </w:r>
-      <w:r>
-        <w:rPr>
-          <w:b/>
-          <w:bCs/>
-          <w:highlight w:val="none"/>
-        </w:rPr>
-      </w:r>
-      <w:r>
-        <w:rPr>
-          <w:b/>
-          <w:bCs/>
-          <w:highlight w:val="none"/>
-        </w:rPr>
-      </w:r>
-    </w:p>
-    <w:p>
-      <w:pPr>
-        <w:pBdr/>
-        <w:spacing/>
-        <w:ind/>
-        <w:rPr>
-          <w:b/>
-          <w:bCs/>
-          <w:highlight w:val="none"/>
-        </w:rPr>
-      </w:pPr>
-      <w:r>
-        <w:rPr>
-          <w:b/>
-          <w:bCs/>
-          <w:highlight w:val="none"/>
-        </w:rPr>
-      </w:r>
-      <w:r>
-        <w:rPr>
-          <w:b/>
-          <w:bCs/>
-          <w:highlight w:val="none"/>
-        </w:rPr>
-      </w:r>
-      <w:r>
-        <w:rPr>
-          <w:b/>
-          <w:bCs/>
-          <w:highlight w:val="none"/>
-        </w:rPr>
-      </w:r>
     </w:p>
     <w:sectPr>
       <w:footnotePr/>
@@ -6315,9 +7830,9 @@
     <w:lsdException w:name="Bibliography" w:uiPriority="37"/>
     <w:lsdException w:name="TOC Heading" w:uiPriority="39" w:qFormat="1"/>
   </w:latentStyles>
-  <w:style w:type="table" w:styleId="707">
+  <w:style w:type="table" w:styleId="739">
     <w:name w:val="Table Grid Light"/>
-    <w:basedOn w:val="887"/>
+    <w:basedOn w:val="919"/>
     <w:uiPriority w:val="59"/>
     <w:pPr>
       <w:pBdr/>
@@ -6514,9 +8029,9 @@
       </w:tcPr>
     </w:tblStylePr>
   </w:style>
-  <w:style w:type="table" w:styleId="708">
+  <w:style w:type="table" w:styleId="740">
     <w:name w:val="Plain Table 1"/>
-    <w:basedOn w:val="887"/>
+    <w:basedOn w:val="919"/>
     <w:uiPriority w:val="59"/>
     <w:pPr>
       <w:pBdr/>
@@ -6739,9 +8254,9 @@
       </w:tcPr>
     </w:tblStylePr>
   </w:style>
-  <w:style w:type="table" w:styleId="709">
+  <w:style w:type="table" w:styleId="741">
     <w:name w:val="Plain Table 2"/>
-    <w:basedOn w:val="887"/>
+    <w:basedOn w:val="919"/>
     <w:uiPriority w:val="59"/>
     <w:pPr>
       <w:pBdr/>
@@ -6972,9 +8487,9 @@
       </w:tcPr>
     </w:tblStylePr>
   </w:style>
-  <w:style w:type="table" w:styleId="710">
+  <w:style w:type="table" w:styleId="742">
     <w:name w:val="Plain Table 3"/>
-    <w:basedOn w:val="887"/>
+    <w:basedOn w:val="919"/>
     <w:uiPriority w:val="99"/>
     <w:pPr>
       <w:pBdr/>
@@ -7202,9 +8717,9 @@
       </w:tcPr>
     </w:tblStylePr>
   </w:style>
-  <w:style w:type="table" w:styleId="711">
+  <w:style w:type="table" w:styleId="743">
     <w:name w:val="Plain Table 4"/>
-    <w:basedOn w:val="887"/>
+    <w:basedOn w:val="919"/>
     <w:uiPriority w:val="99"/>
     <w:pPr>
       <w:pBdr/>
@@ -7418,9 +8933,9 @@
       </w:tcPr>
     </w:tblStylePr>
   </w:style>
-  <w:style w:type="table" w:styleId="712">
+  <w:style w:type="table" w:styleId="744">
     <w:name w:val="Plain Table 5"/>
-    <w:basedOn w:val="887"/>
+    <w:basedOn w:val="919"/>
     <w:uiPriority w:val="99"/>
     <w:pPr>
       <w:pBdr/>
@@ -7651,9 +9166,9 @@
       </w:tcPr>
     </w:tblStylePr>
   </w:style>
-  <w:style w:type="table" w:styleId="713">
+  <w:style w:type="table" w:styleId="745">
     <w:name w:val="Grid Table 1 Light"/>
-    <w:basedOn w:val="887"/>
+    <w:basedOn w:val="919"/>
     <w:uiPriority w:val="99"/>
     <w:pPr>
       <w:pBdr/>
@@ -7874,9 +9389,9 @@
       </w:tcPr>
     </w:tblStylePr>
   </w:style>
-  <w:style w:type="table" w:styleId="714">
+  <w:style w:type="table" w:styleId="746">
     <w:name w:val="Grid Table 1 Light - Accent 1"/>
-    <w:basedOn w:val="887"/>
+    <w:basedOn w:val="919"/>
     <w:uiPriority w:val="99"/>
     <w:pPr>
       <w:pBdr/>
@@ -8097,9 +9612,9 @@
       </w:tcPr>
     </w:tblStylePr>
   </w:style>
-  <w:style w:type="table" w:styleId="715">
+  <w:style w:type="table" w:styleId="747">
     <w:name w:val="Grid Table 1 Light - Accent 2"/>
-    <w:basedOn w:val="887"/>
+    <w:basedOn w:val="919"/>
     <w:uiPriority w:val="99"/>
     <w:pPr>
       <w:pBdr/>
@@ -8320,9 +9835,9 @@
       </w:tcPr>
     </w:tblStylePr>
   </w:style>
-  <w:style w:type="table" w:styleId="716">
+  <w:style w:type="table" w:styleId="748">
     <w:name w:val="Grid Table 1 Light - Accent 3"/>
-    <w:basedOn w:val="887"/>
+    <w:basedOn w:val="919"/>
     <w:uiPriority w:val="99"/>
     <w:pPr>
       <w:pBdr/>
@@ -8543,9 +10058,9 @@
       </w:tcPr>
     </w:tblStylePr>
   </w:style>
-  <w:style w:type="table" w:styleId="717">
+  <w:style w:type="table" w:styleId="749">
     <w:name w:val="Grid Table 1 Light - Accent 4"/>
-    <w:basedOn w:val="887"/>
+    <w:basedOn w:val="919"/>
     <w:uiPriority w:val="99"/>
     <w:pPr>
       <w:pBdr/>
@@ -8766,9 +10281,9 @@
       </w:tcPr>
     </w:tblStylePr>
   </w:style>
-  <w:style w:type="table" w:styleId="718">
+  <w:style w:type="table" w:styleId="750">
     <w:name w:val="Grid Table 1 Light - Accent 5"/>
-    <w:basedOn w:val="887"/>
+    <w:basedOn w:val="919"/>
     <w:uiPriority w:val="99"/>
     <w:pPr>
       <w:pBdr/>
@@ -8989,9 +10504,9 @@
       </w:tcPr>
     </w:tblStylePr>
   </w:style>
-  <w:style w:type="table" w:styleId="719">
+  <w:style w:type="table" w:styleId="751">
     <w:name w:val="Grid Table 1 Light - Accent 6"/>
-    <w:basedOn w:val="887"/>
+    <w:basedOn w:val="919"/>
     <w:uiPriority w:val="99"/>
     <w:pPr>
       <w:pBdr/>
@@ -9212,9 +10727,9 @@
       </w:tcPr>
     </w:tblStylePr>
   </w:style>
-  <w:style w:type="table" w:styleId="720">
+  <w:style w:type="table" w:styleId="752">
     <w:name w:val="Grid Table 2"/>
-    <w:basedOn w:val="887"/>
+    <w:basedOn w:val="919"/>
     <w:uiPriority w:val="99"/>
     <w:pPr>
       <w:pBdr/>
@@ -9444,9 +10959,9 @@
       </w:tcPr>
     </w:tblStylePr>
   </w:style>
-  <w:style w:type="table" w:styleId="721">
+  <w:style w:type="table" w:styleId="753">
     <w:name w:val="Grid Table 2 - Accent 1"/>
-    <w:basedOn w:val="887"/>
+    <w:basedOn w:val="919"/>
     <w:uiPriority w:val="99"/>
     <w:pPr>
       <w:pBdr/>
@@ -9676,9 +11191,9 @@
       </w:tcPr>
     </w:tblStylePr>
   </w:style>
-  <w:style w:type="table" w:styleId="722">
+  <w:style w:type="table" w:styleId="754">
     <w:name w:val="Grid Table 2 - Accent 2"/>
-    <w:basedOn w:val="887"/>
+    <w:basedOn w:val="919"/>
     <w:uiPriority w:val="99"/>
     <w:pPr>
       <w:pBdr/>
@@ -9908,9 +11423,9 @@
       </w:tcPr>
     </w:tblStylePr>
   </w:style>
-  <w:style w:type="table" w:styleId="723">
+  <w:style w:type="table" w:styleId="755">
     <w:name w:val="Grid Table 2 - Accent 3"/>
-    <w:basedOn w:val="887"/>
+    <w:basedOn w:val="919"/>
     <w:uiPriority w:val="99"/>
     <w:pPr>
       <w:pBdr/>
@@ -10140,9 +11655,9 @@
       </w:tcPr>
     </w:tblStylePr>
   </w:style>
-  <w:style w:type="table" w:styleId="724">
+  <w:style w:type="table" w:styleId="756">
     <w:name w:val="Grid Table 2 - Accent 4"/>
-    <w:basedOn w:val="887"/>
+    <w:basedOn w:val="919"/>
     <w:uiPriority w:val="99"/>
     <w:pPr>
       <w:pBdr/>
@@ -10372,9 +11887,9 @@
       </w:tcPr>
     </w:tblStylePr>
   </w:style>
-  <w:style w:type="table" w:styleId="725">
+  <w:style w:type="table" w:styleId="757">
     <w:name w:val="Grid Table 2 - Accent 5"/>
-    <w:basedOn w:val="887"/>
+    <w:basedOn w:val="919"/>
     <w:uiPriority w:val="99"/>
     <w:pPr>
       <w:pBdr/>
@@ -10604,9 +12119,9 @@
       </w:tcPr>
     </w:tblStylePr>
   </w:style>
-  <w:style w:type="table" w:styleId="726">
+  <w:style w:type="table" w:styleId="758">
     <w:name w:val="Grid Table 2 - Accent 6"/>
-    <w:basedOn w:val="887"/>
+    <w:basedOn w:val="919"/>
     <w:uiPriority w:val="99"/>
     <w:pPr>
       <w:pBdr/>
@@ -10836,9 +12351,9 @@
       </w:tcPr>
     </w:tblStylePr>
   </w:style>
-  <w:style w:type="table" w:styleId="727">
+  <w:style w:type="table" w:styleId="759">
     <w:name w:val="Grid Table 3"/>
-    <w:basedOn w:val="887"/>
+    <w:basedOn w:val="919"/>
     <w:uiPriority w:val="99"/>
     <w:pPr>
       <w:pBdr/>
@@ -11081,9 +12596,9 @@
       </w:tcPr>
     </w:tblStylePr>
   </w:style>
-  <w:style w:type="table" w:styleId="728">
+  <w:style w:type="table" w:styleId="760">
     <w:name w:val="Grid Table 3 - Accent 1"/>
-    <w:basedOn w:val="887"/>
+    <w:basedOn w:val="919"/>
     <w:uiPriority w:val="99"/>
     <w:pPr>
       <w:pBdr/>
@@ -11326,9 +12841,9 @@
       </w:tcPr>
     </w:tblStylePr>
   </w:style>
-  <w:style w:type="table" w:styleId="729">
+  <w:style w:type="table" w:styleId="761">
     <w:name w:val="Grid Table 3 - Accent 2"/>
-    <w:basedOn w:val="887"/>
+    <w:basedOn w:val="919"/>
     <w:uiPriority w:val="99"/>
     <w:pPr>
       <w:pBdr/>
@@ -11571,9 +13086,9 @@
       </w:tcPr>
     </w:tblStylePr>
   </w:style>
-  <w:style w:type="table" w:styleId="730">
+  <w:style w:type="table" w:styleId="762">
     <w:name w:val="Grid Table 3 - Accent 3"/>
-    <w:basedOn w:val="887"/>
+    <w:basedOn w:val="919"/>
     <w:uiPriority w:val="99"/>
     <w:pPr>
       <w:pBdr/>
@@ -11816,9 +13331,9 @@
       </w:tcPr>
     </w:tblStylePr>
   </w:style>
-  <w:style w:type="table" w:styleId="731">
+  <w:style w:type="table" w:styleId="763">
     <w:name w:val="Grid Table 3 - Accent 4"/>
-    <w:basedOn w:val="887"/>
+    <w:basedOn w:val="919"/>
     <w:uiPriority w:val="99"/>
     <w:pPr>
       <w:pBdr/>
@@ -12061,9 +13576,9 @@
       </w:tcPr>
     </w:tblStylePr>
   </w:style>
-  <w:style w:type="table" w:styleId="732">
+  <w:style w:type="table" w:styleId="764">
     <w:name w:val="Grid Table 3 - Accent 5"/>
-    <w:basedOn w:val="887"/>
+    <w:basedOn w:val="919"/>
     <w:uiPriority w:val="99"/>
     <w:pPr>
       <w:pBdr/>
@@ -12306,9 +13821,9 @@
       </w:tcPr>
     </w:tblStylePr>
   </w:style>
-  <w:style w:type="table" w:styleId="733">
+  <w:style w:type="table" w:styleId="765">
     <w:name w:val="Grid Table 3 - Accent 6"/>
-    <w:basedOn w:val="887"/>
+    <w:basedOn w:val="919"/>
     <w:uiPriority w:val="99"/>
     <w:pPr>
       <w:pBdr/>
@@ -12551,9 +14066,9 @@
       </w:tcPr>
     </w:tblStylePr>
   </w:style>
-  <w:style w:type="table" w:styleId="734">
+  <w:style w:type="table" w:styleId="766">
     <w:name w:val="Grid Table 4"/>
-    <w:basedOn w:val="887"/>
+    <w:basedOn w:val="919"/>
     <w:uiPriority w:val="59"/>
     <w:pPr>
       <w:pBdr/>
@@ -12784,9 +14299,9 @@
       </w:tcPr>
     </w:tblStylePr>
   </w:style>
-  <w:style w:type="table" w:styleId="735">
+  <w:style w:type="table" w:styleId="767">
     <w:name w:val="Grid Table 4 - Accent 1"/>
-    <w:basedOn w:val="887"/>
+    <w:basedOn w:val="919"/>
     <w:uiPriority w:val="59"/>
     <w:pPr>
       <w:pBdr/>
@@ -13017,9 +14532,9 @@
       </w:tcPr>
     </w:tblStylePr>
   </w:style>
-  <w:style w:type="table" w:styleId="736">
+  <w:style w:type="table" w:styleId="768">
     <w:name w:val="Grid Table 4 - Accent 2"/>
-    <w:basedOn w:val="887"/>
+    <w:basedOn w:val="919"/>
     <w:uiPriority w:val="59"/>
     <w:pPr>
       <w:pBdr/>
@@ -13250,9 +14765,9 @@
       </w:tcPr>
     </w:tblStylePr>
   </w:style>
-  <w:style w:type="table" w:styleId="737">
+  <w:style w:type="table" w:styleId="769">
     <w:name w:val="Grid Table 4 - Accent 3"/>
-    <w:basedOn w:val="887"/>
+    <w:basedOn w:val="919"/>
     <w:uiPriority w:val="59"/>
     <w:pPr>
       <w:pBdr/>
@@ -13483,9 +14998,9 @@
       </w:tcPr>
     </w:tblStylePr>
   </w:style>
-  <w:style w:type="table" w:styleId="738">
+  <w:style w:type="table" w:styleId="770">
     <w:name w:val="Grid Table 4 - Accent 4"/>
-    <w:basedOn w:val="887"/>
+    <w:basedOn w:val="919"/>
     <w:uiPriority w:val="59"/>
     <w:pPr>
       <w:pBdr/>
@@ -13716,9 +15231,9 @@
       </w:tcPr>
     </w:tblStylePr>
   </w:style>
-  <w:style w:type="table" w:styleId="739">
+  <w:style w:type="table" w:styleId="771">
     <w:name w:val="Grid Table 4 - Accent 5"/>
-    <w:basedOn w:val="887"/>
+    <w:basedOn w:val="919"/>
     <w:uiPriority w:val="59"/>
     <w:pPr>
       <w:pBdr/>
@@ -13949,9 +15464,9 @@
       </w:tcPr>
     </w:tblStylePr>
   </w:style>
-  <w:style w:type="table" w:styleId="740">
+  <w:style w:type="table" w:styleId="772">
     <w:name w:val="Grid Table 4 - Accent 6"/>
-    <w:basedOn w:val="887"/>
+    <w:basedOn w:val="919"/>
     <w:uiPriority w:val="59"/>
     <w:pPr>
       <w:pBdr/>
@@ -14182,9 +15697,9 @@
       </w:tcPr>
     </w:tblStylePr>
   </w:style>
-  <w:style w:type="table" w:styleId="741">
+  <w:style w:type="table" w:styleId="773">
     <w:name w:val="Grid Table 5 Dark"/>
-    <w:basedOn w:val="887"/>
+    <w:basedOn w:val="919"/>
     <w:uiPriority w:val="99"/>
     <w:pPr>
       <w:pBdr/>
@@ -14410,9 +15925,9 @@
       </w:tcPr>
     </w:tblStylePr>
   </w:style>
-  <w:style w:type="table" w:styleId="742">
+  <w:style w:type="table" w:styleId="774">
     <w:name w:val="Grid Table 5 Dark- Accent 1"/>
-    <w:basedOn w:val="887"/>
+    <w:basedOn w:val="919"/>
     <w:uiPriority w:val="99"/>
     <w:pPr>
       <w:pBdr/>
@@ -14638,9 +16153,9 @@
       </w:tcPr>
     </w:tblStylePr>
   </w:style>
-  <w:style w:type="table" w:styleId="743">
+  <w:style w:type="table" w:styleId="775">
     <w:name w:val="Grid Table 5 Dark - Accent 2"/>
-    <w:basedOn w:val="887"/>
+    <w:basedOn w:val="919"/>
     <w:uiPriority w:val="99"/>
     <w:pPr>
       <w:pBdr/>
@@ -14866,9 +16381,9 @@
       </w:tcPr>
     </w:tblStylePr>
   </w:style>
-  <w:style w:type="table" w:styleId="744">
+  <w:style w:type="table" w:styleId="776">
     <w:name w:val="Grid Table 5 Dark - Accent 3"/>
-    <w:basedOn w:val="887"/>
+    <w:basedOn w:val="919"/>
     <w:uiPriority w:val="99"/>
     <w:pPr>
       <w:pBdr/>
@@ -15094,9 +16609,9 @@
       </w:tcPr>
     </w:tblStylePr>
   </w:style>
-  <w:style w:type="table" w:styleId="745">
+  <w:style w:type="table" w:styleId="777">
     <w:name w:val="Grid Table 5 Dark- Accent 4"/>
-    <w:basedOn w:val="887"/>
+    <w:basedOn w:val="919"/>
     <w:uiPriority w:val="99"/>
     <w:pPr>
       <w:pBdr/>
@@ -15322,9 +16837,9 @@
       </w:tcPr>
     </w:tblStylePr>
   </w:style>
-  <w:style w:type="table" w:styleId="746">
+  <w:style w:type="table" w:styleId="778">
     <w:name w:val="Grid Table 5 Dark - Accent 5"/>
-    <w:basedOn w:val="887"/>
+    <w:basedOn w:val="919"/>
     <w:uiPriority w:val="99"/>
     <w:pPr>
       <w:pBdr/>
@@ -15550,9 +17065,9 @@
       </w:tcPr>
     </w:tblStylePr>
   </w:style>
-  <w:style w:type="table" w:styleId="747">
+  <w:style w:type="table" w:styleId="779">
     <w:name w:val="Grid Table 5 Dark - Accent 6"/>
-    <w:basedOn w:val="887"/>
+    <w:basedOn w:val="919"/>
     <w:uiPriority w:val="99"/>
     <w:pPr>
       <w:pBdr/>
@@ -15778,9 +17293,9 @@
       </w:tcPr>
     </w:tblStylePr>
   </w:style>
-  <w:style w:type="table" w:styleId="748">
+  <w:style w:type="table" w:styleId="780">
     <w:name w:val="Grid Table 6 Colorful"/>
-    <w:basedOn w:val="887"/>
+    <w:basedOn w:val="919"/>
     <w:uiPriority w:val="99"/>
     <w:pPr>
       <w:pBdr/>
@@ -16008,9 +17523,9 @@
       </w:tcPr>
     </w:tblStylePr>
   </w:style>
-  <w:style w:type="table" w:styleId="749">
+  <w:style w:type="table" w:styleId="781">
     <w:name w:val="Grid Table 6 Colorful - Accent 1"/>
-    <w:basedOn w:val="887"/>
+    <w:basedOn w:val="919"/>
     <w:uiPriority w:val="99"/>
     <w:pPr>
       <w:pBdr/>
@@ -16238,9 +17753,9 @@
       </w:tcPr>
     </w:tblStylePr>
   </w:style>
-  <w:style w:type="table" w:styleId="750">
+  <w:style w:type="table" w:styleId="782">
     <w:name w:val="Grid Table 6 Colorful - Accent 2"/>
-    <w:basedOn w:val="887"/>
+    <w:basedOn w:val="919"/>
     <w:uiPriority w:val="99"/>
     <w:pPr>
       <w:pBdr/>
@@ -16468,9 +17983,9 @@
       </w:tcPr>
     </w:tblStylePr>
   </w:style>
-  <w:style w:type="table" w:styleId="751">
+  <w:style w:type="table" w:styleId="783">
     <w:name w:val="Grid Table 6 Colorful - Accent 3"/>
-    <w:basedOn w:val="887"/>
+    <w:basedOn w:val="919"/>
     <w:uiPriority w:val="99"/>
     <w:pPr>
       <w:pBdr/>
@@ -16698,9 +18213,9 @@
       </w:tcPr>
     </w:tblStylePr>
   </w:style>
-  <w:style w:type="table" w:styleId="752">
+  <w:style w:type="table" w:styleId="784">
     <w:name w:val="Grid Table 6 Colorful - Accent 4"/>
-    <w:basedOn w:val="887"/>
+    <w:basedOn w:val="919"/>
     <w:uiPriority w:val="99"/>
     <w:pPr>
       <w:pBdr/>
@@ -16928,9 +18443,9 @@
       </w:tcPr>
     </w:tblStylePr>
   </w:style>
-  <w:style w:type="table" w:styleId="753">
+  <w:style w:type="table" w:styleId="785">
     <w:name w:val="Grid Table 6 Colorful - Accent 5"/>
-    <w:basedOn w:val="887"/>
+    <w:basedOn w:val="919"/>
     <w:uiPriority w:val="99"/>
     <w:pPr>
       <w:pBdr/>
@@ -17158,9 +18673,9 @@
       </w:tcPr>
     </w:tblStylePr>
   </w:style>
-  <w:style w:type="table" w:styleId="754">
+  <w:style w:type="table" w:styleId="786">
     <w:name w:val="Grid Table 6 Colorful - Accent 6"/>
-    <w:basedOn w:val="887"/>
+    <w:basedOn w:val="919"/>
     <w:uiPriority w:val="99"/>
     <w:pPr>
       <w:pBdr/>
@@ -17388,9 +18903,9 @@
       </w:tcPr>
     </w:tblStylePr>
   </w:style>
-  <w:style w:type="table" w:styleId="755">
+  <w:style w:type="table" w:styleId="787">
     <w:name w:val="Grid Table 7 Colorful"/>
-    <w:basedOn w:val="887"/>
+    <w:basedOn w:val="919"/>
     <w:uiPriority w:val="99"/>
     <w:pPr>
       <w:pBdr/>
@@ -17642,9 +19157,9 @@
       </w:tcPr>
     </w:tblStylePr>
   </w:style>
-  <w:style w:type="table" w:styleId="756">
+  <w:style w:type="table" w:styleId="788">
     <w:name w:val="Grid Table 7 Colorful - Accent 1"/>
-    <w:basedOn w:val="887"/>
+    <w:basedOn w:val="919"/>
     <w:uiPriority w:val="99"/>
     <w:pPr>
       <w:pBdr/>
@@ -17896,9 +19411,9 @@
       </w:tcPr>
     </w:tblStylePr>
   </w:style>
-  <w:style w:type="table" w:styleId="757">
+  <w:style w:type="table" w:styleId="789">
     <w:name w:val="Grid Table 7 Colorful - Accent 2"/>
-    <w:basedOn w:val="887"/>
+    <w:basedOn w:val="919"/>
     <w:uiPriority w:val="99"/>
     <w:pPr>
       <w:pBdr/>
@@ -18150,9 +19665,9 @@
       </w:tcPr>
     </w:tblStylePr>
   </w:style>
-  <w:style w:type="table" w:styleId="758">
+  <w:style w:type="table" w:styleId="790">
     <w:name w:val="Grid Table 7 Colorful - Accent 3"/>
-    <w:basedOn w:val="887"/>
+    <w:basedOn w:val="919"/>
     <w:uiPriority w:val="99"/>
     <w:pPr>
       <w:pBdr/>
@@ -18404,9 +19919,9 @@
       </w:tcPr>
     </w:tblStylePr>
   </w:style>
-  <w:style w:type="table" w:styleId="759">
+  <w:style w:type="table" w:styleId="791">
     <w:name w:val="Grid Table 7 Colorful - Accent 4"/>
-    <w:basedOn w:val="887"/>
+    <w:basedOn w:val="919"/>
     <w:uiPriority w:val="99"/>
     <w:pPr>
       <w:pBdr/>
@@ -18658,9 +20173,9 @@
       </w:tcPr>
     </w:tblStylePr>
   </w:style>
-  <w:style w:type="table" w:styleId="760">
+  <w:style w:type="table" w:styleId="792">
     <w:name w:val="Grid Table 7 Colorful - Accent 5"/>
-    <w:basedOn w:val="887"/>
+    <w:basedOn w:val="919"/>
     <w:uiPriority w:val="99"/>
     <w:pPr>
       <w:pBdr/>
@@ -18912,9 +20427,9 @@
       </w:tcPr>
     </w:tblStylePr>
   </w:style>
-  <w:style w:type="table" w:styleId="761">
+  <w:style w:type="table" w:styleId="793">
     <w:name w:val="Grid Table 7 Colorful - Accent 6"/>
-    <w:basedOn w:val="887"/>
+    <w:basedOn w:val="919"/>
     <w:uiPriority w:val="99"/>
     <w:pPr>
       <w:pBdr/>
@@ -19166,9 +20681,9 @@
       </w:tcPr>
     </w:tblStylePr>
   </w:style>
-  <w:style w:type="table" w:styleId="762">
+  <w:style w:type="table" w:styleId="794">
     <w:name w:val="List Table 1 Light"/>
-    <w:basedOn w:val="887"/>
+    <w:basedOn w:val="919"/>
     <w:uiPriority w:val="99"/>
     <w:pPr>
       <w:pBdr/>
@@ -19382,9 +20897,9 @@
       </w:tcPr>
     </w:tblStylePr>
   </w:style>
-  <w:style w:type="table" w:styleId="763">
+  <w:style w:type="table" w:styleId="795">
     <w:name w:val="List Table 1 Light - Accent 1"/>
-    <w:basedOn w:val="887"/>
+    <w:basedOn w:val="919"/>
     <w:uiPriority w:val="99"/>
     <w:pPr>
       <w:pBdr/>
@@ -19598,9 +21113,9 @@
       </w:tcPr>
     </w:tblStylePr>
   </w:style>
-  <w:style w:type="table" w:styleId="764">
+  <w:style w:type="table" w:styleId="796">
     <w:name w:val="List Table 1 Light - Accent 2"/>
-    <w:basedOn w:val="887"/>
+    <w:basedOn w:val="919"/>
     <w:uiPriority w:val="99"/>
     <w:pPr>
       <w:pBdr/>
@@ -19814,9 +21329,9 @@
       </w:tcPr>
     </w:tblStylePr>
   </w:style>
-  <w:style w:type="table" w:styleId="765">
+  <w:style w:type="table" w:styleId="797">
     <w:name w:val="List Table 1 Light - Accent 3"/>
-    <w:basedOn w:val="887"/>
+    <w:basedOn w:val="919"/>
     <w:uiPriority w:val="99"/>
     <w:pPr>
       <w:pBdr/>
@@ -20030,9 +21545,9 @@
       </w:tcPr>
     </w:tblStylePr>
   </w:style>
-  <w:style w:type="table" w:styleId="766">
+  <w:style w:type="table" w:styleId="798">
     <w:name w:val="List Table 1 Light - Accent 4"/>
-    <w:basedOn w:val="887"/>
+    <w:basedOn w:val="919"/>
     <w:uiPriority w:val="99"/>
     <w:pPr>
       <w:pBdr/>
@@ -20246,9 +21761,9 @@
       </w:tcPr>
     </w:tblStylePr>
   </w:style>
-  <w:style w:type="table" w:styleId="767">
+  <w:style w:type="table" w:styleId="799">
     <w:name w:val="List Table 1 Light - Accent 5"/>
-    <w:basedOn w:val="887"/>
+    <w:basedOn w:val="919"/>
     <w:uiPriority w:val="99"/>
     <w:pPr>
       <w:pBdr/>
@@ -20462,9 +21977,9 @@
       </w:tcPr>
     </w:tblStylePr>
   </w:style>
-  <w:style w:type="table" w:styleId="768">
+  <w:style w:type="table" w:styleId="800">
     <w:name w:val="List Table 1 Light - Accent 6"/>
-    <w:basedOn w:val="887"/>
+    <w:basedOn w:val="919"/>
     <w:uiPriority w:val="99"/>
     <w:pPr>
       <w:pBdr/>
@@ -20678,9 +22193,9 @@
       </w:tcPr>
     </w:tblStylePr>
   </w:style>
-  <w:style w:type="table" w:styleId="769">
+  <w:style w:type="table" w:styleId="801">
     <w:name w:val="List Table 2"/>
-    <w:basedOn w:val="887"/>
+    <w:basedOn w:val="919"/>
     <w:uiPriority w:val="99"/>
     <w:pPr>
       <w:pBdr/>
@@ -20916,9 +22431,9 @@
       </w:tcPr>
     </w:tblStylePr>
   </w:style>
-  <w:style w:type="table" w:styleId="770">
+  <w:style w:type="table" w:styleId="802">
     <w:name w:val="List Table 2 - Accent 1"/>
-    <w:basedOn w:val="887"/>
+    <w:basedOn w:val="919"/>
     <w:uiPriority w:val="99"/>
     <w:pPr>
       <w:pBdr/>
@@ -21154,9 +22669,9 @@
       </w:tcPr>
     </w:tblStylePr>
   </w:style>
-  <w:style w:type="table" w:styleId="771">
+  <w:style w:type="table" w:styleId="803">
     <w:name w:val="List Table 2 - Accent 2"/>
-    <w:basedOn w:val="887"/>
+    <w:basedOn w:val="919"/>
     <w:uiPriority w:val="99"/>
     <w:pPr>
       <w:pBdr/>
@@ -21392,9 +22907,9 @@
       </w:tcPr>
     </w:tblStylePr>
   </w:style>
-  <w:style w:type="table" w:styleId="772">
+  <w:style w:type="table" w:styleId="804">
     <w:name w:val="List Table 2 - Accent 3"/>
-    <w:basedOn w:val="887"/>
+    <w:basedOn w:val="919"/>
     <w:uiPriority w:val="99"/>
     <w:pPr>
       <w:pBdr/>
@@ -21630,9 +23145,9 @@
       </w:tcPr>
     </w:tblStylePr>
   </w:style>
-  <w:style w:type="table" w:styleId="773">
+  <w:style w:type="table" w:styleId="805">
     <w:name w:val="List Table 2 - Accent 4"/>
-    <w:basedOn w:val="887"/>
+    <w:basedOn w:val="919"/>
     <w:uiPriority w:val="99"/>
     <w:pPr>
       <w:pBdr/>
@@ -21868,9 +23383,9 @@
       </w:tcPr>
     </w:tblStylePr>
   </w:style>
-  <w:style w:type="table" w:styleId="774">
+  <w:style w:type="table" w:styleId="806">
     <w:name w:val="List Table 2 - Accent 5"/>
-    <w:basedOn w:val="887"/>
+    <w:basedOn w:val="919"/>
     <w:uiPriority w:val="99"/>
     <w:pPr>
       <w:pBdr/>
@@ -22106,9 +23621,9 @@
       </w:tcPr>
     </w:tblStylePr>
   </w:style>
-  <w:style w:type="table" w:styleId="775">
+  <w:style w:type="table" w:styleId="807">
     <w:name w:val="List Table 2 - Accent 6"/>
-    <w:basedOn w:val="887"/>
+    <w:basedOn w:val="919"/>
     <w:uiPriority w:val="99"/>
     <w:pPr>
       <w:pBdr/>
@@ -22344,9 +23859,9 @@
       </w:tcPr>
     </w:tblStylePr>
   </w:style>
-  <w:style w:type="table" w:styleId="776">
+  <w:style w:type="table" w:styleId="808">
     <w:name w:val="List Table 3"/>
-    <w:basedOn w:val="887"/>
+    <w:basedOn w:val="919"/>
     <w:uiPriority w:val="99"/>
     <w:pPr>
       <w:pBdr/>
@@ -22572,9 +24087,9 @@
       </w:tcPr>
     </w:tblStylePr>
   </w:style>
-  <w:style w:type="table" w:styleId="777">
+  <w:style w:type="table" w:styleId="809">
     <w:name w:val="List Table 3 - Accent 1"/>
-    <w:basedOn w:val="887"/>
+    <w:basedOn w:val="919"/>
     <w:uiPriority w:val="99"/>
     <w:pPr>
       <w:pBdr/>
@@ -22800,9 +24315,9 @@
       </w:tcPr>
     </w:tblStylePr>
   </w:style>
-  <w:style w:type="table" w:styleId="778">
+  <w:style w:type="table" w:styleId="810">
     <w:name w:val="List Table 3 - Accent 2"/>
-    <w:basedOn w:val="887"/>
+    <w:basedOn w:val="919"/>
     <w:uiPriority w:val="99"/>
     <w:pPr>
       <w:pBdr/>
@@ -23028,9 +24543,9 @@
       </w:tcPr>
     </w:tblStylePr>
   </w:style>
-  <w:style w:type="table" w:styleId="779">
+  <w:style w:type="table" w:styleId="811">
     <w:name w:val="List Table 3 - Accent 3"/>
-    <w:basedOn w:val="887"/>
+    <w:basedOn w:val="919"/>
     <w:uiPriority w:val="99"/>
     <w:pPr>
       <w:pBdr/>
@@ -23256,9 +24771,9 @@
       </w:tcPr>
     </w:tblStylePr>
   </w:style>
-  <w:style w:type="table" w:styleId="780">
+  <w:style w:type="table" w:styleId="812">
     <w:name w:val="List Table 3 - Accent 4"/>
-    <w:basedOn w:val="887"/>
+    <w:basedOn w:val="919"/>
     <w:uiPriority w:val="99"/>
     <w:pPr>
       <w:pBdr/>
@@ -23484,9 +24999,9 @@
       </w:tcPr>
     </w:tblStylePr>
   </w:style>
-  <w:style w:type="table" w:styleId="781">
+  <w:style w:type="table" w:styleId="813">
     <w:name w:val="List Table 3 - Accent 5"/>
-    <w:basedOn w:val="887"/>
+    <w:basedOn w:val="919"/>
     <w:uiPriority w:val="99"/>
     <w:pPr>
       <w:pBdr/>
@@ -23712,9 +25227,9 @@
       </w:tcPr>
     </w:tblStylePr>
   </w:style>
-  <w:style w:type="table" w:styleId="782">
+  <w:style w:type="table" w:styleId="814">
     <w:name w:val="List Table 3 - Accent 6"/>
-    <w:basedOn w:val="887"/>
+    <w:basedOn w:val="919"/>
     <w:uiPriority w:val="99"/>
     <w:pPr>
       <w:pBdr/>
@@ -23940,9 +25455,9 @@
       </w:tcPr>
     </w:tblStylePr>
   </w:style>
-  <w:style w:type="table" w:styleId="783">
+  <w:style w:type="table" w:styleId="815">
     <w:name w:val="List Table 4"/>
-    <w:basedOn w:val="887"/>
+    <w:basedOn w:val="919"/>
     <w:uiPriority w:val="99"/>
     <w:pPr>
       <w:pBdr/>
@@ -24165,9 +25680,9 @@
       </w:tcPr>
     </w:tblStylePr>
   </w:style>
-  <w:style w:type="table" w:styleId="784">
+  <w:style w:type="table" w:styleId="816">
     <w:name w:val="List Table 4 - Accent 1"/>
-    <w:basedOn w:val="887"/>
+    <w:basedOn w:val="919"/>
     <w:uiPriority w:val="99"/>
     <w:pPr>
       <w:pBdr/>
@@ -24390,9 +25905,9 @@
       </w:tcPr>
     </w:tblStylePr>
   </w:style>
-  <w:style w:type="table" w:styleId="785">
+  <w:style w:type="table" w:styleId="817">
     <w:name w:val="List Table 4 - Accent 2"/>
-    <w:basedOn w:val="887"/>
+    <w:basedOn w:val="919"/>
     <w:uiPriority w:val="99"/>
     <w:pPr>
       <w:pBdr/>
@@ -24615,9 +26130,9 @@
       </w:tcPr>
     </w:tblStylePr>
   </w:style>
-  <w:style w:type="table" w:styleId="786">
+  <w:style w:type="table" w:styleId="818">
     <w:name w:val="List Table 4 - Accent 3"/>
-    <w:basedOn w:val="887"/>
+    <w:basedOn w:val="919"/>
     <w:uiPriority w:val="99"/>
     <w:pPr>
       <w:pBdr/>
@@ -24840,9 +26355,9 @@
       </w:tcPr>
     </w:tblStylePr>
   </w:style>
-  <w:style w:type="table" w:styleId="787">
+  <w:style w:type="table" w:styleId="819">
     <w:name w:val="List Table 4 - Accent 4"/>
-    <w:basedOn w:val="887"/>
+    <w:basedOn w:val="919"/>
     <w:uiPriority w:val="99"/>
     <w:pPr>
       <w:pBdr/>
@@ -25065,9 +26580,9 @@
       </w:tcPr>
     </w:tblStylePr>
   </w:style>
-  <w:style w:type="table" w:styleId="788">
+  <w:style w:type="table" w:styleId="820">
     <w:name w:val="List Table 4 - Accent 5"/>
-    <w:basedOn w:val="887"/>
+    <w:basedOn w:val="919"/>
     <w:uiPriority w:val="99"/>
     <w:pPr>
       <w:pBdr/>
@@ -25290,9 +26805,9 @@
       </w:tcPr>
     </w:tblStylePr>
   </w:style>
-  <w:style w:type="table" w:styleId="789">
+  <w:style w:type="table" w:styleId="821">
     <w:name w:val="List Table 4 - Accent 6"/>
-    <w:basedOn w:val="887"/>
+    <w:basedOn w:val="919"/>
     <w:uiPriority w:val="99"/>
     <w:pPr>
       <w:pBdr/>
@@ -25515,9 +27030,9 @@
       </w:tcPr>
     </w:tblStylePr>
   </w:style>
-  <w:style w:type="table" w:styleId="790">
+  <w:style w:type="table" w:styleId="822">
     <w:name w:val="List Table 5 Dark"/>
-    <w:basedOn w:val="887"/>
+    <w:basedOn w:val="919"/>
     <w:uiPriority w:val="99"/>
     <w:pPr>
       <w:pBdr/>
@@ -25757,9 +27272,9 @@
       </w:tcPr>
     </w:tblStylePr>
   </w:style>
-  <w:style w:type="table" w:styleId="791">
+  <w:style w:type="table" w:styleId="823">
     <w:name w:val="List Table 5 Dark - Accent 1"/>
-    <w:basedOn w:val="887"/>
+    <w:basedOn w:val="919"/>
     <w:uiPriority w:val="99"/>
     <w:pPr>
       <w:pBdr/>
@@ -25999,9 +27514,9 @@
       </w:tcPr>
     </w:tblStylePr>
   </w:style>
-  <w:style w:type="table" w:styleId="792">
+  <w:style w:type="table" w:styleId="824">
     <w:name w:val="List Table 5 Dark - Accent 2"/>
-    <w:basedOn w:val="887"/>
+    <w:basedOn w:val="919"/>
     <w:uiPriority w:val="99"/>
     <w:pPr>
       <w:pBdr/>
@@ -26241,9 +27756,9 @@
       </w:tcPr>
     </w:tblStylePr>
   </w:style>
-  <w:style w:type="table" w:styleId="793">
+  <w:style w:type="table" w:styleId="825">
     <w:name w:val="List Table 5 Dark - Accent 3"/>
-    <w:basedOn w:val="887"/>
+    <w:basedOn w:val="919"/>
     <w:uiPriority w:val="99"/>
     <w:pPr>
       <w:pBdr/>
@@ -26483,9 +27998,9 @@
       </w:tcPr>
     </w:tblStylePr>
   </w:style>
-  <w:style w:type="table" w:styleId="794">
+  <w:style w:type="table" w:styleId="826">
     <w:name w:val="List Table 5 Dark - Accent 4"/>
-    <w:basedOn w:val="887"/>
+    <w:basedOn w:val="919"/>
     <w:uiPriority w:val="99"/>
     <w:pPr>
       <w:pBdr/>
@@ -26725,9 +28240,9 @@
       </w:tcPr>
     </w:tblStylePr>
   </w:style>
-  <w:style w:type="table" w:styleId="795">
+  <w:style w:type="table" w:styleId="827">
     <w:name w:val="List Table 5 Dark - Accent 5"/>
-    <w:basedOn w:val="887"/>
+    <w:basedOn w:val="919"/>
     <w:uiPriority w:val="99"/>
     <w:pPr>
       <w:pBdr/>
@@ -26967,9 +28482,9 @@
       </w:tcPr>
     </w:tblStylePr>
   </w:style>
-  <w:style w:type="table" w:styleId="796">
+  <w:style w:type="table" w:styleId="828">
     <w:name w:val="List Table 5 Dark - Accent 6"/>
-    <w:basedOn w:val="887"/>
+    <w:basedOn w:val="919"/>
     <w:uiPriority w:val="99"/>
     <w:pPr>
       <w:pBdr/>
@@ -27209,9 +28724,9 @@
       </w:tcPr>
     </w:tblStylePr>
   </w:style>
-  <w:style w:type="table" w:styleId="797">
+  <w:style w:type="table" w:styleId="829">
     <w:name w:val="List Table 6 Colorful"/>
-    <w:basedOn w:val="887"/>
+    <w:basedOn w:val="919"/>
     <w:uiPriority w:val="99"/>
     <w:pPr>
       <w:pBdr/>
@@ -27432,9 +28947,9 @@
       </w:tcPr>
     </w:tblStylePr>
   </w:style>
-  <w:style w:type="table" w:styleId="798">
+  <w:style w:type="table" w:styleId="830">
     <w:name w:val="List Table 6 Colorful - Accent 1"/>
-    <w:basedOn w:val="887"/>
+    <w:basedOn w:val="919"/>
     <w:uiPriority w:val="99"/>
     <w:pPr>
       <w:pBdr/>
@@ -27655,9 +29170,9 @@
       </w:tcPr>
     </w:tblStylePr>
   </w:style>
-  <w:style w:type="table" w:styleId="799">
+  <w:style w:type="table" w:styleId="831">
     <w:name w:val="List Table 6 Colorful - Accent 2"/>
-    <w:basedOn w:val="887"/>
+    <w:basedOn w:val="919"/>
     <w:uiPriority w:val="99"/>
     <w:pPr>
       <w:pBdr/>
@@ -27878,9 +29393,9 @@
       </w:tcPr>
     </w:tblStylePr>
   </w:style>
-  <w:style w:type="table" w:styleId="800">
+  <w:style w:type="table" w:styleId="832">
     <w:name w:val="List Table 6 Colorful - Accent 3"/>
-    <w:basedOn w:val="887"/>
+    <w:basedOn w:val="919"/>
     <w:uiPriority w:val="99"/>
     <w:pPr>
       <w:pBdr/>
@@ -28101,9 +29616,9 @@
       </w:tcPr>
     </w:tblStylePr>
   </w:style>
-  <w:style w:type="table" w:styleId="801">
+  <w:style w:type="table" w:styleId="833">
     <w:name w:val="List Table 6 Colorful - Accent 4"/>
-    <w:basedOn w:val="887"/>
+    <w:basedOn w:val="919"/>
     <w:uiPriority w:val="99"/>
     <w:pPr>
       <w:pBdr/>
@@ -28324,9 +29839,9 @@
       </w:tcPr>
     </w:tblStylePr>
   </w:style>
-  <w:style w:type="table" w:styleId="802">
+  <w:style w:type="table" w:styleId="834">
     <w:name w:val="List Table 6 Colorful - Accent 5"/>
-    <w:basedOn w:val="887"/>
+    <w:basedOn w:val="919"/>
     <w:uiPriority w:val="99"/>
     <w:pPr>
       <w:pBdr/>
@@ -28547,9 +30062,9 @@
       </w:tcPr>
     </w:tblStylePr>
   </w:style>
-  <w:style w:type="table" w:styleId="803">
+  <w:style w:type="table" w:styleId="835">
     <w:name w:val="List Table 6 Colorful - Accent 6"/>
-    <w:basedOn w:val="887"/>
+    <w:basedOn w:val="919"/>
     <w:uiPriority w:val="99"/>
     <w:pPr>
       <w:pBdr/>
@@ -28770,9 +30285,9 @@
       </w:tcPr>
     </w:tblStylePr>
   </w:style>
-  <w:style w:type="table" w:styleId="804">
+  <w:style w:type="table" w:styleId="836">
     <w:name w:val="List Table 7 Colorful"/>
-    <w:basedOn w:val="887"/>
+    <w:basedOn w:val="919"/>
     <w:uiPriority w:val="99"/>
     <w:pPr>
       <w:pBdr/>
@@ -29026,9 +30541,9 @@
       </w:tcPr>
     </w:tblStylePr>
   </w:style>
-  <w:style w:type="table" w:styleId="805">
+  <w:style w:type="table" w:styleId="837">
     <w:name w:val="List Table 7 Colorful - Accent 1"/>
-    <w:basedOn w:val="887"/>
+    <w:basedOn w:val="919"/>
     <w:uiPriority w:val="99"/>
     <w:pPr>
       <w:pBdr/>
@@ -29282,9 +30797,9 @@
       </w:tcPr>
     </w:tblStylePr>
   </w:style>
-  <w:style w:type="table" w:styleId="806">
+  <w:style w:type="table" w:styleId="838">
     <w:name w:val="List Table 7 Colorful - Accent 2"/>
-    <w:basedOn w:val="887"/>
+    <w:basedOn w:val="919"/>
     <w:uiPriority w:val="99"/>
     <w:pPr>
       <w:pBdr/>
@@ -29538,9 +31053,9 @@
       </w:tcPr>
     </w:tblStylePr>
   </w:style>
-  <w:style w:type="table" w:styleId="807">
+  <w:style w:type="table" w:styleId="839">
     <w:name w:val="List Table 7 Colorful - Accent 3"/>
-    <w:basedOn w:val="887"/>
+    <w:basedOn w:val="919"/>
     <w:uiPriority w:val="99"/>
     <w:pPr>
       <w:pBdr/>
@@ -29794,9 +31309,9 @@
       </w:tcPr>
     </w:tblStylePr>
   </w:style>
-  <w:style w:type="table" w:styleId="808">
+  <w:style w:type="table" w:styleId="840">
     <w:name w:val="List Table 7 Colorful - Accent 4"/>
-    <w:basedOn w:val="887"/>
+    <w:basedOn w:val="919"/>
     <w:uiPriority w:val="99"/>
     <w:pPr>
       <w:pBdr/>
@@ -30050,9 +31565,9 @@
       </w:tcPr>
     </w:tblStylePr>
   </w:style>
-  <w:style w:type="table" w:styleId="809">
+  <w:style w:type="table" w:styleId="841">
     <w:name w:val="List Table 7 Colorful - Accent 5"/>
-    <w:basedOn w:val="887"/>
+    <w:basedOn w:val="919"/>
     <w:uiPriority w:val="99"/>
     <w:pPr>
       <w:pBdr/>
@@ -30306,9 +31821,9 @@
       </w:tcPr>
     </w:tblStylePr>
   </w:style>
-  <w:style w:type="table" w:styleId="810">
+  <w:style w:type="table" w:styleId="842">
     <w:name w:val="List Table 7 Colorful - Accent 6"/>
-    <w:basedOn w:val="887"/>
+    <w:basedOn w:val="919"/>
     <w:uiPriority w:val="99"/>
     <w:pPr>
       <w:pBdr/>
@@ -30562,9 +32077,9 @@
       </w:tcPr>
     </w:tblStylePr>
   </w:style>
-  <w:style w:type="table" w:styleId="811">
+  <w:style w:type="table" w:styleId="843">
     <w:name w:val="Lined - Accent"/>
-    <w:basedOn w:val="887"/>
+    <w:basedOn w:val="919"/>
     <w:uiPriority w:val="99"/>
     <w:pPr>
       <w:pBdr/>
@@ -30799,9 +32314,9 @@
       </w:tcPr>
     </w:tblStylePr>
   </w:style>
-  <w:style w:type="table" w:styleId="812">
+  <w:style w:type="table" w:styleId="844">
     <w:name w:val="Lined - Accent 1"/>
-    <w:basedOn w:val="887"/>
+    <w:basedOn w:val="919"/>
     <w:uiPriority w:val="99"/>
     <w:pPr>
       <w:pBdr/>
@@ -31036,9 +32551,9 @@
       </w:tcPr>
     </w:tblStylePr>
   </w:style>
-  <w:style w:type="table" w:styleId="813">
+  <w:style w:type="table" w:styleId="845">
     <w:name w:val="Lined - Accent 2"/>
-    <w:basedOn w:val="887"/>
+    <w:basedOn w:val="919"/>
     <w:uiPriority w:val="99"/>
     <w:pPr>
       <w:pBdr/>
@@ -31273,9 +32788,9 @@
       </w:tcPr>
     </w:tblStylePr>
   </w:style>
-  <w:style w:type="table" w:styleId="814">
+  <w:style w:type="table" w:styleId="846">
     <w:name w:val="Lined - Accent 3"/>
-    <w:basedOn w:val="887"/>
+    <w:basedOn w:val="919"/>
     <w:uiPriority w:val="99"/>
     <w:pPr>
       <w:pBdr/>
@@ -31510,9 +33025,9 @@
       </w:tcPr>
     </w:tblStylePr>
   </w:style>
-  <w:style w:type="table" w:styleId="815">
+  <w:style w:type="table" w:styleId="847">
     <w:name w:val="Lined - Accent 4"/>
-    <w:basedOn w:val="887"/>
+    <w:basedOn w:val="919"/>
     <w:uiPriority w:val="99"/>
     <w:pPr>
       <w:pBdr/>
@@ -31747,9 +33262,9 @@
       </w:tcPr>
     </w:tblStylePr>
   </w:style>
-  <w:style w:type="table" w:styleId="816">
+  <w:style w:type="table" w:styleId="848">
     <w:name w:val="Lined - Accent 5"/>
-    <w:basedOn w:val="887"/>
+    <w:basedOn w:val="919"/>
     <w:uiPriority w:val="99"/>
     <w:pPr>
       <w:pBdr/>
@@ -31984,9 +33499,9 @@
       </w:tcPr>
     </w:tblStylePr>
   </w:style>
-  <w:style w:type="table" w:styleId="817">
+  <w:style w:type="table" w:styleId="849">
     <w:name w:val="Lined - Accent 6"/>
-    <w:basedOn w:val="887"/>
+    <w:basedOn w:val="919"/>
     <w:uiPriority w:val="99"/>
     <w:pPr>
       <w:pBdr/>
@@ -32221,9 +33736,9 @@
       </w:tcPr>
     </w:tblStylePr>
   </w:style>
-  <w:style w:type="table" w:styleId="818">
+  <w:style w:type="table" w:styleId="850">
     <w:name w:val="Bordered &amp; Lined - Accent"/>
-    <w:basedOn w:val="887"/>
+    <w:basedOn w:val="919"/>
     <w:uiPriority w:val="99"/>
     <w:pPr>
       <w:pBdr/>
@@ -32465,9 +33980,9 @@
       </w:tcPr>
     </w:tblStylePr>
   </w:style>
-  <w:style w:type="table" w:styleId="819">
+  <w:style w:type="table" w:styleId="851">
     <w:name w:val="Bordered &amp; Lined - Accent 1"/>
-    <w:basedOn w:val="887"/>
+    <w:basedOn w:val="919"/>
     <w:uiPriority w:val="99"/>
     <w:pPr>
       <w:pBdr/>
@@ -32709,9 +34224,9 @@
       </w:tcPr>
     </w:tblStylePr>
   </w:style>
-  <w:style w:type="table" w:styleId="820">
+  <w:style w:type="table" w:styleId="852">
     <w:name w:val="Bordered &amp; Lined - Accent 2"/>
-    <w:basedOn w:val="887"/>
+    <w:basedOn w:val="919"/>
     <w:uiPriority w:val="99"/>
     <w:pPr>
       <w:pBdr/>
@@ -32953,9 +34468,9 @@
       </w:tcPr>
     </w:tblStylePr>
   </w:style>
-  <w:style w:type="table" w:styleId="821">
+  <w:style w:type="table" w:styleId="853">
     <w:name w:val="Bordered &amp; Lined - Accent 3"/>
-    <w:basedOn w:val="887"/>
+    <w:basedOn w:val="919"/>
     <w:uiPriority w:val="99"/>
     <w:pPr>
       <w:pBdr/>
@@ -33197,9 +34712,9 @@
       </w:tcPr>
     </w:tblStylePr>
   </w:style>
-  <w:style w:type="table" w:styleId="822">
+  <w:style w:type="table" w:styleId="854">
     <w:name w:val="Bordered &amp; Lined - Accent 4"/>
-    <w:basedOn w:val="887"/>
+    <w:basedOn w:val="919"/>
     <w:uiPriority w:val="99"/>
     <w:pPr>
       <w:pBdr/>
@@ -33441,9 +34956,9 @@
       </w:tcPr>
     </w:tblStylePr>
   </w:style>
-  <w:style w:type="table" w:styleId="823">
+  <w:style w:type="table" w:styleId="855">
     <w:name w:val="Bordered &amp; Lined - Accent 5"/>
-    <w:basedOn w:val="887"/>
+    <w:basedOn w:val="919"/>
     <w:uiPriority w:val="99"/>
     <w:pPr>
       <w:pBdr/>
@@ -33685,9 +35200,9 @@
       </w:tcPr>
     </w:tblStylePr>
   </w:style>
-  <w:style w:type="table" w:styleId="824">
+  <w:style w:type="table" w:styleId="856">
     <w:name w:val="Bordered &amp; Lined - Accent 6"/>
-    <w:basedOn w:val="887"/>
+    <w:basedOn w:val="919"/>
     <w:uiPriority w:val="99"/>
     <w:pPr>
       <w:pBdr/>
@@ -33929,9 +35444,9 @@
       </w:tcPr>
     </w:tblStylePr>
   </w:style>
-  <w:style w:type="table" w:styleId="825">
+  <w:style w:type="table" w:styleId="857">
     <w:name w:val="Bordered"/>
-    <w:basedOn w:val="887"/>
+    <w:basedOn w:val="919"/>
     <w:uiPriority w:val="99"/>
     <w:pPr>
       <w:pBdr/>
@@ -34160,9 +35675,9 @@
       </w:tcPr>
     </w:tblStylePr>
   </w:style>
-  <w:style w:type="table" w:styleId="826">
+  <w:style w:type="table" w:styleId="858">
     <w:name w:val="Bordered - Accent 1"/>
-    <w:basedOn w:val="887"/>
+    <w:basedOn w:val="919"/>
     <w:uiPriority w:val="99"/>
     <w:pPr>
       <w:pBdr/>
@@ -34391,9 +35906,9 @@
       </w:tcPr>
     </w:tblStylePr>
   </w:style>
-  <w:style w:type="table" w:styleId="827">
+  <w:style w:type="table" w:styleId="859">
     <w:name w:val="Bordered - Accent 2"/>
-    <w:basedOn w:val="887"/>
+    <w:basedOn w:val="919"/>
     <w:uiPriority w:val="99"/>
     <w:pPr>
       <w:pBdr/>
@@ -34622,9 +36137,9 @@
       </w:tcPr>
     </w:tblStylePr>
   </w:style>
-  <w:style w:type="table" w:styleId="828">
+  <w:style w:type="table" w:styleId="860">
     <w:name w:val="Bordered - Accent 3"/>
-    <w:basedOn w:val="887"/>
+    <w:basedOn w:val="919"/>
     <w:uiPriority w:val="99"/>
     <w:pPr>
       <w:pBdr/>
@@ -34853,9 +36368,9 @@
       </w:tcPr>
     </w:tblStylePr>
   </w:style>
-  <w:style w:type="table" w:styleId="829">
+  <w:style w:type="table" w:styleId="861">
     <w:name w:val="Bordered - Accent 4"/>
-    <w:basedOn w:val="887"/>
+    <w:basedOn w:val="919"/>
     <w:uiPriority w:val="99"/>
     <w:pPr>
       <w:pBdr/>
@@ -35084,9 +36599,9 @@
       </w:tcPr>
     </w:tblStylePr>
   </w:style>
-  <w:style w:type="table" w:styleId="830">
+  <w:style w:type="table" w:styleId="862">
     <w:name w:val="Bordered - Accent 5"/>
-    <w:basedOn w:val="887"/>
+    <w:basedOn w:val="919"/>
     <w:uiPriority w:val="99"/>
     <w:pPr>
       <w:pBdr/>
@@ -35315,9 +36830,9 @@
       </w:tcPr>
     </w:tblStylePr>
   </w:style>
-  <w:style w:type="table" w:styleId="831">
+  <w:style w:type="table" w:styleId="863">
     <w:name w:val="Bordered - Accent 6"/>
-    <w:basedOn w:val="887"/>
+    <w:basedOn w:val="919"/>
     <w:uiPriority w:val="99"/>
     <w:pPr>
       <w:pBdr/>
@@ -35546,10 +37061,10 @@
       </w:tcPr>
     </w:tblStylePr>
   </w:style>
-  <w:style w:type="character" w:styleId="832">
+  <w:style w:type="character" w:styleId="864">
     <w:name w:val="Heading 1 Char"/>
-    <w:basedOn w:val="886"/>
-    <w:link w:val="877"/>
+    <w:basedOn w:val="918"/>
+    <w:link w:val="909"/>
     <w:uiPriority w:val="9"/>
     <w:pPr>
       <w:pBdr/>
@@ -35563,10 +37078,10 @@
       <w:szCs w:val="40"/>
     </w:rPr>
   </w:style>
-  <w:style w:type="character" w:styleId="833">
+  <w:style w:type="character" w:styleId="865">
     <w:name w:val="Heading 2 Char"/>
-    <w:basedOn w:val="886"/>
-    <w:link w:val="878"/>
+    <w:basedOn w:val="918"/>
+    <w:link w:val="910"/>
     <w:uiPriority w:val="9"/>
     <w:pPr>
       <w:pBdr/>
@@ -35580,10 +37095,10 @@
       <w:szCs w:val="32"/>
     </w:rPr>
   </w:style>
-  <w:style w:type="character" w:styleId="834">
+  <w:style w:type="character" w:styleId="866">
     <w:name w:val="Heading 3 Char"/>
-    <w:basedOn w:val="886"/>
-    <w:link w:val="879"/>
+    <w:basedOn w:val="918"/>
+    <w:link w:val="911"/>
     <w:uiPriority w:val="9"/>
     <w:pPr>
       <w:pBdr/>
@@ -35597,10 +37112,10 @@
       <w:szCs w:val="28"/>
     </w:rPr>
   </w:style>
-  <w:style w:type="character" w:styleId="835">
+  <w:style w:type="character" w:styleId="867">
     <w:name w:val="Heading 4 Char"/>
-    <w:basedOn w:val="886"/>
-    <w:link w:val="880"/>
+    <w:basedOn w:val="918"/>
+    <w:link w:val="912"/>
     <w:uiPriority w:val="9"/>
     <w:pPr>
       <w:pBdr/>
@@ -35614,10 +37129,10 @@
       <w:color w:val="0f4761" w:themeColor="accent1" w:themeShade="BF"/>
     </w:rPr>
   </w:style>
-  <w:style w:type="character" w:styleId="836">
+  <w:style w:type="character" w:styleId="868">
     <w:name w:val="Heading 5 Char"/>
-    <w:basedOn w:val="886"/>
-    <w:link w:val="881"/>
+    <w:basedOn w:val="918"/>
+    <w:link w:val="913"/>
     <w:uiPriority w:val="9"/>
     <w:pPr>
       <w:pBdr/>
@@ -35629,10 +37144,10 @@
       <w:color w:val="0f4761" w:themeColor="accent1" w:themeShade="BF"/>
     </w:rPr>
   </w:style>
-  <w:style w:type="character" w:styleId="837">
+  <w:style w:type="character" w:styleId="869">
     <w:name w:val="Heading 6 Char"/>
-    <w:basedOn w:val="886"/>
-    <w:link w:val="882"/>
+    <w:basedOn w:val="918"/>
+    <w:link w:val="914"/>
     <w:uiPriority w:val="9"/>
     <w:pPr>
       <w:pBdr/>
@@ -35646,10 +37161,10 @@
       <w:color w:val="595959" w:themeColor="text1" w:themeTint="A6"/>
     </w:rPr>
   </w:style>
-  <w:style w:type="character" w:styleId="838">
+  <w:style w:type="character" w:styleId="870">
     <w:name w:val="Heading 7 Char"/>
-    <w:basedOn w:val="886"/>
-    <w:link w:val="883"/>
+    <w:basedOn w:val="918"/>
+    <w:link w:val="915"/>
     <w:uiPriority w:val="9"/>
     <w:pPr>
       <w:pBdr/>
@@ -35661,10 +37176,10 @@
       <w:color w:val="595959" w:themeColor="text1" w:themeTint="A6"/>
     </w:rPr>
   </w:style>
-  <w:style w:type="character" w:styleId="839">
+  <w:style w:type="character" w:styleId="871">
     <w:name w:val="Heading 8 Char"/>
-    <w:basedOn w:val="886"/>
-    <w:link w:val="884"/>
+    <w:basedOn w:val="918"/>
+    <w:link w:val="916"/>
     <w:uiPriority w:val="9"/>
     <w:pPr>
       <w:pBdr/>
@@ -35678,10 +37193,10 @@
       <w:color w:val="272727" w:themeColor="text1" w:themeTint="D8"/>
     </w:rPr>
   </w:style>
-  <w:style w:type="character" w:styleId="840">
+  <w:style w:type="character" w:styleId="872">
     <w:name w:val="Heading 9 Char"/>
-    <w:basedOn w:val="886"/>
-    <w:link w:val="885"/>
+    <w:basedOn w:val="918"/>
+    <w:link w:val="917"/>
     <w:uiPriority w:val="9"/>
     <w:pPr>
       <w:pBdr/>
@@ -35695,10 +37210,10 @@
       <w:color w:val="272727" w:themeColor="text1" w:themeTint="D8"/>
     </w:rPr>
   </w:style>
-  <w:style w:type="character" w:styleId="841">
+  <w:style w:type="character" w:styleId="873">
     <w:name w:val="Title Char"/>
-    <w:basedOn w:val="886"/>
-    <w:link w:val="898"/>
+    <w:basedOn w:val="918"/>
+    <w:link w:val="930"/>
     <w:uiPriority w:val="10"/>
     <w:pPr>
       <w:pBdr/>
@@ -35712,10 +37227,10 @@
       <w:szCs w:val="56"/>
     </w:rPr>
   </w:style>
-  <w:style w:type="character" w:styleId="842">
+  <w:style w:type="character" w:styleId="874">
     <w:name w:val="Subtitle Char"/>
-    <w:basedOn w:val="886"/>
-    <w:link w:val="900"/>
+    <w:basedOn w:val="918"/>
+    <w:link w:val="932"/>
     <w:uiPriority w:val="11"/>
     <w:pPr>
       <w:pBdr/>
@@ -35729,10 +37244,10 @@
       <w:szCs w:val="28"/>
     </w:rPr>
   </w:style>
-  <w:style w:type="character" w:styleId="843">
+  <w:style w:type="character" w:styleId="875">
     <w:name w:val="Quote Char"/>
-    <w:basedOn w:val="886"/>
-    <w:link w:val="902"/>
+    <w:basedOn w:val="918"/>
+    <w:link w:val="934"/>
     <w:uiPriority w:val="29"/>
     <w:pPr>
       <w:pBdr/>
@@ -35745,10 +37260,10 @@
       <w:color w:val="404040" w:themeColor="text1" w:themeTint="BF"/>
     </w:rPr>
   </w:style>
-  <w:style w:type="character" w:styleId="844">
+  <w:style w:type="character" w:styleId="876">
     <w:name w:val="Intense Quote Char"/>
-    <w:basedOn w:val="886"/>
-    <w:link w:val="906"/>
+    <w:basedOn w:val="918"/>
+    <w:link w:val="938"/>
     <w:uiPriority w:val="30"/>
     <w:pPr>
       <w:pBdr/>
@@ -35761,9 +37276,9 @@
       <w:color w:val="0f4761" w:themeColor="accent1" w:themeShade="BF"/>
     </w:rPr>
   </w:style>
-  <w:style w:type="paragraph" w:styleId="845">
+  <w:style w:type="paragraph" w:styleId="877">
     <w:name w:val="No Spacing"/>
-    <w:basedOn w:val="876"/>
+    <w:basedOn w:val="908"/>
     <w:uiPriority w:val="1"/>
     <w:qFormat/>
     <w:pPr>
@@ -35772,9 +37287,9 @@
       <w:ind/>
     </w:pPr>
   </w:style>
-  <w:style w:type="character" w:styleId="846">
+  <w:style w:type="character" w:styleId="878">
     <w:name w:val="Subtle Emphasis"/>
-    <w:basedOn w:val="886"/>
+    <w:basedOn w:val="918"/>
     <w:uiPriority w:val="19"/>
     <w:qFormat/>
     <w:pPr>
@@ -35788,9 +37303,9 @@
       <w:color w:val="404040" w:themeColor="text1" w:themeTint="BF"/>
     </w:rPr>
   </w:style>
-  <w:style w:type="character" w:styleId="847">
+  <w:style w:type="character" w:styleId="879">
     <w:name w:val="Emphasis"/>
-    <w:basedOn w:val="886"/>
+    <w:basedOn w:val="918"/>
     <w:uiPriority w:val="20"/>
     <w:qFormat/>
     <w:pPr>
@@ -35803,9 +37318,9 @@
       <w:iCs/>
     </w:rPr>
   </w:style>
-  <w:style w:type="character" w:styleId="848">
+  <w:style w:type="character" w:styleId="880">
     <w:name w:val="Strong"/>
-    <w:basedOn w:val="886"/>
+    <w:basedOn w:val="918"/>
     <w:uiPriority w:val="22"/>
     <w:qFormat/>
     <w:pPr>
@@ -35818,9 +37333,9 @@
       <w:bCs/>
     </w:rPr>
   </w:style>
-  <w:style w:type="character" w:styleId="849">
+  <w:style w:type="character" w:styleId="881">
     <w:name w:val="Subtle Reference"/>
-    <w:basedOn w:val="886"/>
+    <w:basedOn w:val="918"/>
     <w:uiPriority w:val="31"/>
     <w:qFormat/>
     <w:pPr>
@@ -35833,9 +37348,9 @@
       <w:color w:val="5a5a5a" w:themeColor="text1" w:themeTint="A5"/>
     </w:rPr>
   </w:style>
-  <w:style w:type="character" w:styleId="850">
+  <w:style w:type="character" w:styleId="882">
     <w:name w:val="Book Title"/>
-    <w:basedOn w:val="886"/>
+    <w:basedOn w:val="918"/>
     <w:uiPriority w:val="33"/>
     <w:qFormat/>
     <w:pPr>
@@ -35851,10 +37366,10 @@
       <w:spacing w:val="5"/>
     </w:rPr>
   </w:style>
-  <w:style w:type="paragraph" w:styleId="851">
+  <w:style w:type="paragraph" w:styleId="883">
     <w:name w:val="Header"/>
-    <w:basedOn w:val="876"/>
-    <w:link w:val="852"/>
+    <w:basedOn w:val="908"/>
+    <w:link w:val="884"/>
     <w:uiPriority w:val="99"/>
     <w:unhideWhenUsed/>
     <w:pPr>
@@ -35867,10 +37382,10 @@
       <w:ind/>
     </w:pPr>
   </w:style>
-  <w:style w:type="character" w:styleId="852">
+  <w:style w:type="character" w:styleId="884">
     <w:name w:val="Header Char"/>
-    <w:basedOn w:val="886"/>
-    <w:link w:val="851"/>
+    <w:basedOn w:val="918"/>
+    <w:link w:val="883"/>
     <w:uiPriority w:val="99"/>
     <w:pPr>
       <w:pBdr/>
@@ -35878,10 +37393,10 @@
       <w:ind/>
     </w:pPr>
   </w:style>
-  <w:style w:type="paragraph" w:styleId="853">
+  <w:style w:type="paragraph" w:styleId="885">
     <w:name w:val="Footer"/>
-    <w:basedOn w:val="876"/>
-    <w:link w:val="854"/>
+    <w:basedOn w:val="908"/>
+    <w:link w:val="886"/>
     <w:uiPriority w:val="99"/>
     <w:unhideWhenUsed/>
     <w:pPr>
@@ -35894,10 +37409,10 @@
       <w:ind/>
     </w:pPr>
   </w:style>
-  <w:style w:type="character" w:styleId="854">
+  <w:style w:type="character" w:styleId="886">
     <w:name w:val="Footer Char"/>
-    <w:basedOn w:val="886"/>
-    <w:link w:val="853"/>
+    <w:basedOn w:val="918"/>
+    <w:link w:val="885"/>
     <w:uiPriority w:val="99"/>
     <w:pPr>
       <w:pBdr/>
@@ -35905,10 +37420,10 @@
       <w:ind/>
     </w:pPr>
   </w:style>
-  <w:style w:type="paragraph" w:styleId="855">
+  <w:style w:type="paragraph" w:styleId="887">
     <w:name w:val="Caption"/>
-    <w:basedOn w:val="876"/>
-    <w:next w:val="876"/>
+    <w:basedOn w:val="908"/>
+    <w:next w:val="908"/>
     <w:uiPriority w:val="35"/>
     <w:unhideWhenUsed/>
     <w:qFormat/>
@@ -35925,10 +37440,10 @@
       <w:szCs w:val="18"/>
     </w:rPr>
   </w:style>
-  <w:style w:type="paragraph" w:styleId="856">
+  <w:style w:type="paragraph" w:styleId="888">
     <w:name w:val="footnote text"/>
-    <w:basedOn w:val="876"/>
-    <w:link w:val="857"/>
+    <w:basedOn w:val="908"/>
+    <w:link w:val="889"/>
     <w:uiPriority w:val="99"/>
     <w:semiHidden/>
     <w:unhideWhenUsed/>
@@ -35942,10 +37457,10 @@
       <w:szCs w:val="20"/>
     </w:rPr>
   </w:style>
-  <w:style w:type="character" w:styleId="857">
+  <w:style w:type="character" w:styleId="889">
     <w:name w:val="Footnote Text Char"/>
-    <w:basedOn w:val="886"/>
-    <w:link w:val="856"/>
+    <w:basedOn w:val="918"/>
+    <w:link w:val="888"/>
     <w:uiPriority w:val="99"/>
     <w:semiHidden/>
     <w:pPr>
@@ -35958,9 +37473,9 @@
       <w:szCs w:val="20"/>
     </w:rPr>
   </w:style>
-  <w:style w:type="character" w:styleId="858">
+  <w:style w:type="character" w:styleId="890">
     <w:name w:val="footnote reference"/>
-    <w:basedOn w:val="886"/>
+    <w:basedOn w:val="918"/>
     <w:uiPriority w:val="99"/>
     <w:semiHidden/>
     <w:unhideWhenUsed/>
@@ -35973,10 +37488,10 @@
       <w:vertAlign w:val="superscript"/>
     </w:rPr>
   </w:style>
-  <w:style w:type="paragraph" w:styleId="859">
+  <w:style w:type="paragraph" w:styleId="891">
     <w:name w:val="endnote text"/>
-    <w:basedOn w:val="876"/>
-    <w:link w:val="860"/>
+    <w:basedOn w:val="908"/>
+    <w:link w:val="892"/>
     <w:uiPriority w:val="99"/>
     <w:semiHidden/>
     <w:unhideWhenUsed/>
@@ -35990,10 +37505,10 @@
       <w:szCs w:val="20"/>
     </w:rPr>
   </w:style>
-  <w:style w:type="character" w:styleId="860">
+  <w:style w:type="character" w:styleId="892">
     <w:name w:val="Endnote Text Char"/>
-    <w:basedOn w:val="886"/>
-    <w:link w:val="859"/>
+    <w:basedOn w:val="918"/>
+    <w:link w:val="891"/>
     <w:uiPriority w:val="99"/>
     <w:semiHidden/>
     <w:pPr>
@@ -36006,9 +37521,9 @@
       <w:szCs w:val="20"/>
     </w:rPr>
   </w:style>
-  <w:style w:type="character" w:styleId="861">
+  <w:style w:type="character" w:styleId="893">
     <w:name w:val="endnote reference"/>
-    <w:basedOn w:val="886"/>
+    <w:basedOn w:val="918"/>
     <w:uiPriority w:val="99"/>
     <w:semiHidden/>
     <w:unhideWhenUsed/>
@@ -36021,9 +37536,9 @@
       <w:vertAlign w:val="superscript"/>
     </w:rPr>
   </w:style>
-  <w:style w:type="character" w:styleId="862">
+  <w:style w:type="character" w:styleId="894">
     <w:name w:val="Hyperlink"/>
-    <w:basedOn w:val="886"/>
+    <w:basedOn w:val="918"/>
     <w:uiPriority w:val="99"/>
     <w:unhideWhenUsed/>
     <w:pPr>
@@ -36036,9 +37551,9 @@
       <w:u w:val="single"/>
     </w:rPr>
   </w:style>
-  <w:style w:type="character" w:styleId="863">
+  <w:style w:type="character" w:styleId="895">
     <w:name w:val="FollowedHyperlink"/>
-    <w:basedOn w:val="886"/>
+    <w:basedOn w:val="918"/>
     <w:uiPriority w:val="99"/>
     <w:semiHidden/>
     <w:unhideWhenUsed/>
@@ -36052,10 +37567,10 @@
       <w:u w:val="single"/>
     </w:rPr>
   </w:style>
-  <w:style w:type="paragraph" w:styleId="864">
+  <w:style w:type="paragraph" w:styleId="896">
     <w:name w:val="toc 1"/>
-    <w:basedOn w:val="876"/>
-    <w:next w:val="876"/>
+    <w:basedOn w:val="908"/>
+    <w:next w:val="908"/>
     <w:uiPriority w:val="39"/>
     <w:unhideWhenUsed/>
     <w:pPr>
@@ -36064,10 +37579,10 @@
       <w:ind/>
     </w:pPr>
   </w:style>
-  <w:style w:type="paragraph" w:styleId="865">
+  <w:style w:type="paragraph" w:styleId="897">
     <w:name w:val="toc 2"/>
-    <w:basedOn w:val="876"/>
-    <w:next w:val="876"/>
+    <w:basedOn w:val="908"/>
+    <w:next w:val="908"/>
     <w:uiPriority w:val="39"/>
     <w:unhideWhenUsed/>
     <w:pPr>
@@ -36076,10 +37591,10 @@
       <w:ind w:left="220"/>
     </w:pPr>
   </w:style>
-  <w:style w:type="paragraph" w:styleId="866">
+  <w:style w:type="paragraph" w:styleId="898">
     <w:name w:val="toc 3"/>
-    <w:basedOn w:val="876"/>
-    <w:next w:val="876"/>
+    <w:basedOn w:val="908"/>
+    <w:next w:val="908"/>
     <w:uiPriority w:val="39"/>
     <w:unhideWhenUsed/>
     <w:pPr>
@@ -36088,10 +37603,10 @@
       <w:ind w:left="440"/>
     </w:pPr>
   </w:style>
-  <w:style w:type="paragraph" w:styleId="867">
+  <w:style w:type="paragraph" w:styleId="899">
     <w:name w:val="toc 4"/>
-    <w:basedOn w:val="876"/>
-    <w:next w:val="876"/>
+    <w:basedOn w:val="908"/>
+    <w:next w:val="908"/>
     <w:uiPriority w:val="39"/>
     <w:unhideWhenUsed/>
     <w:pPr>
@@ -36100,10 +37615,10 @@
       <w:ind w:left="660"/>
     </w:pPr>
   </w:style>
-  <w:style w:type="paragraph" w:styleId="868">
+  <w:style w:type="paragraph" w:styleId="900">
     <w:name w:val="toc 5"/>
-    <w:basedOn w:val="876"/>
-    <w:next w:val="876"/>
+    <w:basedOn w:val="908"/>
+    <w:next w:val="908"/>
     <w:uiPriority w:val="39"/>
     <w:unhideWhenUsed/>
     <w:pPr>
@@ -36112,10 +37627,10 @@
       <w:ind w:left="880"/>
     </w:pPr>
   </w:style>
-  <w:style w:type="paragraph" w:styleId="869">
+  <w:style w:type="paragraph" w:styleId="901">
     <w:name w:val="toc 6"/>
-    <w:basedOn w:val="876"/>
-    <w:next w:val="876"/>
+    <w:basedOn w:val="908"/>
+    <w:next w:val="908"/>
     <w:uiPriority w:val="39"/>
     <w:unhideWhenUsed/>
     <w:pPr>
@@ -36124,10 +37639,10 @@
       <w:ind w:left="1100"/>
     </w:pPr>
   </w:style>
-  <w:style w:type="paragraph" w:styleId="870">
+  <w:style w:type="paragraph" w:styleId="902">
     <w:name w:val="toc 7"/>
-    <w:basedOn w:val="876"/>
-    <w:next w:val="876"/>
+    <w:basedOn w:val="908"/>
+    <w:next w:val="908"/>
     <w:uiPriority w:val="39"/>
     <w:unhideWhenUsed/>
     <w:pPr>
@@ -36136,10 +37651,10 @@
       <w:ind w:left="1320"/>
     </w:pPr>
   </w:style>
-  <w:style w:type="paragraph" w:styleId="871">
+  <w:style w:type="paragraph" w:styleId="903">
     <w:name w:val="toc 8"/>
-    <w:basedOn w:val="876"/>
-    <w:next w:val="876"/>
+    <w:basedOn w:val="908"/>
+    <w:next w:val="908"/>
     <w:uiPriority w:val="39"/>
     <w:unhideWhenUsed/>
     <w:pPr>
@@ -36148,10 +37663,10 @@
       <w:ind w:left="1540"/>
     </w:pPr>
   </w:style>
-  <w:style w:type="paragraph" w:styleId="872">
+  <w:style w:type="paragraph" w:styleId="904">
     <w:name w:val="toc 9"/>
-    <w:basedOn w:val="876"/>
-    <w:next w:val="876"/>
+    <w:basedOn w:val="908"/>
+    <w:next w:val="908"/>
     <w:uiPriority w:val="39"/>
     <w:unhideWhenUsed/>
     <w:pPr>
@@ -36160,9 +37675,9 @@
       <w:ind w:left="1760"/>
     </w:pPr>
   </w:style>
-  <w:style w:type="character" w:styleId="873">
+  <w:style w:type="character" w:styleId="905">
     <w:name w:val="Placeholder Text"/>
-    <w:basedOn w:val="886"/>
+    <w:basedOn w:val="918"/>
     <w:uiPriority w:val="99"/>
     <w:semiHidden/>
     <w:pPr>
@@ -36174,7 +37689,7 @@
       <w:color w:val="666666"/>
     </w:rPr>
   </w:style>
-  <w:style w:type="paragraph" w:styleId="874">
+  <w:style w:type="paragraph" w:styleId="906">
     <w:name w:val="TOC Heading"/>
     <w:uiPriority w:val="39"/>
     <w:unhideWhenUsed/>
@@ -36184,10 +37699,10 @@
       <w:ind/>
     </w:pPr>
   </w:style>
-  <w:style w:type="paragraph" w:styleId="875">
+  <w:style w:type="paragraph" w:styleId="907">
     <w:name w:val="table of figures"/>
-    <w:basedOn w:val="876"/>
-    <w:next w:val="876"/>
+    <w:basedOn w:val="908"/>
+    <w:next w:val="908"/>
     <w:uiPriority w:val="99"/>
     <w:unhideWhenUsed/>
     <w:pPr>
@@ -36196,7 +37711,7 @@
       <w:ind/>
     </w:pPr>
   </w:style>
-  <w:style w:type="paragraph" w:styleId="876" w:default="1">
+  <w:style w:type="paragraph" w:styleId="908" w:default="1">
     <w:name w:val="Normal"/>
     <w:qFormat/>
     <w:pPr>
@@ -36205,11 +37720,11 @@
       <w:ind/>
     </w:pPr>
   </w:style>
-  <w:style w:type="paragraph" w:styleId="877">
+  <w:style w:type="paragraph" w:styleId="909">
     <w:name w:val="Heading 1"/>
-    <w:basedOn w:val="876"/>
-    <w:next w:val="876"/>
-    <w:link w:val="889"/>
+    <w:basedOn w:val="908"/>
+    <w:next w:val="908"/>
+    <w:link w:val="921"/>
     <w:uiPriority w:val="9"/>
     <w:qFormat/>
     <w:pPr>
@@ -36227,11 +37742,11 @@
       <w:szCs w:val="40"/>
     </w:rPr>
   </w:style>
-  <w:style w:type="paragraph" w:styleId="878">
+  <w:style w:type="paragraph" w:styleId="910">
     <w:name w:val="Heading 2"/>
-    <w:basedOn w:val="876"/>
-    <w:next w:val="876"/>
-    <w:link w:val="890"/>
+    <w:basedOn w:val="908"/>
+    <w:next w:val="908"/>
+    <w:link w:val="922"/>
     <w:uiPriority w:val="9"/>
     <w:semiHidden/>
     <w:unhideWhenUsed/>
@@ -36251,11 +37766,11 @@
       <w:szCs w:val="32"/>
     </w:rPr>
   </w:style>
-  <w:style w:type="paragraph" w:styleId="879">
+  <w:style w:type="paragraph" w:styleId="911">
     <w:name w:val="Heading 3"/>
-    <w:basedOn w:val="876"/>
-    <w:next w:val="876"/>
-    <w:link w:val="891"/>
+    <w:basedOn w:val="908"/>
+    <w:next w:val="908"/>
+    <w:link w:val="923"/>
     <w:uiPriority w:val="9"/>
     <w:semiHidden/>
     <w:unhideWhenUsed/>
@@ -36275,11 +37790,11 @@
       <w:szCs w:val="28"/>
     </w:rPr>
   </w:style>
-  <w:style w:type="paragraph" w:styleId="880">
+  <w:style w:type="paragraph" w:styleId="912">
     <w:name w:val="Heading 4"/>
-    <w:basedOn w:val="876"/>
-    <w:next w:val="876"/>
-    <w:link w:val="892"/>
+    <w:basedOn w:val="908"/>
+    <w:next w:val="908"/>
+    <w:link w:val="924"/>
     <w:uiPriority w:val="9"/>
     <w:semiHidden/>
     <w:unhideWhenUsed/>
@@ -36299,11 +37814,11 @@
       <w:color w:val="2f5496" w:themeColor="accent1" w:themeShade="BF"/>
     </w:rPr>
   </w:style>
-  <w:style w:type="paragraph" w:styleId="881">
+  <w:style w:type="paragraph" w:styleId="913">
     <w:name w:val="Heading 5"/>
-    <w:basedOn w:val="876"/>
-    <w:next w:val="876"/>
-    <w:link w:val="893"/>
+    <w:basedOn w:val="908"/>
+    <w:next w:val="908"/>
+    <w:link w:val="925"/>
     <w:uiPriority w:val="9"/>
     <w:semiHidden/>
     <w:unhideWhenUsed/>
@@ -36321,11 +37836,11 @@
       <w:color w:val="2f5496" w:themeColor="accent1" w:themeShade="BF"/>
     </w:rPr>
   </w:style>
-  <w:style w:type="paragraph" w:styleId="882">
+  <w:style w:type="paragraph" w:styleId="914">
     <w:name w:val="Heading 6"/>
-    <w:basedOn w:val="876"/>
-    <w:next w:val="876"/>
-    <w:link w:val="894"/>
+    <w:basedOn w:val="908"/>
+    <w:next w:val="908"/>
+    <w:link w:val="926"/>
     <w:uiPriority w:val="9"/>
     <w:semiHidden/>
     <w:unhideWhenUsed/>
@@ -36345,11 +37860,11 @@
       <w:color w:val="595959" w:themeColor="text1" w:themeTint="A6"/>
     </w:rPr>
   </w:style>
-  <w:style w:type="paragraph" w:styleId="883">
+  <w:style w:type="paragraph" w:styleId="915">
     <w:name w:val="Heading 7"/>
-    <w:basedOn w:val="876"/>
-    <w:next w:val="876"/>
-    <w:link w:val="895"/>
+    <w:basedOn w:val="908"/>
+    <w:next w:val="908"/>
+    <w:link w:val="927"/>
     <w:uiPriority w:val="9"/>
     <w:semiHidden/>
     <w:unhideWhenUsed/>
@@ -36367,11 +37882,11 @@
       <w:color w:val="595959" w:themeColor="text1" w:themeTint="A6"/>
     </w:rPr>
   </w:style>
-  <w:style w:type="paragraph" w:styleId="884">
+  <w:style w:type="paragraph" w:styleId="916">
     <w:name w:val="Heading 8"/>
-    <w:basedOn w:val="876"/>
-    <w:next w:val="876"/>
-    <w:link w:val="896"/>
+    <w:basedOn w:val="908"/>
+    <w:next w:val="908"/>
+    <w:link w:val="928"/>
     <w:uiPriority w:val="9"/>
     <w:semiHidden/>
     <w:unhideWhenUsed/>
@@ -36391,11 +37906,11 @@
       <w:color w:val="272727" w:themeColor="text1" w:themeTint="D8"/>
     </w:rPr>
   </w:style>
-  <w:style w:type="paragraph" w:styleId="885">
+  <w:style w:type="paragraph" w:styleId="917">
     <w:name w:val="Heading 9"/>
-    <w:basedOn w:val="876"/>
-    <w:next w:val="876"/>
-    <w:link w:val="897"/>
+    <w:basedOn w:val="908"/>
+    <w:next w:val="908"/>
+    <w:link w:val="929"/>
     <w:uiPriority w:val="9"/>
     <w:semiHidden/>
     <w:unhideWhenUsed/>
@@ -36413,7 +37928,7 @@
       <w:color w:val="272727" w:themeColor="text1" w:themeTint="D8"/>
     </w:rPr>
   </w:style>
-  <w:style w:type="character" w:styleId="886" w:default="1">
+  <w:style w:type="character" w:styleId="918" w:default="1">
     <w:name w:val="Default Paragraph Font"/>
     <w:uiPriority w:val="1"/>
     <w:semiHidden/>
@@ -36424,7 +37939,7 @@
       <w:ind/>
     </w:pPr>
   </w:style>
-  <w:style w:type="table" w:styleId="887" w:default="1">
+  <w:style w:type="table" w:styleId="919" w:default="1">
     <w:name w:val="Normal Table"/>
     <w:uiPriority w:val="99"/>
     <w:semiHidden/>
@@ -36617,7 +38132,7 @@
       </w:tcPr>
     </w:tblStylePr>
   </w:style>
-  <w:style w:type="numbering" w:styleId="888" w:default="1">
+  <w:style w:type="numbering" w:styleId="920" w:default="1">
     <w:name w:val="No List"/>
     <w:uiPriority w:val="99"/>
     <w:semiHidden/>
@@ -36628,10 +38143,10 @@
       <w:ind/>
     </w:pPr>
   </w:style>
-  <w:style w:type="character" w:styleId="889" w:customStyle="1">
+  <w:style w:type="character" w:styleId="921" w:customStyle="1">
     <w:name w:val="Título 1 Char"/>
-    <w:basedOn w:val="886"/>
-    <w:link w:val="877"/>
+    <w:basedOn w:val="918"/>
+    <w:link w:val="909"/>
     <w:uiPriority w:val="9"/>
     <w:pPr>
       <w:pBdr/>
@@ -36645,10 +38160,10 @@
       <w:szCs w:val="40"/>
     </w:rPr>
   </w:style>
-  <w:style w:type="character" w:styleId="890" w:customStyle="1">
+  <w:style w:type="character" w:styleId="922" w:customStyle="1">
     <w:name w:val="Título 2 Char"/>
-    <w:basedOn w:val="886"/>
-    <w:link w:val="878"/>
+    <w:basedOn w:val="918"/>
+    <w:link w:val="910"/>
     <w:uiPriority w:val="9"/>
     <w:semiHidden/>
     <w:pPr>
@@ -36663,10 +38178,10 @@
       <w:szCs w:val="32"/>
     </w:rPr>
   </w:style>
-  <w:style w:type="character" w:styleId="891" w:customStyle="1">
+  <w:style w:type="character" w:styleId="923" w:customStyle="1">
     <w:name w:val="Título 3 Char"/>
-    <w:basedOn w:val="886"/>
-    <w:link w:val="879"/>
+    <w:basedOn w:val="918"/>
+    <w:link w:val="911"/>
     <w:uiPriority w:val="9"/>
     <w:semiHidden/>
     <w:pPr>
@@ -36681,10 +38196,10 @@
       <w:szCs w:val="28"/>
     </w:rPr>
   </w:style>
-  <w:style w:type="character" w:styleId="892" w:customStyle="1">
+  <w:style w:type="character" w:styleId="924" w:customStyle="1">
     <w:name w:val="Título 4 Char"/>
-    <w:basedOn w:val="886"/>
-    <w:link w:val="880"/>
+    <w:basedOn w:val="918"/>
+    <w:link w:val="912"/>
     <w:uiPriority w:val="9"/>
     <w:semiHidden/>
     <w:pPr>
@@ -36699,10 +38214,10 @@
       <w:color w:val="2f5496" w:themeColor="accent1" w:themeShade="BF"/>
     </w:rPr>
   </w:style>
-  <w:style w:type="character" w:styleId="893" w:customStyle="1">
+  <w:style w:type="character" w:styleId="925" w:customStyle="1">
     <w:name w:val="Título 5 Char"/>
-    <w:basedOn w:val="886"/>
-    <w:link w:val="881"/>
+    <w:basedOn w:val="918"/>
+    <w:link w:val="913"/>
     <w:uiPriority w:val="9"/>
     <w:semiHidden/>
     <w:pPr>
@@ -36715,10 +38230,10 @@
       <w:color w:val="2f5496" w:themeColor="accent1" w:themeShade="BF"/>
     </w:rPr>
   </w:style>
-  <w:style w:type="character" w:styleId="894" w:customStyle="1">
+  <w:style w:type="character" w:styleId="926" w:customStyle="1">
     <w:name w:val="Título 6 Char"/>
-    <w:basedOn w:val="886"/>
-    <w:link w:val="882"/>
+    <w:basedOn w:val="918"/>
+    <w:link w:val="914"/>
     <w:uiPriority w:val="9"/>
     <w:semiHidden/>
     <w:pPr>
@@ -36733,10 +38248,10 @@
       <w:color w:val="595959" w:themeColor="text1" w:themeTint="A6"/>
     </w:rPr>
   </w:style>
-  <w:style w:type="character" w:styleId="895" w:customStyle="1">
+  <w:style w:type="character" w:styleId="927" w:customStyle="1">
     <w:name w:val="Título 7 Char"/>
-    <w:basedOn w:val="886"/>
-    <w:link w:val="883"/>
+    <w:basedOn w:val="918"/>
+    <w:link w:val="915"/>
     <w:uiPriority w:val="9"/>
     <w:semiHidden/>
     <w:pPr>
@@ -36749,10 +38264,10 @@
       <w:color w:val="595959" w:themeColor="text1" w:themeTint="A6"/>
     </w:rPr>
   </w:style>
-  <w:style w:type="character" w:styleId="896" w:customStyle="1">
+  <w:style w:type="character" w:styleId="928" w:customStyle="1">
     <w:name w:val="Título 8 Char"/>
-    <w:basedOn w:val="886"/>
-    <w:link w:val="884"/>
+    <w:basedOn w:val="918"/>
+    <w:link w:val="916"/>
     <w:uiPriority w:val="9"/>
     <w:semiHidden/>
     <w:pPr>
@@ -36767,10 +38282,10 @@
       <w:color w:val="272727" w:themeColor="text1" w:themeTint="D8"/>
     </w:rPr>
   </w:style>
-  <w:style w:type="character" w:styleId="897" w:customStyle="1">
+  <w:style w:type="character" w:styleId="929" w:customStyle="1">
     <w:name w:val="Título 9 Char"/>
-    <w:basedOn w:val="886"/>
-    <w:link w:val="885"/>
+    <w:basedOn w:val="918"/>
+    <w:link w:val="917"/>
     <w:uiPriority w:val="9"/>
     <w:semiHidden/>
     <w:pPr>
@@ -36783,11 +38298,11 @@
       <w:color w:val="272727" w:themeColor="text1" w:themeTint="D8"/>
     </w:rPr>
   </w:style>
-  <w:style w:type="paragraph" w:styleId="898">
+  <w:style w:type="paragraph" w:styleId="930">
     <w:name w:val="Title"/>
-    <w:basedOn w:val="876"/>
-    <w:next w:val="876"/>
-    <w:link w:val="899"/>
+    <w:basedOn w:val="908"/>
+    <w:next w:val="908"/>
+    <w:link w:val="931"/>
     <w:uiPriority w:val="10"/>
     <w:qFormat/>
     <w:pPr>
@@ -36803,10 +38318,10 @@
       <w:szCs w:val="56"/>
     </w:rPr>
   </w:style>
-  <w:style w:type="character" w:styleId="899" w:customStyle="1">
+  <w:style w:type="character" w:styleId="931" w:customStyle="1">
     <w:name w:val="Título Char"/>
-    <w:basedOn w:val="886"/>
-    <w:link w:val="898"/>
+    <w:basedOn w:val="918"/>
+    <w:link w:val="930"/>
     <w:uiPriority w:val="10"/>
     <w:pPr>
       <w:pBdr/>
@@ -36820,11 +38335,11 @@
       <w:szCs w:val="56"/>
     </w:rPr>
   </w:style>
-  <w:style w:type="paragraph" w:styleId="900">
+  <w:style w:type="paragraph" w:styleId="932">
     <w:name w:val="Subtitle"/>
-    <w:basedOn w:val="876"/>
-    <w:next w:val="876"/>
-    <w:link w:val="901"/>
+    <w:basedOn w:val="908"/>
+    <w:next w:val="908"/>
+    <w:link w:val="933"/>
     <w:uiPriority w:val="11"/>
     <w:qFormat/>
     <w:pPr>
@@ -36843,10 +38358,10 @@
       <w:szCs w:val="28"/>
     </w:rPr>
   </w:style>
-  <w:style w:type="character" w:styleId="901" w:customStyle="1">
+  <w:style w:type="character" w:styleId="933" w:customStyle="1">
     <w:name w:val="Subtítulo Char"/>
-    <w:basedOn w:val="886"/>
-    <w:link w:val="900"/>
+    <w:basedOn w:val="918"/>
+    <w:link w:val="932"/>
     <w:uiPriority w:val="11"/>
     <w:pPr>
       <w:pBdr/>
@@ -36861,11 +38376,11 @@
       <w:szCs w:val="28"/>
     </w:rPr>
   </w:style>
-  <w:style w:type="paragraph" w:styleId="902">
+  <w:style w:type="paragraph" w:styleId="934">
     <w:name w:val="Quote"/>
-    <w:basedOn w:val="876"/>
-    <w:next w:val="876"/>
-    <w:link w:val="903"/>
+    <w:basedOn w:val="908"/>
+    <w:next w:val="908"/>
+    <w:link w:val="935"/>
     <w:uiPriority w:val="29"/>
     <w:qFormat/>
     <w:pPr>
@@ -36880,10 +38395,10 @@
       <w:color w:val="404040" w:themeColor="text1" w:themeTint="BF"/>
     </w:rPr>
   </w:style>
-  <w:style w:type="character" w:styleId="903" w:customStyle="1">
+  <w:style w:type="character" w:styleId="935" w:customStyle="1">
     <w:name w:val="Citação Char"/>
-    <w:basedOn w:val="886"/>
-    <w:link w:val="902"/>
+    <w:basedOn w:val="918"/>
+    <w:link w:val="934"/>
     <w:uiPriority w:val="29"/>
     <w:pPr>
       <w:pBdr/>
@@ -36896,9 +38411,9 @@
       <w:color w:val="404040" w:themeColor="text1" w:themeTint="BF"/>
     </w:rPr>
   </w:style>
-  <w:style w:type="paragraph" w:styleId="904">
+  <w:style w:type="paragraph" w:styleId="936">
     <w:name w:val="List Paragraph"/>
-    <w:basedOn w:val="876"/>
+    <w:basedOn w:val="908"/>
     <w:uiPriority w:val="34"/>
     <w:qFormat/>
     <w:pPr>
@@ -36908,9 +38423,9 @@
       <w:contextualSpacing w:val="true"/>
     </w:pPr>
   </w:style>
-  <w:style w:type="character" w:styleId="905">
+  <w:style w:type="character" w:styleId="937">
     <w:name w:val="Intense Emphasis"/>
-    <w:basedOn w:val="886"/>
+    <w:basedOn w:val="918"/>
     <w:uiPriority w:val="21"/>
     <w:qFormat/>
     <w:pPr>
@@ -36924,11 +38439,11 @@
       <w:color w:val="2f5496" w:themeColor="accent1" w:themeShade="BF"/>
     </w:rPr>
   </w:style>
-  <w:style w:type="paragraph" w:styleId="906">
+  <w:style w:type="paragraph" w:styleId="938">
     <w:name w:val="Intense Quote"/>
-    <w:basedOn w:val="876"/>
-    <w:next w:val="876"/>
-    <w:link w:val="907"/>
+    <w:basedOn w:val="908"/>
+    <w:next w:val="908"/>
+    <w:link w:val="939"/>
     <w:uiPriority w:val="30"/>
     <w:qFormat/>
     <w:pPr>
@@ -36946,10 +38461,10 @@
       <w:color w:val="2f5496" w:themeColor="accent1" w:themeShade="BF"/>
     </w:rPr>
   </w:style>
-  <w:style w:type="character" w:styleId="907" w:customStyle="1">
+  <w:style w:type="character" w:styleId="939" w:customStyle="1">
     <w:name w:val="Citação Intensa Char"/>
-    <w:basedOn w:val="886"/>
-    <w:link w:val="906"/>
+    <w:basedOn w:val="918"/>
+    <w:link w:val="938"/>
     <w:uiPriority w:val="30"/>
     <w:pPr>
       <w:pBdr/>
@@ -36962,9 +38477,9 @@
       <w:color w:val="2f5496" w:themeColor="accent1" w:themeShade="BF"/>
     </w:rPr>
   </w:style>
-  <w:style w:type="character" w:styleId="908">
+  <w:style w:type="character" w:styleId="940">
     <w:name w:val="Intense Reference"/>
-    <w:basedOn w:val="886"/>
+    <w:basedOn w:val="918"/>
     <w:uiPriority w:val="32"/>
     <w:qFormat/>
     <w:pPr>
@@ -36980,9 +38495,9 @@
       <w:spacing w:val="5"/>
     </w:rPr>
   </w:style>
-  <w:style w:type="table" w:styleId="909">
+  <w:style w:type="table" w:styleId="941">
     <w:name w:val="Table Grid"/>
-    <w:basedOn w:val="887"/>
+    <w:basedOn w:val="919"/>
     <w:uiPriority w:val="39"/>
     <w:pPr>
       <w:pBdr/>

--- a/DOCS/testes/Documentacao_Testes.docx
+++ b/DOCS/testes/Documentacao_Testes.docx
@@ -411,11 +411,9 @@
               <w:ind/>
               <w:rPr/>
             </w:pPr>
-            <w:r/>
             <w:r>
               <w:t xml:space="preserve">Apresentação da árvore conversacional guiada</w:t>
             </w:r>
-            <w:r/>
             <w:r/>
           </w:p>
         </w:tc>
@@ -432,11 +430,9 @@
               <w:ind/>
               <w:rPr/>
             </w:pPr>
-            <w:r/>
             <w:r>
               <w:t xml:space="preserve">O banco de dados de nós de navegação deve estar populado e acessível pelo sistema.</w:t>
             </w:r>
-            <w:r/>
             <w:r/>
           </w:p>
         </w:tc>
@@ -453,11 +449,9 @@
               <w:ind/>
               <w:rPr/>
             </w:pPr>
-            <w:r/>
             <w:r>
               <w:t xml:space="preserve">Acesso à aplicação de autoatendimento.</w:t>
             </w:r>
-            <w:r/>
             <w:r/>
           </w:p>
         </w:tc>
@@ -484,11 +478,7 @@
                 <w:highlight w:val="none"/>
               </w:rPr>
             </w:r>
-            <w:r>
-              <w:rPr>
-                <w:highlight w:val="none"/>
-              </w:rPr>
-            </w:r>
+            <w:r/>
           </w:p>
           <w:p>
             <w:pPr>
@@ -505,8 +495,11 @@
             <w:r>
               <w:t xml:space="preserve">Acessar a página inicial do chatbot.</w:t>
             </w:r>
-            <w:r/>
-            <w:r/>
+            <w:r>
+              <w:rPr>
+                <w:highlight w:val="none"/>
+              </w:rPr>
+            </w:r>
           </w:p>
           <w:p>
             <w:pPr>
@@ -521,7 +514,6 @@
             <w:r>
               <w:t xml:space="preserve">Verificar as opções de cursos/perfis exibidas no menu inicial.</w:t>
             </w:r>
-            <w:r/>
             <w:r/>
           </w:p>
           <w:p>
@@ -539,7 +531,11 @@
             <w:r>
               <w:t xml:space="preserve">Clicar em uma das opções de curso (ex: Desenvolvimento de Software Multiplataforma).</w:t>
             </w:r>
-            <w:r/>
+            <w:r>
+              <w:rPr>
+                <w:highlight w:val="none"/>
+              </w:rPr>
+            </w:r>
           </w:p>
           <w:p>
             <w:pPr>
@@ -558,11 +554,7 @@
                 <w:highlight w:val="none"/>
               </w:rPr>
             </w:r>
-            <w:r>
-              <w:rPr>
-                <w:highlight w:val="none"/>
-              </w:rPr>
-            </w:r>
+            <w:r/>
           </w:p>
         </w:tc>
         <w:tc>
@@ -578,11 +570,9 @@
               <w:ind/>
               <w:rPr/>
             </w:pPr>
-            <w:r/>
             <w:r>
               <w:t xml:space="preserve">O chatbot exibe o texto de boas-vindas e a árvore de menus hierárquicos interativos corretamente, mudando conforme o curso selecionado.</w:t>
             </w:r>
-            <w:r/>
             <w:r/>
           </w:p>
         </w:tc>
@@ -599,11 +589,9 @@
               <w:ind/>
               <w:rPr/>
             </w:pPr>
-            <w:r/>
             <w:r>
               <w:t xml:space="preserve">Árvore conversacional carregada perfeitamente com todas as opções de cursos e submenus funcionais.</w:t>
             </w:r>
-            <w:r/>
             <w:r/>
           </w:p>
         </w:tc>
@@ -621,11 +609,9 @@
               <w:jc w:val="center"/>
               <w:rPr/>
             </w:pPr>
-            <w:r/>
             <w:r>
               <w:t xml:space="preserve">Passou</w:t>
             </w:r>
-            <w:r/>
             <w:r/>
           </w:p>
         </w:tc>
@@ -717,11 +703,9 @@
               <w:ind/>
               <w:rPr/>
             </w:pPr>
-            <w:r/>
             <w:r>
               <w:t xml:space="preserve">O site deve estar publicado ou rodando localmente para acesso externo.</w:t>
             </w:r>
-            <w:r/>
             <w:r/>
           </w:p>
         </w:tc>
@@ -738,11 +722,9 @@
               <w:ind/>
               <w:rPr/>
             </w:pPr>
-            <w:r/>
             <w:r>
               <w:t xml:space="preserve">Acessar o site usando links via diferentes dispositivos (Desktop, Smartphone Android, Smartphone iOS e Tablet).</w:t>
             </w:r>
-            <w:r/>
             <w:r/>
           </w:p>
         </w:tc>
@@ -786,7 +768,6 @@
                 <w:highlight w:val="none"/>
               </w:rPr>
             </w:pPr>
-            <w:r/>
             <w:r>
               <w:t xml:space="preserve">1</w:t>
             </w:r>
@@ -796,8 +777,11 @@
             <w:r>
               <w:t xml:space="preserve">Abrir a aplicação em um navegador desktop.</w:t>
             </w:r>
-            <w:r/>
-            <w:r/>
+            <w:r>
+              <w:rPr>
+                <w:highlight w:val="none"/>
+              </w:rPr>
+            </w:r>
           </w:p>
           <w:p>
             <w:pPr>
@@ -822,7 +806,11 @@
                 <w:highlight w:val="none"/>
               </w:rPr>
             </w:r>
-            <w:r/>
+            <w:r>
+              <w:rPr>
+                <w:highlight w:val="none"/>
+              </w:rPr>
+            </w:r>
           </w:p>
           <w:p>
             <w:pPr>
@@ -842,7 +830,11 @@
             <w:r>
               <w:t xml:space="preserve">Acessar o sistema diretamente de um smartphone e interagir com o chat.</w:t>
             </w:r>
-            <w:r/>
+            <w:r>
+              <w:rPr>
+                <w:highlight w:val="none"/>
+              </w:rPr>
+            </w:r>
           </w:p>
           <w:p>
             <w:pPr>
@@ -861,11 +853,7 @@
                 <w:highlight w:val="none"/>
               </w:rPr>
             </w:r>
-            <w:r>
-              <w:rPr>
-                <w:highlight w:val="none"/>
-              </w:rPr>
-            </w:r>
+            <w:r/>
           </w:p>
         </w:tc>
         <w:tc>
@@ -881,11 +869,9 @@
               <w:ind/>
               <w:rPr/>
             </w:pPr>
-            <w:r/>
             <w:r>
               <w:t xml:space="preserve">A interface do chatbot deve ser fluida, clara, redimensionar perfeitamente e funcionar normalmente em todos os tamanhos de tela.</w:t>
             </w:r>
-            <w:r/>
             <w:r/>
           </w:p>
         </w:tc>
@@ -902,11 +888,9 @@
               <w:ind/>
               <w:rPr/>
             </w:pPr>
-            <w:r/>
             <w:r>
               <w:t xml:space="preserve">Interface totalmente responsiva e sem quebras de layout em múltiplos dispositivos.</w:t>
             </w:r>
-            <w:r/>
             <w:r/>
           </w:p>
         </w:tc>
@@ -947,17 +931,13 @@
             <w:r>
               <w:t xml:space="preserve">Realizado por: </w:t>
             </w:r>
-            <w:r/>
             <w:r>
               <w:t xml:space="preserve">Felipe</w:t>
             </w:r>
-            <w:r/>
-            <w:r/>
             <w:r>
               <w:br/>
               <w:t xml:space="preserve">Data: </w:t>
             </w:r>
-            <w:r/>
             <w:r>
               <w:t xml:space="preserve">0</w:t>
             </w:r>
@@ -970,9 +950,6 @@
             <w:r>
               <w:t xml:space="preserve">6</w:t>
             </w:r>
-            <w:r/>
-            <w:r/>
-            <w:r/>
             <w:r/>
           </w:p>
         </w:tc>
@@ -1014,12 +991,9 @@
               <w:ind/>
               <w:rPr/>
             </w:pPr>
-            <w:r/>
-            <w:r/>
             <w:r>
               <w:t xml:space="preserve">Consulta direta com retorno de respostas e evidências documentais (Repositório)</w:t>
             </w:r>
-            <w:r/>
             <w:r/>
           </w:p>
         </w:tc>
@@ -1036,11 +1010,9 @@
               <w:ind/>
               <w:rPr/>
             </w:pPr>
-            <w:r/>
             <w:r>
               <w:t xml:space="preserve">O sistema deve ter os documentos oficiais cadastrados com trechos (chunks) e metadados indexados.</w:t>
             </w:r>
-            <w:r/>
             <w:r/>
           </w:p>
         </w:tc>
@@ -1057,11 +1029,9 @@
               <w:ind/>
               <w:rPr/>
             </w:pPr>
-            <w:r/>
             <w:r>
               <w:t xml:space="preserve">Seleção de menu "Dispensa de disciplinas" -&gt; "Aproveitamento de estudos".</w:t>
             </w:r>
-            <w:r/>
             <w:r/>
           </w:p>
         </w:tc>
@@ -1088,11 +1058,7 @@
                 <w:highlight w:val="none"/>
               </w:rPr>
             </w:r>
-            <w:r>
-              <w:rPr>
-                <w:highlight w:val="none"/>
-              </w:rPr>
-            </w:r>
+            <w:r/>
           </w:p>
           <w:p>
             <w:pPr>
@@ -1106,12 +1072,14 @@
             <w:r>
               <w:t xml:space="preserve">1.</w:t>
             </w:r>
-            <w:r/>
             <w:r>
               <w:t xml:space="preserve">Iniciar atendimento como Aluno.</w:t>
             </w:r>
-            <w:r/>
-            <w:r/>
+            <w:r>
+              <w:rPr>
+                <w:highlight w:val="none"/>
+              </w:rPr>
+            </w:r>
           </w:p>
           <w:p>
             <w:pPr>
@@ -1126,7 +1094,6 @@
             <w:r>
               <w:t xml:space="preserve">Escolher o curso "Desenvolvimento de Software Multiplataforma".</w:t>
             </w:r>
-            <w:r/>
             <w:r/>
           </w:p>
           <w:p>
@@ -1144,7 +1111,11 @@
             <w:r>
               <w:t xml:space="preserve">Clicar no menu "Dispensa de disciplinas" e depois em "Aproveitamento de estudos".</w:t>
             </w:r>
-            <w:r/>
+            <w:r>
+              <w:rPr>
+                <w:highlight w:val="none"/>
+              </w:rPr>
+            </w:r>
           </w:p>
           <w:p>
             <w:pPr>
@@ -1163,11 +1134,7 @@
                 <w:highlight w:val="none"/>
               </w:rPr>
             </w:r>
-            <w:r>
-              <w:rPr>
-                <w:highlight w:val="none"/>
-              </w:rPr>
-            </w:r>
+            <w:r/>
           </w:p>
         </w:tc>
         <w:tc>
@@ -1183,7 +1150,6 @@
               <w:ind/>
               <w:rPr/>
             </w:pPr>
-            <w:r/>
             <w:r>
               <w:t xml:space="preserve">O sistema deve retornar a resposta padronizada e exibir o trecho original com a indicação da fonte</w:t>
             </w:r>
@@ -1206,11 +1172,9 @@
               <w:ind/>
               <w:rPr/>
             </w:pPr>
-            <w:r/>
             <w:r>
               <w:t xml:space="preserve">Resposta gerada com clareza contendo o link e o trecho de metadados correspondente à norma acadêmica.</w:t>
             </w:r>
-            <w:r/>
             <w:r/>
           </w:p>
         </w:tc>
@@ -1251,19 +1215,15 @@
             <w:r>
               <w:t xml:space="preserve">Realizado por: </w:t>
             </w:r>
-            <w:r/>
             <w:r>
               <w:t xml:space="preserve">Felipe</w:t>
             </w:r>
-            <w:r/>
-            <w:r/>
             <w:r>
               <w:br/>
             </w:r>
             <w:r>
               <w:t xml:space="preserve">Data: </w:t>
             </w:r>
-            <w:r/>
             <w:r>
               <w:t xml:space="preserve">0</w:t>
             </w:r>
@@ -1276,9 +1236,6 @@
             <w:r>
               <w:t xml:space="preserve">6</w:t>
             </w:r>
-            <w:r/>
-            <w:r/>
-            <w:r/>
             <w:r/>
           </w:p>
         </w:tc>
@@ -1308,7 +1265,6 @@
               <w:t xml:space="preserve">04</w:t>
             </w:r>
             <w:r/>
-            <w:r/>
           </w:p>
         </w:tc>
         <w:tc>
@@ -1324,11 +1280,9 @@
               <w:ind/>
               <w:rPr/>
             </w:pPr>
-            <w:r/>
             <w:r>
               <w:t xml:space="preserve">Acesso público ao autoatendimento para o perfil Aluno</w:t>
             </w:r>
-            <w:r/>
             <w:r/>
           </w:p>
         </w:tc>
@@ -1345,11 +1299,9 @@
               <w:ind/>
               <w:rPr/>
             </w:pPr>
-            <w:r/>
             <w:r>
               <w:t xml:space="preserve">O usuário não deve estar autenticado em nenhuma conta do sistema.</w:t>
             </w:r>
-            <w:r/>
             <w:r/>
           </w:p>
         </w:tc>
@@ -1366,11 +1318,9 @@
               <w:ind/>
               <w:rPr/>
             </w:pPr>
-            <w:r/>
             <w:r>
               <w:t xml:space="preserve">URL da aplicação web (área pública).</w:t>
             </w:r>
-            <w:r/>
             <w:r/>
           </w:p>
         </w:tc>
@@ -1397,6 +1347,23 @@
                 <w:highlight w:val="none"/>
               </w:rPr>
             </w:r>
+            <w:r/>
+          </w:p>
+          <w:p>
+            <w:pPr>
+              <w:pBdr/>
+              <w:spacing/>
+              <w:ind/>
+              <w:rPr>
+                <w:highlight w:val="none"/>
+              </w:rPr>
+            </w:pPr>
+            <w:r>
+              <w:t xml:space="preserve">1.</w:t>
+            </w:r>
+            <w:r>
+              <w:t xml:space="preserve">Acessar o link principal do chatbot.</w:t>
+            </w:r>
             <w:r>
               <w:rPr>
                 <w:highlight w:val="none"/>
@@ -1413,30 +1380,16 @@
               </w:rPr>
             </w:pPr>
             <w:r>
-              <w:t xml:space="preserve">1.</w:t>
-            </w:r>
-            <w:r>
-              <w:t xml:space="preserve">Acessar o link principal do chatbot.</w:t>
-            </w:r>
-            <w:r/>
-            <w:r/>
-          </w:p>
-          <w:p>
-            <w:pPr>
-              <w:pBdr/>
-              <w:spacing/>
-              <w:ind/>
-              <w:rPr>
-                <w:highlight w:val="none"/>
-              </w:rPr>
-            </w:pPr>
-            <w:r>
               <w:t xml:space="preserve">2.</w:t>
             </w:r>
             <w:r>
               <w:t xml:space="preserve">Navegar pelos menus de cursos (DSM, Geoprocessamento, MARH).</w:t>
             </w:r>
-            <w:r/>
+            <w:r>
+              <w:rPr>
+                <w:highlight w:val="none"/>
+              </w:rPr>
+            </w:r>
           </w:p>
           <w:p>
             <w:pPr>
@@ -1455,11 +1408,7 @@
                 <w:highlight w:val="none"/>
               </w:rPr>
             </w:r>
-            <w:r>
-              <w:rPr>
-                <w:highlight w:val="none"/>
-              </w:rPr>
-            </w:r>
+            <w:r/>
           </w:p>
         </w:tc>
         <w:tc>
@@ -1475,11 +1424,9 @@
               <w:ind/>
               <w:rPr/>
             </w:pPr>
-            <w:r/>
             <w:r>
               <w:t xml:space="preserve">O sistema permite a navegação e consulta de todas as dúvidas sem solicitar login ou token de autenticação.</w:t>
             </w:r>
-            <w:r/>
             <w:r/>
           </w:p>
         </w:tc>
@@ -1496,11 +1443,9 @@
               <w:ind/>
               <w:rPr/>
             </w:pPr>
-            <w:r/>
             <w:r>
               <w:t xml:space="preserve">Navegação pública liberada e estável em todos os fluxos de perguntas e respostas.</w:t>
             </w:r>
-            <w:r/>
             <w:r/>
           </w:p>
         </w:tc>
@@ -1521,10 +1466,6 @@
             <w:r>
               <w:t xml:space="preserve">Passou</w:t>
             </w:r>
-            <w:r/>
-            <w:r/>
-            <w:r/>
-            <w:r/>
             <w:r/>
           </w:p>
         </w:tc>
@@ -1548,15 +1489,10 @@
             <w:r>
               <w:t xml:space="preserve">Felipe</w:t>
             </w:r>
-            <w:r/>
-            <w:r/>
             <w:r>
               <w:br/>
               <w:t xml:space="preserve">Data: </w:t>
             </w:r>
-            <w:r/>
-            <w:r/>
-            <w:r/>
             <w:r>
               <w:t xml:space="preserve">0</w:t>
             </w:r>
@@ -1566,10 +1502,6 @@
             <w:r>
               <w:t xml:space="preserve">6</w:t>
             </w:r>
-            <w:r/>
-            <w:r/>
-            <w:r/>
-            <w:r/>
             <w:r>
               <w:t xml:space="preserve">/2026</w:t>
             </w:r>
@@ -1639,7 +1571,6 @@
               <w:t xml:space="preserve">05</w:t>
             </w:r>
             <w:r/>
-            <w:r/>
           </w:p>
           <w:p>
             <w:pPr>
@@ -1667,11 +1598,9 @@
               <w:ind/>
               <w:rPr/>
             </w:pPr>
-            <w:r/>
             <w:r>
               <w:t xml:space="preserve">Gestão de menus e respostas pelo painel do Administrador</w:t>
             </w:r>
-            <w:r/>
             <w:r/>
           </w:p>
           <w:p>
@@ -1699,11 +1628,9 @@
               <w:ind/>
               <w:rPr/>
             </w:pPr>
-            <w:r/>
             <w:r>
               <w:t xml:space="preserve">Usuário logado com credenciais de Administrador.</w:t>
             </w:r>
-            <w:r/>
             <w:r/>
           </w:p>
           <w:p>
@@ -1731,11 +1658,9 @@
               <w:ind/>
               <w:rPr/>
             </w:pPr>
-            <w:r/>
             <w:r>
               <w:t xml:space="preserve">Novo submenu: "Estágio" -&gt; Novo sub-item: "Seguro Obrigatório" com o texto da resposta correspondente.</w:t>
             </w:r>
-            <w:r/>
             <w:r/>
           </w:p>
           <w:p>
@@ -1768,7 +1693,6 @@
                 <w:highlight w:val="none"/>
               </w:rPr>
             </w:r>
-            <w:r/>
             <w:r/>
           </w:p>
           <w:p>
@@ -1810,7 +1734,6 @@
             <w:r>
               <w:t xml:space="preserve">Ir até a aba "Gestão de Conteúdo / Árvore de Menus".</w:t>
             </w:r>
-            <w:r/>
             <w:r/>
           </w:p>
           <w:p>
@@ -1881,7 +1804,6 @@
               </w:rPr>
             </w:r>
             <w:r/>
-            <w:r/>
           </w:p>
           <w:p>
             <w:pPr>
@@ -1892,6 +1814,11 @@
                 <w:highlight w:val="none"/>
               </w:rPr>
             </w:pPr>
+            <w:r>
+              <w:rPr>
+                <w:highlight w:val="none"/>
+              </w:rPr>
+            </w:r>
             <w:r>
               <w:rPr>
                 <w:highlight w:val="none"/>
@@ -1918,11 +1845,9 @@
               <w:ind/>
               <w:rPr/>
             </w:pPr>
-            <w:r/>
             <w:r>
               <w:t xml:space="preserve">O menu deve ser inserido com sucesso no banco de dados e aparecer dinamicamente na árvore de navegação do robô.</w:t>
             </w:r>
-            <w:r/>
             <w:r/>
           </w:p>
           <w:p>
@@ -1950,11 +1875,9 @@
               <w:ind/>
               <w:rPr/>
             </w:pPr>
-            <w:r/>
             <w:r>
               <w:t xml:space="preserve">Criação de nós e submenus atualizados dinamicamente na interface sem lentidão.</w:t>
             </w:r>
-            <w:r/>
             <w:r/>
           </w:p>
           <w:p>
@@ -1981,11 +1904,41 @@
               <w:spacing/>
               <w:ind/>
               <w:jc w:val="center"/>
+              <w:rPr>
+                <w:highlight w:val="none"/>
+              </w:rPr>
+            </w:pPr>
+            <w:r>
+              <w:t xml:space="preserve">Falhou</w:t>
+            </w:r>
+            <w:r>
+              <w:rPr>
+                <w:highlight w:val="none"/>
+              </w:rPr>
+            </w:r>
+            <w:r>
+              <w:rPr>
+                <w:highlight w:val="none"/>
+              </w:rPr>
+            </w:r>
+          </w:p>
+          <w:p>
+            <w:pPr>
+              <w:pBdr/>
+              <w:spacing/>
+              <w:ind/>
+              <w:jc w:val="center"/>
               <w:rPr/>
             </w:pPr>
             <w:r>
-              <w:t xml:space="preserve">Passou</w:t>
+              <w:rPr>
+                <w:highlight w:val="none"/>
+              </w:rPr>
+              <w:t xml:space="preserve">####</w:t>
             </w:r>
+            <w:r/>
+            <w:r/>
+            <w:r/>
             <w:r/>
             <w:r/>
           </w:p>
@@ -2039,7 +1992,6 @@
               <w:t xml:space="preserve">/2026</w:t>
             </w:r>
             <w:r/>
-            <w:r/>
           </w:p>
           <w:p>
             <w:pPr>
@@ -2080,7 +2032,6 @@
               <w:t xml:space="preserve">06</w:t>
             </w:r>
             <w:r/>
-            <w:r/>
           </w:p>
           <w:p>
             <w:pPr>
@@ -2108,11 +2059,9 @@
               <w:ind/>
               <w:rPr/>
             </w:pPr>
-            <w:r/>
             <w:r>
               <w:t xml:space="preserve">Formulário de encaminhamento de dúvida não resolvida pelo Bot</w:t>
             </w:r>
-            <w:r/>
             <w:r/>
           </w:p>
           <w:p>
@@ -2140,11 +2089,9 @@
               <w:ind/>
               <w:rPr/>
             </w:pPr>
-            <w:r/>
             <w:r>
               <w:t xml:space="preserve">Navegar até o final de um fluxo de atendimento que não tenha sanado a dúvida do estudante.</w:t>
             </w:r>
-            <w:r/>
             <w:r/>
           </w:p>
           <w:p>
@@ -2172,11 +2119,9 @@
               <w:ind/>
               <w:rPr/>
             </w:pPr>
-            <w:r/>
             <w:r>
               <w:t xml:space="preserve">Texto da dúvida: "Gostaria de saber se o vestibular aceita nota do ENEM de 2025." | E-mail: aluno.teste@fatec.sp.gov.br.</w:t>
             </w:r>
-            <w:r/>
             <w:r/>
           </w:p>
           <w:p>
@@ -2209,7 +2154,6 @@
                 <w:highlight w:val="none"/>
               </w:rPr>
             </w:r>
-            <w:r/>
             <w:r/>
           </w:p>
           <w:p>
@@ -2252,7 +2196,6 @@
               <w:t xml:space="preserve">Preencher o campo de texto com a dúvida e inserir o e-mail institucional.</w:t>
             </w:r>
             <w:r/>
-            <w:r/>
           </w:p>
           <w:p>
             <w:pPr>
@@ -2293,7 +2236,6 @@
               </w:rPr>
             </w:r>
             <w:r/>
-            <w:r/>
           </w:p>
           <w:p>
             <w:pPr>
@@ -2304,6 +2246,11 @@
                 <w:highlight w:val="none"/>
               </w:rPr>
             </w:pPr>
+            <w:r>
+              <w:rPr>
+                <w:highlight w:val="none"/>
+              </w:rPr>
+            </w:r>
             <w:r>
               <w:rPr>
                 <w:highlight w:val="none"/>
@@ -2330,11 +2277,9 @@
               <w:ind/>
               <w:rPr/>
             </w:pPr>
-            <w:r/>
             <w:r>
               <w:t xml:space="preserve">O sistema exibe mensagem de sucesso, encerra o atendimento e armazena a pergunta para a secretaria.</w:t>
             </w:r>
-            <w:r/>
             <w:r/>
           </w:p>
           <w:p>
@@ -2362,11 +2307,9 @@
               <w:ind/>
               <w:rPr/>
             </w:pPr>
-            <w:r/>
             <w:r>
               <w:t xml:space="preserve">Dúvida gravada perfeitamente no banco de dados e notificação de sucesso enviada na tela.</w:t>
             </w:r>
-            <w:r/>
             <w:r/>
           </w:p>
           <w:p>
@@ -2398,7 +2341,6 @@
             <w:r>
               <w:t xml:space="preserve">Passou</w:t>
             </w:r>
-            <w:r/>
             <w:r/>
           </w:p>
           <w:p>
@@ -2451,7 +2393,6 @@
               <w:t xml:space="preserve">/2026</w:t>
             </w:r>
             <w:r/>
-            <w:r/>
           </w:p>
           <w:p>
             <w:pPr>
@@ -2525,7 +2466,6 @@
               <w:t xml:space="preserve">07</w:t>
             </w:r>
             <w:r/>
-            <w:r/>
           </w:p>
           <w:p>
             <w:pPr>
@@ -2553,11 +2493,9 @@
               <w:ind/>
               <w:rPr/>
             </w:pPr>
-            <w:r/>
             <w:r>
               <w:t xml:space="preserve">Listagem e alteração de status de perguntas pela Secretária Acadêmica</w:t>
             </w:r>
-            <w:r/>
             <w:r/>
           </w:p>
           <w:p>
@@ -2585,11 +2523,9 @@
               <w:ind/>
               <w:rPr/>
             </w:pPr>
-            <w:r/>
             <w:r>
               <w:t xml:space="preserve">Usuário autenticado com o perfil de "Secretária Acadêmica".</w:t>
             </w:r>
-            <w:r/>
             <w:r/>
           </w:p>
           <w:p>
@@ -2617,11 +2553,9 @@
               <w:ind/>
               <w:rPr/>
             </w:pPr>
-            <w:r/>
             <w:r>
               <w:t xml:space="preserve">Seleção de uma pergunta com status "Em aberto" e mudança para "Respondida".</w:t>
             </w:r>
-            <w:r/>
             <w:r/>
           </w:p>
           <w:p>
@@ -2654,7 +2588,6 @@
                 <w:highlight w:val="none"/>
               </w:rPr>
             </w:r>
-            <w:r/>
             <w:r/>
           </w:p>
           <w:p>
@@ -2697,7 +2630,6 @@
               <w:t xml:space="preserve">Acessar o módulo de "Gestão de Perguntas".</w:t>
             </w:r>
             <w:r/>
-            <w:r/>
           </w:p>
           <w:p>
             <w:pPr>
@@ -2738,7 +2670,6 @@
               </w:rPr>
             </w:r>
             <w:r/>
-            <w:r/>
           </w:p>
           <w:p>
             <w:pPr>
@@ -2749,6 +2680,11 @@
                 <w:highlight w:val="none"/>
               </w:rPr>
             </w:pPr>
+            <w:r>
+              <w:rPr>
+                <w:highlight w:val="none"/>
+              </w:rPr>
+            </w:r>
             <w:r>
               <w:rPr>
                 <w:highlight w:val="none"/>
@@ -2775,11 +2711,9 @@
               <w:ind/>
               <w:rPr/>
             </w:pPr>
-            <w:r/>
             <w:r>
               <w:t xml:space="preserve">A lista deve atualizar instantaneamente e gravar a nova situação da pergunta no repositório.</w:t>
             </w:r>
-            <w:r/>
             <w:r/>
           </w:p>
           <w:p>
@@ -2807,11 +2741,9 @@
               <w:ind/>
               <w:rPr/>
             </w:pPr>
-            <w:r/>
             <w:r>
               <w:t xml:space="preserve">Filtro de listagem e alteração de estados processados de forma rápida e precisa.</w:t>
             </w:r>
-            <w:r/>
             <w:r/>
           </w:p>
           <w:p>
@@ -2843,7 +2775,6 @@
             <w:r>
               <w:t xml:space="preserve">Passou</w:t>
             </w:r>
-            <w:r/>
             <w:r/>
           </w:p>
           <w:p>
@@ -2896,7 +2827,6 @@
               <w:t xml:space="preserve">/2026</w:t>
             </w:r>
             <w:r/>
-            <w:r/>
           </w:p>
           <w:p>
             <w:pPr>
@@ -2937,7 +2867,6 @@
               <w:t xml:space="preserve">08</w:t>
             </w:r>
             <w:r/>
-            <w:r/>
           </w:p>
           <w:p>
             <w:pPr>
@@ -2965,11 +2894,9 @@
               <w:ind/>
               <w:rPr/>
             </w:pPr>
-            <w:r/>
             <w:r>
               <w:t xml:space="preserve">Registro de feedback ("Gostei" / "Não gostei") pelo usuário</w:t>
             </w:r>
-            <w:r/>
             <w:r/>
           </w:p>
           <w:p>
@@ -2997,11 +2924,9 @@
               <w:ind/>
               <w:rPr/>
             </w:pPr>
-            <w:r/>
             <w:r>
               <w:t xml:space="preserve">Conclusão de uma jornada de respostas completada pelo robô.</w:t>
             </w:r>
-            <w:r/>
             <w:r/>
           </w:p>
           <w:p>
@@ -3029,11 +2954,9 @@
               <w:ind/>
               <w:rPr/>
             </w:pPr>
-            <w:r/>
             <w:r>
               <w:t xml:space="preserve">Clique no botão de reação positiva ("Gostei" / Ícone de Joinha).</w:t>
             </w:r>
-            <w:r/>
             <w:r/>
           </w:p>
           <w:p>
@@ -3066,7 +2989,6 @@
                 <w:highlight w:val="none"/>
               </w:rPr>
             </w:r>
-            <w:r/>
             <w:r/>
           </w:p>
           <w:p>
@@ -3134,7 +3056,6 @@
               </w:rPr>
             </w:r>
             <w:r/>
-            <w:r/>
           </w:p>
           <w:p>
             <w:pPr>
@@ -3145,6 +3066,11 @@
                 <w:highlight w:val="none"/>
               </w:rPr>
             </w:pPr>
+            <w:r>
+              <w:rPr>
+                <w:highlight w:val="none"/>
+              </w:rPr>
+            </w:r>
             <w:r>
               <w:rPr>
                 <w:highlight w:val="none"/>
@@ -3171,11 +3097,9 @@
               <w:ind/>
               <w:rPr/>
             </w:pPr>
-            <w:r/>
             <w:r>
               <w:t xml:space="preserve">O sistema computa o voto, desabilita os botões para evitar duplo clique e exibe um agradecimento.</w:t>
             </w:r>
-            <w:r/>
             <w:r/>
           </w:p>
           <w:p>
@@ -3203,11 +3127,9 @@
               <w:ind/>
               <w:rPr/>
             </w:pPr>
-            <w:r/>
             <w:r>
               <w:t xml:space="preserve">Feedback registrado com sucesso atrelando o voto ao ID da interação corrente.</w:t>
             </w:r>
-            <w:r/>
             <w:r/>
           </w:p>
           <w:p>
@@ -3239,7 +3161,6 @@
             <w:r>
               <w:t xml:space="preserve">Passou</w:t>
             </w:r>
-            <w:r/>
             <w:r/>
           </w:p>
           <w:p>
@@ -3292,7 +3213,6 @@
               <w:t xml:space="preserve">/2026</w:t>
             </w:r>
             <w:r/>
-            <w:r/>
           </w:p>
           <w:p>
             <w:pPr>
@@ -3366,7 +3286,6 @@
               <w:t xml:space="preserve">09</w:t>
             </w:r>
             <w:r/>
-            <w:r/>
           </w:p>
           <w:p>
             <w:pPr>
@@ -3394,11 +3313,9 @@
               <w:ind/>
               <w:rPr/>
             </w:pPr>
-            <w:r/>
             <w:r>
               <w:t xml:space="preserve">Gravação de trilha de logs detalhada no banco de dados</w:t>
             </w:r>
-            <w:r/>
             <w:r/>
           </w:p>
           <w:p>
@@ -3426,11 +3343,9 @@
               <w:ind/>
               <w:rPr/>
             </w:pPr>
-            <w:r/>
             <w:r>
               <w:t xml:space="preserve">Realizar qualquer atendimento na interface do Aluno.</w:t>
             </w:r>
-            <w:r/>
             <w:r/>
           </w:p>
           <w:p>
@@ -3458,11 +3373,9 @@
               <w:ind/>
               <w:rPr/>
             </w:pPr>
-            <w:r/>
             <w:r>
               <w:t xml:space="preserve">Fluxo de cliques realizados durante a sessão de teste.</w:t>
             </w:r>
-            <w:r/>
             <w:r/>
           </w:p>
           <w:p>
@@ -3495,7 +3408,6 @@
                 <w:highlight w:val="none"/>
               </w:rPr>
             </w:r>
-            <w:r/>
             <w:r/>
           </w:p>
           <w:p>
@@ -3538,7 +3450,6 @@
               <w:t xml:space="preserve">Avaliar o atendimento.</w:t>
             </w:r>
             <w:r/>
-            <w:r/>
           </w:p>
           <w:p>
             <w:pPr>
@@ -3579,7 +3490,6 @@
               </w:rPr>
             </w:r>
             <w:r/>
-            <w:r/>
           </w:p>
           <w:p>
             <w:pPr>
@@ -3590,6 +3500,11 @@
                 <w:highlight w:val="none"/>
               </w:rPr>
             </w:pPr>
+            <w:r>
+              <w:rPr>
+                <w:highlight w:val="none"/>
+              </w:rPr>
+            </w:r>
             <w:r>
               <w:rPr>
                 <w:highlight w:val="none"/>
@@ -3616,11 +3531,9 @@
               <w:ind/>
               <w:rPr/>
             </w:pPr>
-            <w:r/>
             <w:r>
               <w:t xml:space="preserve">O registro de logs deve conter o carimbo de data/hora, caminho dos nós clicados, pergunta enviada (se houver) e a nota de satisfação.</w:t>
             </w:r>
-            <w:r/>
             <w:r/>
           </w:p>
           <w:p>
@@ -3648,11 +3561,9 @@
               <w:ind/>
               <w:rPr/>
             </w:pPr>
-            <w:r/>
             <w:r>
               <w:t xml:space="preserve">Logs estruturados perfeitamente gravados com timestamp e o payload exato da árvore de decisão.</w:t>
             </w:r>
-            <w:r/>
             <w:r/>
           </w:p>
           <w:p>
@@ -3684,7 +3595,6 @@
             <w:r>
               <w:t xml:space="preserve">Passou</w:t>
             </w:r>
-            <w:r/>
             <w:r/>
           </w:p>
           <w:p>
@@ -3737,7 +3647,6 @@
               <w:t xml:space="preserve">/2026</w:t>
             </w:r>
             <w:r/>
-            <w:r/>
           </w:p>
           <w:p>
             <w:pPr>
@@ -3778,7 +3687,6 @@
               <w:t xml:space="preserve">10</w:t>
             </w:r>
             <w:r/>
-            <w:r/>
           </w:p>
           <w:p>
             <w:pPr>
@@ -3806,11 +3714,9 @@
               <w:ind/>
               <w:rPr/>
             </w:pPr>
-            <w:r/>
             <w:r>
               <w:t xml:space="preserve">Impedir secretária de acessar funções restritas ao administrador</w:t>
             </w:r>
-            <w:r/>
             <w:r/>
           </w:p>
           <w:p>
@@ -3838,11 +3744,9 @@
               <w:ind/>
               <w:rPr/>
             </w:pPr>
-            <w:r/>
             <w:r>
               <w:t xml:space="preserve">Usuário logado com o papel "Secretária Acadêmica".</w:t>
             </w:r>
-            <w:r/>
             <w:r/>
           </w:p>
           <w:p>
@@ -3870,11 +3774,9 @@
               <w:ind/>
               <w:rPr/>
             </w:pPr>
-            <w:r/>
             <w:r>
               <w:t xml:space="preserve">Tentativa de acesso direto via menu ou URL à área de "Gestão de Usuários da Secretaria" ou "Edição de Menus".</w:t>
             </w:r>
-            <w:r/>
             <w:r/>
           </w:p>
           <w:p>
@@ -3909,7 +3811,6 @@
               <w:t xml:space="preserve">Fazer o login como Secretaria.</w:t>
             </w:r>
             <w:r/>
-            <w:r/>
           </w:p>
           <w:p>
             <w:pPr>
@@ -3925,7 +3826,6 @@
               <w:t xml:space="preserve">Tentar forçar a navegação para a rota /admin/usuarios ou clicar em opções exclusivas do Admin.</w:t>
             </w:r>
             <w:r/>
-            <w:r/>
           </w:p>
           <w:p>
             <w:pPr>
@@ -3936,6 +3836,11 @@
                 <w:highlight w:val="none"/>
               </w:rPr>
             </w:pPr>
+            <w:r>
+              <w:rPr>
+                <w:highlight w:val="none"/>
+              </w:rPr>
+            </w:r>
             <w:r>
               <w:rPr>
                 <w:highlight w:val="none"/>
@@ -3964,7 +3869,6 @@
                 <w:highlight w:val="none"/>
               </w:rPr>
             </w:pPr>
-            <w:r/>
             <w:r>
               <w:t xml:space="preserve">O sistema bloqueia a ação, impede a renderização dos componentes administrativos e exibe uma mensagem de "Acesso Negado".</w:t>
             </w:r>
@@ -4004,11 +3908,9 @@
               <w:ind/>
               <w:rPr/>
             </w:pPr>
-            <w:r/>
             <w:r>
               <w:t xml:space="preserve">O controle RBAC barrou o acesso não autorizado de forma imediata mantendo a integridade do sistema.</w:t>
             </w:r>
-            <w:r/>
             <w:r/>
           </w:p>
           <w:p>
@@ -4035,13 +3937,39 @@
               <w:spacing/>
               <w:ind/>
               <w:jc w:val="center"/>
+              <w:rPr>
+                <w:highlight w:val="none"/>
+              </w:rPr>
+            </w:pPr>
+            <w:r>
+              <w:t xml:space="preserve">Falhou</w:t>
+            </w:r>
+            <w:r/>
+          </w:p>
+          <w:p>
+            <w:pPr>
+              <w:pBdr/>
+              <w:spacing/>
+              <w:ind/>
+              <w:jc w:val="center"/>
               <w:rPr/>
             </w:pPr>
             <w:r>
-              <w:t xml:space="preserve">Passou</w:t>
+              <w:rPr>
+                <w:highlight w:val="none"/>
+              </w:rPr>
+              <w:t xml:space="preserve">####</w:t>
             </w:r>
-            <w:r/>
-            <w:r/>
+            <w:r>
+              <w:rPr>
+                <w:highlight w:val="none"/>
+              </w:rPr>
+            </w:r>
+            <w:r>
+              <w:rPr>
+                <w:highlight w:val="none"/>
+              </w:rPr>
+            </w:r>
           </w:p>
           <w:p>
             <w:pPr>
@@ -4093,7 +4021,6 @@
               <w:t xml:space="preserve">/2026</w:t>
             </w:r>
             <w:r/>
-            <w:r/>
           </w:p>
           <w:p>
             <w:pPr>
@@ -4117,9 +4044,6 @@
         <w:rPr/>
       </w:pPr>
       <w:r/>
-      <w:r>
-        <w:t xml:space="preserve">Realizado por: FelipeData: 08/06/2026</w:t>
-      </w:r>
       <w:r>
         <w:br w:type="page" w:clear="all"/>
       </w:r>
@@ -4171,7 +4095,6 @@
               <w:t xml:space="preserve">11</w:t>
             </w:r>
             <w:r/>
-            <w:r/>
           </w:p>
           <w:p>
             <w:pPr>
@@ -4199,11 +4122,9 @@
               <w:ind/>
               <w:rPr/>
             </w:pPr>
-            <w:r/>
             <w:r>
               <w:t xml:space="preserve">Proteção de endpoints do Backend por middleware de validação JWT</w:t>
             </w:r>
-            <w:r/>
             <w:r/>
           </w:p>
           <w:p>
@@ -4231,11 +4152,9 @@
               <w:ind/>
               <w:rPr/>
             </w:pPr>
-            <w:r/>
             <w:r>
               <w:t xml:space="preserve">Servidor Backend ativo. Nenhuma autenticação enviada na requisição HTTP.</w:t>
             </w:r>
-            <w:r/>
             <w:r/>
           </w:p>
           <w:p>
@@ -4263,11 +4182,9 @@
               <w:ind/>
               <w:rPr/>
             </w:pPr>
-            <w:r/>
             <w:r>
               <w:t xml:space="preserve">Requisição direta via software de testes (ex: Postman/Insomnia) para a rota GET /api/v1/admin/logs.</w:t>
             </w:r>
-            <w:r/>
             <w:r/>
           </w:p>
           <w:p>
@@ -4383,6 +4300,11 @@
                 <w:highlight w:val="none"/>
               </w:rPr>
             </w:r>
+            <w:r>
+              <w:rPr>
+                <w:highlight w:val="none"/>
+              </w:rPr>
+            </w:r>
           </w:p>
         </w:tc>
         <w:tc>
@@ -4399,11 +4321,9 @@
               <w:ind/>
               <w:rPr/>
             </w:pPr>
-            <w:r/>
             <w:r>
               <w:t xml:space="preserve">O middleware intercepta a requisição, nega o processamento e retorna o código de status HTTP 401 Unauthorized.</w:t>
             </w:r>
-            <w:r/>
             <w:r/>
           </w:p>
           <w:p>
@@ -4431,11 +4351,9 @@
               <w:ind/>
               <w:rPr/>
             </w:pPr>
-            <w:r/>
             <w:r>
               <w:t xml:space="preserve">Rota bloqueada com sucesso pelo middleware de segurança do backend quando sem token válido.</w:t>
             </w:r>
-            <w:r/>
             <w:r/>
           </w:p>
           <w:p>
@@ -4467,7 +4385,6 @@
             <w:r>
               <w:t xml:space="preserve">Passou</w:t>
             </w:r>
-            <w:r/>
             <w:r/>
           </w:p>
           <w:p>
@@ -4520,7 +4437,6 @@
               <w:t xml:space="preserve">/2026</w:t>
             </w:r>
             <w:r/>
-            <w:r/>
           </w:p>
           <w:p>
             <w:pPr>
@@ -4564,7 +4480,6 @@
         <w:rPr>
           <w:b/>
           <w:bCs/>
-          <w:highlight w:val="none"/>
         </w:rPr>
       </w:r>
     </w:p>
@@ -4596,6 +4511,7 @@
         <w:rPr>
           <w:b/>
           <w:bCs/>
+          <w:highlight w:val="none"/>
         </w:rPr>
       </w:r>
     </w:p>
